--- a/docs/DATABASE_SCHEMA.docx
+++ b/docs/DATABASE_SCHEMA.docx
@@ -10,7 +10,7 @@
         <w:t xml:space="preserve">DATABASE_SCHEMA</w:t>
       </w:r>
     </w:p>
-    <w:bookmarkStart w:id="19" w:name="database-schema"/>
+    <w:bookmarkStart w:id="20" w:name="database-schema"/>
     <w:p>
       <w:pPr>
         <w:pStyle w:val="Heading1"/>
@@ -871,9 +871,117 @@
         </w:rPr>
         <w:t xml:space="preserve">  }</w:t>
       </w:r>
+      <w:r>
+        <w:br/>
+      </w:r>
+      <w:r>
+        <w:rPr>
+          <w:rStyle w:val="VerbatimChar"/>
+        </w:rPr>
+        <w:t xml:space="preserve">  account ||--o{ bank_transaction : posts</w:t>
+      </w:r>
+      <w:r>
+        <w:br/>
+      </w:r>
+      <w:r>
+        <w:rPr>
+          <w:rStyle w:val="VerbatimChar"/>
+        </w:rPr>
+        <w:t xml:space="preserve">  bank_transaction {</w:t>
+      </w:r>
+      <w:r>
+        <w:br/>
+      </w:r>
+      <w:r>
+        <w:rPr>
+          <w:rStyle w:val="VerbatimChar"/>
+        </w:rPr>
+        <w:t xml:space="preserve">    bigint transaction_id PK</w:t>
+      </w:r>
+      <w:r>
+        <w:br/>
+      </w:r>
+      <w:r>
+        <w:rPr>
+          <w:rStyle w:val="VerbatimChar"/>
+        </w:rPr>
+        <w:t xml:space="preserve">    bigint account_id FK</w:t>
+      </w:r>
+      <w:r>
+        <w:br/>
+      </w:r>
+      <w:r>
+        <w:rPr>
+          <w:rStyle w:val="VerbatimChar"/>
+        </w:rPr>
+        <w:t xml:space="preserve">    string transaction_type</w:t>
+      </w:r>
+      <w:r>
+        <w:br/>
+      </w:r>
+      <w:r>
+        <w:rPr>
+          <w:rStyle w:val="VerbatimChar"/>
+        </w:rPr>
+        <w:t xml:space="preserve">    decimal amount</w:t>
+      </w:r>
+      <w:r>
+        <w:br/>
+      </w:r>
+      <w:r>
+        <w:rPr>
+          <w:rStyle w:val="VerbatimChar"/>
+        </w:rPr>
+        <w:t xml:space="preserve">    decimal balance_after</w:t>
+      </w:r>
+      <w:r>
+        <w:br/>
+      </w:r>
+      <w:r>
+        <w:rPr>
+          <w:rStyle w:val="VerbatimChar"/>
+        </w:rPr>
+        <w:t xml:space="preserve">    string currency_code</w:t>
+      </w:r>
+      <w:r>
+        <w:br/>
+      </w:r>
+      <w:r>
+        <w:rPr>
+          <w:rStyle w:val="VerbatimChar"/>
+        </w:rPr>
+        <w:t xml:space="preserve">    string narration</w:t>
+      </w:r>
+      <w:r>
+        <w:br/>
+      </w:r>
+      <w:r>
+        <w:rPr>
+          <w:rStyle w:val="VerbatimChar"/>
+        </w:rPr>
+        <w:t xml:space="preserve">    timestamp created_at</w:t>
+      </w:r>
+      <w:r>
+        <w:br/>
+      </w:r>
+      <w:r>
+        <w:rPr>
+          <w:rStyle w:val="VerbatimChar"/>
+        </w:rPr>
+        <w:t xml:space="preserve">    string created_by</w:t>
+      </w:r>
+      <w:r>
+        <w:br/>
+      </w:r>
+      <w:r>
+        <w:rPr>
+          <w:rStyle w:val="VerbatimChar"/>
+        </w:rPr>
+        <w:t xml:space="preserve">  }</w:t>
+      </w:r>
     </w:p>
     <w:bookmarkEnd w:id="10"/>
-    <w:bookmarkStart w:id="15" w:name="tables"/>
+    <w:bookmarkStart w:id="16" w:name="tables"/>
     <w:p>
       <w:pPr>
         <w:pStyle w:val="Heading2"/>
@@ -2568,43 +2676,16 @@
       </w:r>
     </w:p>
     <w:bookmarkEnd w:id="14"/>
-    <w:bookmarkEnd w:id="15"/>
-    <w:bookmarkStart w:id="16" w:name="sequences"/>
+    <w:bookmarkStart w:id="15" w:name="bank_transaction"/>
     <w:p>
       <w:pPr>
-        <w:pStyle w:val="Heading2"/>
-      </w:pPr>
-      <w:r>
-        <w:t xml:space="preserve">Sequences</w:t>
-      </w:r>
-    </w:p>
-    <w:p>
-      <w:pPr>
-        <w:pStyle w:val="SourceCode"/>
+        <w:pStyle w:val="Heading3"/>
       </w:pPr>
       <w:r>
         <w:rPr>
           <w:rStyle w:val="VerbatimChar"/>
         </w:rPr>
-        <w:t xml:space="preserve">-- schema.sql</w:t>
-      </w:r>
-      <w:r>
-        <w:br/>
-      </w:r>
-      <w:r>
-        <w:rPr>
-          <w:rStyle w:val="VerbatimChar"/>
-        </w:rPr>
-        <w:t xml:space="preserve">CREATE SEQUENCE IF NOT EXISTS account_ordinal_seq</w:t>
-      </w:r>
-      <w:r>
-        <w:br/>
-      </w:r>
-      <w:r>
-        <w:rPr>
-          <w:rStyle w:val="VerbatimChar"/>
-        </w:rPr>
-        <w:t xml:space="preserve">START WITH 1 INCREMENT BY 1;</w:t>
+        <w:t xml:space="preserve">bank_transaction</w:t>
       </w:r>
     </w:p>
     <w:p>
@@ -2614,7 +2695,7 @@
         <w:jc w:val="left"/>
       </w:pPr>
       <w:r>
-        <w:t xml:space="preserve">Used by</w:t>
+        <w:t xml:space="preserve">Entity:</w:t>
       </w:r>
       <w:r>
         <w:t xml:space="preserve"> </w:t>
@@ -2623,20 +2704,716 @@
         <w:rPr>
           <w:rStyle w:val="VerbatimChar"/>
         </w:rPr>
-        <w:t xml:space="preserve">AccountRepository.getNextOrdinal()</w:t>
-      </w:r>
-      <w:r>
-        <w:t xml:space="preserve">.</w:t>
+        <w:t xml:space="preserve">com.bankone.transaction.entity.Transaction</w:t>
       </w:r>
     </w:p>
+    <w:p>
+      <w:pPr>
+        <w:pStyle w:val="BodyText"/>
+      </w:pPr>
+      <w:r>
+        <w:t xml:space="preserve">Table name is</w:t>
+      </w:r>
+      <w:r>
+        <w:t xml:space="preserve"> </w:t>
+      </w:r>
+      <w:r>
+        <w:rPr>
+          <w:rStyle w:val="VerbatimChar"/>
+        </w:rPr>
+        <w:t xml:space="preserve">bank_transaction</w:t>
+      </w:r>
+      <w:r>
+        <w:t xml:space="preserve"> </w:t>
+      </w:r>
+      <w:r>
+        <w:t xml:space="preserve">(avoids SQL keyword</w:t>
+      </w:r>
+      <w:r>
+        <w:t xml:space="preserve"> </w:t>
+      </w:r>
+      <w:r>
+        <w:rPr>
+          <w:rStyle w:val="VerbatimChar"/>
+        </w:rPr>
+        <w:t xml:space="preserve">transaction</w:t>
+      </w:r>
+      <w:r>
+        <w:t xml:space="preserve">).</w:t>
+      </w:r>
+    </w:p>
+    <w:tbl>
+      <w:tblPr>
+        <w:tblStyle w:val="Table"/>
+        <w:tblW w:type="pct" w:w="5000"/>
+        <w:tblLayout w:type="autofit"/>
+        <w:tblLook w:firstRow="1" w:lastRow="0" w:firstColumn="0" w:lastColumn="0" w:noHBand="0" w:noVBand="0" w:val="0020"/>
+        <w:tblBorders>
+          <w:top w:val="single" w:sz="4" w:space="0" w:color="CBD5E0"/>
+          <w:left w:val="single" w:sz="4" w:space="0" w:color="CBD5E0"/>
+          <w:bottom w:val="single" w:sz="4" w:space="0" w:color="CBD5E0"/>
+          <w:right w:val="single" w:sz="4" w:space="0" w:color="CBD5E0"/>
+          <w:insideH w:val="single" w:sz="4" w:space="0" w:color="CBD5E0"/>
+          <w:insideV w:val="single" w:sz="4" w:space="0" w:color="CBD5E0"/>
+        </w:tblBorders>
+      </w:tblPr>
+      <w:tblGrid>
+        <w:gridCol w:w="3630"/>
+        <w:gridCol w:w="3190"/>
+      </w:tblGrid>
+      <w:tr>
+        <w:trPr>
+          <w:tblHeader w:val="on"/>
+        </w:trPr>
+        <w:tc>
+          <w:tcPr>
+            <w:tcMar>
+              <w:top w:w="40" w:type="dxa"/>
+              <w:bottom w:w="40" w:type="dxa"/>
+              <w:left w:w="60" w:type="dxa"/>
+              <w:right w:w="60" w:type="dxa"/>
+            </w:tcMar>
+            <w:shd w:fill="1A365D" w:val="clear"/>
+          </w:tcPr>
+          <w:p>
+            <w:pPr>
+              <w:pStyle w:val="Compact"/>
+              <w:spacing w:before="0" w:after="40" w:line="264" w:lineRule="auto"/>
+              <w:jc w:val="left"/>
+            </w:pPr>
+            <w:r>
+              <w:rPr>
+                <w:rFonts w:ascii="Calibri" w:hAnsi="Calibri"/>
+                <w:b/>
+                <w:color w:val="FFFFFF"/>
+                <w:sz w:val="18"/>
+              </w:rPr>
+              <w:t xml:space="preserve">Column</w:t>
+            </w:r>
+          </w:p>
+        </w:tc>
+        <w:tc>
+          <w:tcPr>
+            <w:tcMar>
+              <w:top w:w="40" w:type="dxa"/>
+              <w:bottom w:w="40" w:type="dxa"/>
+              <w:left w:w="60" w:type="dxa"/>
+              <w:right w:w="60" w:type="dxa"/>
+            </w:tcMar>
+            <w:shd w:fill="1A365D" w:val="clear"/>
+          </w:tcPr>
+          <w:p>
+            <w:pPr>
+              <w:pStyle w:val="Compact"/>
+              <w:spacing w:before="0" w:after="40" w:line="264" w:lineRule="auto"/>
+              <w:jc w:val="left"/>
+            </w:pPr>
+            <w:r>
+              <w:rPr>
+                <w:rFonts w:ascii="Calibri" w:hAnsi="Calibri"/>
+                <w:b/>
+                <w:color w:val="FFFFFF"/>
+                <w:sz w:val="18"/>
+              </w:rPr>
+              <w:t xml:space="preserve">Notes</w:t>
+            </w:r>
+          </w:p>
+        </w:tc>
+      </w:tr>
+      <w:tr>
+        <w:tc>
+          <w:tcPr>
+            <w:tcMar>
+              <w:top w:w="40" w:type="dxa"/>
+              <w:bottom w:w="40" w:type="dxa"/>
+              <w:left w:w="60" w:type="dxa"/>
+              <w:right w:w="60" w:type="dxa"/>
+            </w:tcMar>
+          </w:tcPr>
+          <w:p>
+            <w:pPr>
+              <w:pStyle w:val="Compact"/>
+              <w:spacing w:before="0" w:after="40" w:line="264" w:lineRule="auto"/>
+              <w:jc w:val="left"/>
+            </w:pPr>
+            <w:r>
+              <w:rPr>
+                <w:rStyle w:val="VerbatimChar"/>
+                <w:rFonts w:ascii="Calibri" w:hAnsi="Calibri"/>
+                <w:sz w:val="18"/>
+              </w:rPr>
+              <w:t xml:space="preserve">transaction_id</w:t>
+            </w:r>
+          </w:p>
+        </w:tc>
+        <w:tc>
+          <w:tcPr>
+            <w:tcMar>
+              <w:top w:w="40" w:type="dxa"/>
+              <w:bottom w:w="40" w:type="dxa"/>
+              <w:left w:w="60" w:type="dxa"/>
+              <w:right w:w="60" w:type="dxa"/>
+            </w:tcMar>
+          </w:tcPr>
+          <w:p>
+            <w:pPr>
+              <w:pStyle w:val="Compact"/>
+              <w:spacing w:before="0" w:after="40" w:line="264" w:lineRule="auto"/>
+              <w:jc w:val="left"/>
+            </w:pPr>
+            <w:r>
+              <w:rPr>
+                <w:rFonts w:ascii="Calibri" w:hAnsi="Calibri"/>
+                <w:sz w:val="18"/>
+              </w:rPr>
+              <w:t xml:space="preserve">PK (identity)</w:t>
+            </w:r>
+          </w:p>
+        </w:tc>
+      </w:tr>
+      <w:tr>
+        <w:tc>
+          <w:tcPr>
+            <w:tcMar>
+              <w:top w:w="40" w:type="dxa"/>
+              <w:bottom w:w="40" w:type="dxa"/>
+              <w:left w:w="60" w:type="dxa"/>
+              <w:right w:w="60" w:type="dxa"/>
+            </w:tcMar>
+          </w:tcPr>
+          <w:p>
+            <w:pPr>
+              <w:pStyle w:val="Compact"/>
+              <w:spacing w:before="0" w:after="40" w:line="264" w:lineRule="auto"/>
+              <w:jc w:val="left"/>
+            </w:pPr>
+            <w:r>
+              <w:rPr>
+                <w:rStyle w:val="VerbatimChar"/>
+                <w:rFonts w:ascii="Calibri" w:hAnsi="Calibri"/>
+                <w:sz w:val="18"/>
+              </w:rPr>
+              <w:t xml:space="preserve">account_id</w:t>
+            </w:r>
+          </w:p>
+        </w:tc>
+        <w:tc>
+          <w:tcPr>
+            <w:tcMar>
+              <w:top w:w="40" w:type="dxa"/>
+              <w:bottom w:w="40" w:type="dxa"/>
+              <w:left w:w="60" w:type="dxa"/>
+              <w:right w:w="60" w:type="dxa"/>
+            </w:tcMar>
+          </w:tcPr>
+          <w:p>
+            <w:pPr>
+              <w:pStyle w:val="Compact"/>
+              <w:spacing w:before="0" w:after="40" w:line="264" w:lineRule="auto"/>
+              <w:jc w:val="left"/>
+            </w:pPr>
+            <w:r>
+              <w:rPr>
+                <w:rFonts w:ascii="Calibri" w:hAnsi="Calibri"/>
+                <w:sz w:val="18"/>
+              </w:rPr>
+              <w:t xml:space="preserve">FK →</w:t>
+            </w:r>
+            <w:r>
+              <w:rPr>
+                <w:rFonts w:ascii="Calibri" w:hAnsi="Calibri"/>
+                <w:sz w:val="18"/>
+              </w:rPr>
+              <w:t xml:space="preserve"> </w:t>
+            </w:r>
+            <w:r>
+              <w:rPr>
+                <w:rStyle w:val="VerbatimChar"/>
+                <w:rFonts w:ascii="Calibri" w:hAnsi="Calibri"/>
+                <w:sz w:val="18"/>
+              </w:rPr>
+              <w:t xml:space="preserve">account</w:t>
+            </w:r>
+            <w:r>
+              <w:rPr>
+                <w:rFonts w:ascii="Calibri" w:hAnsi="Calibri"/>
+                <w:sz w:val="18"/>
+              </w:rPr>
+              <w:t xml:space="preserve"> </w:t>
+            </w:r>
+            <w:r>
+              <w:rPr>
+                <w:rFonts w:ascii="Calibri" w:hAnsi="Calibri"/>
+                <w:sz w:val="18"/>
+              </w:rPr>
+              <w:t xml:space="preserve">(required)</w:t>
+            </w:r>
+          </w:p>
+        </w:tc>
+      </w:tr>
+      <w:tr>
+        <w:tc>
+          <w:tcPr>
+            <w:tcMar>
+              <w:top w:w="40" w:type="dxa"/>
+              <w:bottom w:w="40" w:type="dxa"/>
+              <w:left w:w="60" w:type="dxa"/>
+              <w:right w:w="60" w:type="dxa"/>
+            </w:tcMar>
+          </w:tcPr>
+          <w:p>
+            <w:pPr>
+              <w:pStyle w:val="Compact"/>
+              <w:spacing w:before="0" w:after="40" w:line="264" w:lineRule="auto"/>
+              <w:jc w:val="left"/>
+            </w:pPr>
+            <w:r>
+              <w:rPr>
+                <w:rStyle w:val="VerbatimChar"/>
+                <w:rFonts w:ascii="Calibri" w:hAnsi="Calibri"/>
+                <w:sz w:val="18"/>
+              </w:rPr>
+              <w:t xml:space="preserve">transaction_type</w:t>
+            </w:r>
+          </w:p>
+        </w:tc>
+        <w:tc>
+          <w:tcPr>
+            <w:tcMar>
+              <w:top w:w="40" w:type="dxa"/>
+              <w:bottom w:w="40" w:type="dxa"/>
+              <w:left w:w="60" w:type="dxa"/>
+              <w:right w:w="60" w:type="dxa"/>
+            </w:tcMar>
+          </w:tcPr>
+          <w:p>
+            <w:pPr>
+              <w:pStyle w:val="Compact"/>
+              <w:spacing w:before="0" w:after="40" w:line="264" w:lineRule="auto"/>
+              <w:jc w:val="left"/>
+            </w:pPr>
+            <w:r>
+              <w:rPr>
+                <w:rFonts w:ascii="Calibri" w:hAnsi="Calibri"/>
+                <w:sz w:val="18"/>
+              </w:rPr>
+              <w:t xml:space="preserve">Enum string: CREDIT, DEBIT</w:t>
+            </w:r>
+          </w:p>
+        </w:tc>
+      </w:tr>
+      <w:tr>
+        <w:tc>
+          <w:tcPr>
+            <w:tcMar>
+              <w:top w:w="40" w:type="dxa"/>
+              <w:bottom w:w="40" w:type="dxa"/>
+              <w:left w:w="60" w:type="dxa"/>
+              <w:right w:w="60" w:type="dxa"/>
+            </w:tcMar>
+          </w:tcPr>
+          <w:p>
+            <w:pPr>
+              <w:pStyle w:val="Compact"/>
+              <w:spacing w:before="0" w:after="40" w:line="264" w:lineRule="auto"/>
+              <w:jc w:val="left"/>
+            </w:pPr>
+            <w:r>
+              <w:rPr>
+                <w:rStyle w:val="VerbatimChar"/>
+                <w:rFonts w:ascii="Calibri" w:hAnsi="Calibri"/>
+                <w:sz w:val="18"/>
+              </w:rPr>
+              <w:t xml:space="preserve">amount</w:t>
+            </w:r>
+          </w:p>
+        </w:tc>
+        <w:tc>
+          <w:tcPr>
+            <w:tcMar>
+              <w:top w:w="40" w:type="dxa"/>
+              <w:bottom w:w="40" w:type="dxa"/>
+              <w:left w:w="60" w:type="dxa"/>
+              <w:right w:w="60" w:type="dxa"/>
+            </w:tcMar>
+          </w:tcPr>
+          <w:p>
+            <w:pPr>
+              <w:pStyle w:val="Compact"/>
+              <w:spacing w:before="0" w:after="40" w:line="264" w:lineRule="auto"/>
+              <w:jc w:val="left"/>
+            </w:pPr>
+            <w:r>
+              <w:rPr>
+                <w:rFonts w:ascii="Calibri" w:hAnsi="Calibri"/>
+                <w:sz w:val="18"/>
+              </w:rPr>
+              <w:t xml:space="preserve">&gt; 0; precision 19,2</w:t>
+            </w:r>
+          </w:p>
+        </w:tc>
+      </w:tr>
+      <w:tr>
+        <w:tc>
+          <w:tcPr>
+            <w:tcMar>
+              <w:top w:w="40" w:type="dxa"/>
+              <w:bottom w:w="40" w:type="dxa"/>
+              <w:left w:w="60" w:type="dxa"/>
+              <w:right w:w="60" w:type="dxa"/>
+            </w:tcMar>
+          </w:tcPr>
+          <w:p>
+            <w:pPr>
+              <w:pStyle w:val="Compact"/>
+              <w:spacing w:before="0" w:after="40" w:line="264" w:lineRule="auto"/>
+              <w:jc w:val="left"/>
+            </w:pPr>
+            <w:r>
+              <w:rPr>
+                <w:rStyle w:val="VerbatimChar"/>
+                <w:rFonts w:ascii="Calibri" w:hAnsi="Calibri"/>
+                <w:sz w:val="18"/>
+              </w:rPr>
+              <w:t xml:space="preserve">balance_after</w:t>
+            </w:r>
+          </w:p>
+        </w:tc>
+        <w:tc>
+          <w:tcPr>
+            <w:tcMar>
+              <w:top w:w="40" w:type="dxa"/>
+              <w:bottom w:w="40" w:type="dxa"/>
+              <w:left w:w="60" w:type="dxa"/>
+              <w:right w:w="60" w:type="dxa"/>
+            </w:tcMar>
+          </w:tcPr>
+          <w:p>
+            <w:pPr>
+              <w:pStyle w:val="Compact"/>
+              <w:spacing w:before="0" w:after="40" w:line="264" w:lineRule="auto"/>
+              <w:jc w:val="left"/>
+            </w:pPr>
+            <w:r>
+              <w:rPr>
+                <w:rFonts w:ascii="Calibri" w:hAnsi="Calibri"/>
+                <w:sz w:val="18"/>
+              </w:rPr>
+              <w:t xml:space="preserve">Account ledger balance after</w:t>
+            </w:r>
+            <w:r>
+              <w:rPr>
+                <w:rFonts w:ascii="Calibri" w:hAnsi="Calibri"/>
+                <w:sz w:val="18"/>
+              </w:rPr>
+              <w:t xml:space="preserve"> </w:t>
+            </w:r>
+            <w:r>
+              <w:rPr>
+                <w:rFonts w:ascii="Calibri" w:hAnsi="Calibri"/>
+                <w:sz w:val="18"/>
+              </w:rPr>
+              <w:t xml:space="preserve">posting</w:t>
+            </w:r>
+          </w:p>
+        </w:tc>
+      </w:tr>
+      <w:tr>
+        <w:tc>
+          <w:tcPr>
+            <w:tcMar>
+              <w:top w:w="40" w:type="dxa"/>
+              <w:bottom w:w="40" w:type="dxa"/>
+              <w:left w:w="60" w:type="dxa"/>
+              <w:right w:w="60" w:type="dxa"/>
+            </w:tcMar>
+          </w:tcPr>
+          <w:p>
+            <w:pPr>
+              <w:pStyle w:val="Compact"/>
+              <w:spacing w:before="0" w:after="40" w:line="264" w:lineRule="auto"/>
+              <w:jc w:val="left"/>
+            </w:pPr>
+            <w:r>
+              <w:rPr>
+                <w:rStyle w:val="VerbatimChar"/>
+                <w:rFonts w:ascii="Calibri" w:hAnsi="Calibri"/>
+                <w:sz w:val="18"/>
+              </w:rPr>
+              <w:t xml:space="preserve">currency_code</w:t>
+            </w:r>
+          </w:p>
+        </w:tc>
+        <w:tc>
+          <w:tcPr>
+            <w:tcMar>
+              <w:top w:w="40" w:type="dxa"/>
+              <w:bottom w:w="40" w:type="dxa"/>
+              <w:left w:w="60" w:type="dxa"/>
+              <w:right w:w="60" w:type="dxa"/>
+            </w:tcMar>
+          </w:tcPr>
+          <w:p>
+            <w:pPr>
+              <w:pStyle w:val="Compact"/>
+              <w:spacing w:before="0" w:after="40" w:line="264" w:lineRule="auto"/>
+              <w:jc w:val="left"/>
+            </w:pPr>
+            <w:r>
+              <w:rPr>
+                <w:rFonts w:ascii="Calibri" w:hAnsi="Calibri"/>
+                <w:sz w:val="18"/>
+              </w:rPr>
+              <w:t xml:space="preserve">Copied from account (length 3)</w:t>
+            </w:r>
+          </w:p>
+        </w:tc>
+      </w:tr>
+      <w:tr>
+        <w:tc>
+          <w:tcPr>
+            <w:tcMar>
+              <w:top w:w="40" w:type="dxa"/>
+              <w:bottom w:w="40" w:type="dxa"/>
+              <w:left w:w="60" w:type="dxa"/>
+              <w:right w:w="60" w:type="dxa"/>
+            </w:tcMar>
+          </w:tcPr>
+          <w:p>
+            <w:pPr>
+              <w:pStyle w:val="Compact"/>
+              <w:spacing w:before="0" w:after="40" w:line="264" w:lineRule="auto"/>
+              <w:jc w:val="left"/>
+            </w:pPr>
+            <w:r>
+              <w:rPr>
+                <w:rStyle w:val="VerbatimChar"/>
+                <w:rFonts w:ascii="Calibri" w:hAnsi="Calibri"/>
+                <w:sz w:val="18"/>
+              </w:rPr>
+              <w:t xml:space="preserve">narration</w:t>
+            </w:r>
+          </w:p>
+        </w:tc>
+        <w:tc>
+          <w:tcPr>
+            <w:tcMar>
+              <w:top w:w="40" w:type="dxa"/>
+              <w:bottom w:w="40" w:type="dxa"/>
+              <w:left w:w="60" w:type="dxa"/>
+              <w:right w:w="60" w:type="dxa"/>
+            </w:tcMar>
+          </w:tcPr>
+          <w:p>
+            <w:pPr>
+              <w:pStyle w:val="Compact"/>
+              <w:spacing w:before="0" w:after="40" w:line="264" w:lineRule="auto"/>
+              <w:jc w:val="left"/>
+            </w:pPr>
+            <w:r>
+              <w:rPr>
+                <w:rFonts w:ascii="Calibri" w:hAnsi="Calibri"/>
+                <w:sz w:val="18"/>
+              </w:rPr>
+              <w:t xml:space="preserve">Optional text</w:t>
+            </w:r>
+          </w:p>
+        </w:tc>
+      </w:tr>
+      <w:tr>
+        <w:tc>
+          <w:tcPr>
+            <w:tcMar>
+              <w:top w:w="40" w:type="dxa"/>
+              <w:bottom w:w="40" w:type="dxa"/>
+              <w:left w:w="60" w:type="dxa"/>
+              <w:right w:w="60" w:type="dxa"/>
+            </w:tcMar>
+          </w:tcPr>
+          <w:p>
+            <w:pPr>
+              <w:pStyle w:val="Compact"/>
+              <w:spacing w:before="0" w:after="40" w:line="264" w:lineRule="auto"/>
+              <w:jc w:val="left"/>
+            </w:pPr>
+            <w:r>
+              <w:rPr>
+                <w:rStyle w:val="VerbatimChar"/>
+                <w:rFonts w:ascii="Calibri" w:hAnsi="Calibri"/>
+                <w:sz w:val="18"/>
+              </w:rPr>
+              <w:t xml:space="preserve">created_at</w:t>
+            </w:r>
+          </w:p>
+        </w:tc>
+        <w:tc>
+          <w:tcPr>
+            <w:tcMar>
+              <w:top w:w="40" w:type="dxa"/>
+              <w:bottom w:w="40" w:type="dxa"/>
+              <w:left w:w="60" w:type="dxa"/>
+              <w:right w:w="60" w:type="dxa"/>
+            </w:tcMar>
+          </w:tcPr>
+          <w:p>
+            <w:pPr>
+              <w:pStyle w:val="Compact"/>
+              <w:spacing w:before="0" w:after="40" w:line="264" w:lineRule="auto"/>
+              <w:jc w:val="left"/>
+            </w:pPr>
+            <w:r>
+              <w:rPr>
+                <w:rFonts w:ascii="Calibri" w:hAnsi="Calibri"/>
+                <w:sz w:val="18"/>
+              </w:rPr>
+              <w:t xml:space="preserve">Set in</w:t>
+            </w:r>
+            <w:r>
+              <w:rPr>
+                <w:rFonts w:ascii="Calibri" w:hAnsi="Calibri"/>
+                <w:sz w:val="18"/>
+              </w:rPr>
+              <w:t xml:space="preserve"> </w:t>
+            </w:r>
+            <w:r>
+              <w:rPr>
+                <w:rStyle w:val="VerbatimChar"/>
+                <w:rFonts w:ascii="Calibri" w:hAnsi="Calibri"/>
+                <w:sz w:val="18"/>
+              </w:rPr>
+              <w:t xml:space="preserve">@PrePersist</w:t>
+            </w:r>
+          </w:p>
+        </w:tc>
+      </w:tr>
+      <w:tr>
+        <w:tc>
+          <w:tcPr>
+            <w:tcMar>
+              <w:top w:w="40" w:type="dxa"/>
+              <w:bottom w:w="40" w:type="dxa"/>
+              <w:left w:w="60" w:type="dxa"/>
+              <w:right w:w="60" w:type="dxa"/>
+            </w:tcMar>
+          </w:tcPr>
+          <w:p>
+            <w:pPr>
+              <w:pStyle w:val="Compact"/>
+              <w:spacing w:before="0" w:after="40" w:line="264" w:lineRule="auto"/>
+              <w:jc w:val="left"/>
+            </w:pPr>
+            <w:r>
+              <w:rPr>
+                <w:rStyle w:val="VerbatimChar"/>
+                <w:rFonts w:ascii="Calibri" w:hAnsi="Calibri"/>
+                <w:sz w:val="18"/>
+              </w:rPr>
+              <w:t xml:space="preserve">created_by</w:t>
+            </w:r>
+          </w:p>
+        </w:tc>
+        <w:tc>
+          <w:tcPr>
+            <w:tcMar>
+              <w:top w:w="40" w:type="dxa"/>
+              <w:bottom w:w="40" w:type="dxa"/>
+              <w:left w:w="60" w:type="dxa"/>
+              <w:right w:w="60" w:type="dxa"/>
+            </w:tcMar>
+          </w:tcPr>
+          <w:p>
+            <w:pPr>
+              <w:pStyle w:val="Compact"/>
+              <w:spacing w:before="0" w:after="40" w:line="264" w:lineRule="auto"/>
+              <w:jc w:val="left"/>
+            </w:pPr>
+            <w:r>
+              <w:rPr>
+                <w:rFonts w:ascii="Calibri" w:hAnsi="Calibri"/>
+                <w:sz w:val="18"/>
+              </w:rPr>
+              <w:t xml:space="preserve">Staff username when provided</w:t>
+            </w:r>
+          </w:p>
+        </w:tc>
+      </w:tr>
+    </w:tbl>
+    <w:p>
+      <w:pPr>
+        <w:pStyle w:val="BodyText"/>
+      </w:pPr>
+      <w:r>
+        <w:t xml:space="preserve">Written today from</w:t>
+      </w:r>
+      <w:r>
+        <w:t xml:space="preserve"> </w:t>
+      </w:r>
+      <w:r>
+        <w:rPr>
+          <w:rStyle w:val="VerbatimChar"/>
+        </w:rPr>
+        <w:t xml:space="preserve">AccountServiceImpl.deposit()</w:t>
+      </w:r>
+      <w:r>
+        <w:t xml:space="preserve"> </w:t>
+      </w:r>
+      <w:r>
+        <w:t xml:space="preserve">via</w:t>
+      </w:r>
+      <w:r>
+        <w:t xml:space="preserve"> </w:t>
+      </w:r>
+      <w:r>
+        <w:rPr>
+          <w:rStyle w:val="VerbatimChar"/>
+        </w:rPr>
+        <w:t xml:space="preserve">TransactionService.record</w:t>
+      </w:r>
+      <w:r>
+        <w:t xml:space="preserve"> </w:t>
+      </w:r>
+      <w:r>
+        <w:t xml:space="preserve">(CREDIT). No list API yet.</w:t>
+      </w:r>
+    </w:p>
+    <w:bookmarkEnd w:id="15"/>
     <w:bookmarkEnd w:id="16"/>
-    <w:bookmarkStart w:id="17" w:name="not-present-planned"/>
+    <w:bookmarkStart w:id="17" w:name="sequences"/>
     <w:p>
       <w:pPr>
         <w:pStyle w:val="Heading2"/>
       </w:pPr>
       <w:r>
-        <w:t xml:space="preserve">Not present (planned)</w:t>
+        <w:t xml:space="preserve">Sequences</w:t>
+      </w:r>
+    </w:p>
+    <w:p>
+      <w:pPr>
+        <w:pStyle w:val="SourceCode"/>
+      </w:pPr>
+      <w:r>
+        <w:rPr>
+          <w:rStyle w:val="VerbatimChar"/>
+        </w:rPr>
+        <w:t xml:space="preserve">-- schema.sql</w:t>
+      </w:r>
+      <w:r>
+        <w:br/>
+      </w:r>
+      <w:r>
+        <w:rPr>
+          <w:rStyle w:val="VerbatimChar"/>
+        </w:rPr>
+        <w:t xml:space="preserve">CREATE SEQUENCE IF NOT EXISTS account_ordinal_seq</w:t>
+      </w:r>
+      <w:r>
+        <w:br/>
+      </w:r>
+      <w:r>
+        <w:rPr>
+          <w:rStyle w:val="VerbatimChar"/>
+        </w:rPr>
+        <w:t xml:space="preserve">START WITH 1 INCREMENT BY 1;</w:t>
       </w:r>
     </w:p>
     <w:p>
@@ -2646,7 +3423,7 @@
         <w:jc w:val="left"/>
       </w:pPr>
       <w:r>
-        <w:t xml:space="preserve">No tables yet for:</w:t>
+        <w:t xml:space="preserve">Used by</w:t>
       </w:r>
       <w:r>
         <w:t xml:space="preserve"> </w:t>
@@ -2655,74 +3432,20 @@
         <w:rPr>
           <w:rStyle w:val="VerbatimChar"/>
         </w:rPr>
-        <w:t xml:space="preserve">transaction</w:t>
-      </w:r>
-      <w:r>
-        <w:t xml:space="preserve"> </w:t>
-      </w:r>
-      <w:r>
-        <w:t xml:space="preserve">/ ledger entries,</w:t>
-      </w:r>
-      <w:r>
-        <w:t xml:space="preserve"> </w:t>
-      </w:r>
-      <w:r>
-        <w:rPr>
-          <w:rStyle w:val="VerbatimChar"/>
-        </w:rPr>
-        <w:t xml:space="preserve">branch</w:t>
-      </w:r>
-      <w:r>
-        <w:t xml:space="preserve">,</w:t>
-      </w:r>
-      <w:r>
-        <w:t xml:space="preserve"> </w:t>
-      </w:r>
-      <w:r>
-        <w:rPr>
-          <w:rStyle w:val="VerbatimChar"/>
-        </w:rPr>
-        <w:t xml:space="preserve">loan</w:t>
-      </w:r>
-      <w:r>
-        <w:t xml:space="preserve"> </w:t>
-      </w:r>
-      <w:r>
-        <w:t xml:space="preserve">product,</w:t>
-      </w:r>
-      <w:r>
-        <w:t xml:space="preserve"> </w:t>
-      </w:r>
-      <w:r>
-        <w:rPr>
-          <w:rStyle w:val="VerbatimChar"/>
-        </w:rPr>
-        <w:t xml:space="preserve">audit_event</w:t>
-      </w:r>
-      <w:r>
-        <w:t xml:space="preserve">,</w:t>
-      </w:r>
-      <w:r>
-        <w:t xml:space="preserve"> </w:t>
-      </w:r>
-      <w:r>
-        <w:rPr>
-          <w:rStyle w:val="VerbatimChar"/>
-        </w:rPr>
-        <w:t xml:space="preserve">beneficiary</w:t>
+        <w:t xml:space="preserve">AccountRepository.getNextOrdinal()</w:t>
       </w:r>
       <w:r>
         <w:t xml:space="preserve">.</w:t>
       </w:r>
     </w:p>
     <w:bookmarkEnd w:id="17"/>
-    <w:bookmarkStart w:id="18" w:name="migration-notes"/>
+    <w:bookmarkStart w:id="18" w:name="not-present-planned"/>
     <w:p>
       <w:pPr>
         <w:pStyle w:val="Heading2"/>
       </w:pPr>
       <w:r>
-        <w:t xml:space="preserve">Migration notes</w:t>
+        <w:t xml:space="preserve">Not present (planned)</w:t>
       </w:r>
     </w:p>
     <w:p>
@@ -2732,6 +3455,92 @@
         <w:jc w:val="left"/>
       </w:pPr>
       <w:r>
+        <w:t xml:space="preserve">No tables yet for:</w:t>
+      </w:r>
+      <w:r>
+        <w:t xml:space="preserve"> </w:t>
+      </w:r>
+      <w:r>
+        <w:rPr>
+          <w:rStyle w:val="VerbatimChar"/>
+        </w:rPr>
+        <w:t xml:space="preserve">branch</w:t>
+      </w:r>
+      <w:r>
+        <w:t xml:space="preserve">,</w:t>
+      </w:r>
+      <w:r>
+        <w:t xml:space="preserve"> </w:t>
+      </w:r>
+      <w:r>
+        <w:rPr>
+          <w:rStyle w:val="VerbatimChar"/>
+        </w:rPr>
+        <w:t xml:space="preserve">loan</w:t>
+      </w:r>
+      <w:r>
+        <w:t xml:space="preserve"> </w:t>
+      </w:r>
+      <w:r>
+        <w:t xml:space="preserve">product,</w:t>
+      </w:r>
+      <w:r>
+        <w:t xml:space="preserve"> </w:t>
+      </w:r>
+      <w:r>
+        <w:rPr>
+          <w:rStyle w:val="VerbatimChar"/>
+        </w:rPr>
+        <w:t xml:space="preserve">audit_event</w:t>
+      </w:r>
+      <w:r>
+        <w:t xml:space="preserve">,</w:t>
+      </w:r>
+      <w:r>
+        <w:t xml:space="preserve"> </w:t>
+      </w:r>
+      <w:r>
+        <w:rPr>
+          <w:rStyle w:val="VerbatimChar"/>
+        </w:rPr>
+        <w:t xml:space="preserve">beneficiary</w:t>
+      </w:r>
+      <w:r>
+        <w:t xml:space="preserve">. Ledger table</w:t>
+      </w:r>
+      <w:r>
+        <w:t xml:space="preserve"> </w:t>
+      </w:r>
+      <w:r>
+        <w:rPr>
+          <w:rStyle w:val="VerbatimChar"/>
+        </w:rPr>
+        <w:t xml:space="preserve">bank_transaction</w:t>
+      </w:r>
+      <w:r>
+        <w:t xml:space="preserve"> </w:t>
+      </w:r>
+      <w:r>
+        <w:t xml:space="preserve">is present.</w:t>
+      </w:r>
+    </w:p>
+    <w:bookmarkEnd w:id="18"/>
+    <w:bookmarkStart w:id="19" w:name="migration-notes"/>
+    <w:p>
+      <w:pPr>
+        <w:pStyle w:val="Heading2"/>
+      </w:pPr>
+      <w:r>
+        <w:t xml:space="preserve">Migration notes</w:t>
+      </w:r>
+    </w:p>
+    <w:p>
+      <w:pPr>
+        <w:pStyle w:val="FirstParagraph"/>
+        <w:spacing w:after="160" w:line="276" w:lineRule="auto"/>
+        <w:jc w:val="left"/>
+      </w:pPr>
+      <w:r>
         <w:t xml:space="preserve">Changing entity fields with</w:t>
       </w:r>
       <w:r>
@@ -2762,8 +3571,8 @@
         <w:t xml:space="preserve">EXTENSION_GUIDE).</w:t>
       </w:r>
     </w:p>
-    <w:bookmarkEnd w:id="18"/>
     <w:bookmarkEnd w:id="19"/>
+    <w:bookmarkEnd w:id="20"/>
     <w:sectPr>
       <w:pgSz w:h="16838" w:w="11906"/>
       <w:pgMar w:bottom="1134" w:footer="720" w:gutter="0" w:header="720" w:left="1247" w:right="1247" w:top="1134"/>

--- a/docs/DATABASE_SCHEMA.docx
+++ b/docs/DATABASE_SCHEMA.docx
@@ -60,6 +60,12 @@
               <w:right w:w="60" w:type="dxa"/>
             </w:tcMar>
             <w:shd w:fill="1A365D" w:val="clear"/>
+            <w:tcMar>
+              <w:top w:w="40" w:type="dxa"/>
+              <w:bottom w:w="40" w:type="dxa"/>
+              <w:left w:w="60" w:type="dxa"/>
+              <w:right w:w="60" w:type="dxa"/>
+            </w:tcMar>
           </w:tcPr>
           <w:p>
             <w:pPr>
@@ -87,6 +93,12 @@
               <w:right w:w="60" w:type="dxa"/>
             </w:tcMar>
             <w:shd w:fill="1A365D" w:val="clear"/>
+            <w:tcMar>
+              <w:top w:w="40" w:type="dxa"/>
+              <w:bottom w:w="40" w:type="dxa"/>
+              <w:left w:w="60" w:type="dxa"/>
+              <w:right w:w="60" w:type="dxa"/>
+            </w:tcMar>
           </w:tcPr>
           <w:p>
             <w:pPr>
@@ -109,6 +121,12 @@
       <w:tr>
         <w:tc>
           <w:tcPr>
+            <w:tcMar>
+              <w:top w:w="40" w:type="dxa"/>
+              <w:bottom w:w="40" w:type="dxa"/>
+              <w:left w:w="60" w:type="dxa"/>
+              <w:right w:w="60" w:type="dxa"/>
+            </w:tcMar>
             <w:tcMar>
               <w:top w:w="40" w:type="dxa"/>
               <w:bottom w:w="40" w:type="dxa"/>
@@ -148,6 +166,12 @@
         </w:tc>
         <w:tc>
           <w:tcPr>
+            <w:tcMar>
+              <w:top w:w="40" w:type="dxa"/>
+              <w:bottom w:w="40" w:type="dxa"/>
+              <w:left w:w="60" w:type="dxa"/>
+              <w:right w:w="60" w:type="dxa"/>
+            </w:tcMar>
             <w:tcMar>
               <w:top w:w="40" w:type="dxa"/>
               <w:bottom w:w="40" w:type="dxa"/>
@@ -194,6 +218,12 @@
               <w:left w:w="60" w:type="dxa"/>
               <w:right w:w="60" w:type="dxa"/>
             </w:tcMar>
+            <w:tcMar>
+              <w:top w:w="40" w:type="dxa"/>
+              <w:bottom w:w="40" w:type="dxa"/>
+              <w:left w:w="60" w:type="dxa"/>
+              <w:right w:w="60" w:type="dxa"/>
+            </w:tcMar>
           </w:tcPr>
           <w:p>
             <w:pPr>
@@ -213,6 +243,12 @@
         </w:tc>
         <w:tc>
           <w:tcPr>
+            <w:tcMar>
+              <w:top w:w="40" w:type="dxa"/>
+              <w:bottom w:w="40" w:type="dxa"/>
+              <w:left w:w="60" w:type="dxa"/>
+              <w:right w:w="60" w:type="dxa"/>
+            </w:tcMar>
             <w:tcMar>
               <w:top w:w="40" w:type="dxa"/>
               <w:bottom w:w="40" w:type="dxa"/>
@@ -260,6 +296,12 @@
               <w:left w:w="60" w:type="dxa"/>
               <w:right w:w="60" w:type="dxa"/>
             </w:tcMar>
+            <w:tcMar>
+              <w:top w:w="40" w:type="dxa"/>
+              <w:bottom w:w="40" w:type="dxa"/>
+              <w:left w:w="60" w:type="dxa"/>
+              <w:right w:w="60" w:type="dxa"/>
+            </w:tcMar>
           </w:tcPr>
           <w:p>
             <w:pPr>
@@ -278,6 +320,12 @@
         </w:tc>
         <w:tc>
           <w:tcPr>
+            <w:tcMar>
+              <w:top w:w="40" w:type="dxa"/>
+              <w:bottom w:w="40" w:type="dxa"/>
+              <w:left w:w="60" w:type="dxa"/>
+              <w:right w:w="60" w:type="dxa"/>
+            </w:tcMar>
             <w:tcMar>
               <w:top w:w="40" w:type="dxa"/>
               <w:bottom w:w="40" w:type="dxa"/>
@@ -1053,6 +1101,12 @@
               <w:right w:w="60" w:type="dxa"/>
             </w:tcMar>
             <w:shd w:fill="1A365D" w:val="clear"/>
+            <w:tcMar>
+              <w:top w:w="40" w:type="dxa"/>
+              <w:bottom w:w="40" w:type="dxa"/>
+              <w:left w:w="60" w:type="dxa"/>
+              <w:right w:w="60" w:type="dxa"/>
+            </w:tcMar>
           </w:tcPr>
           <w:p>
             <w:pPr>
@@ -1080,6 +1134,12 @@
               <w:right w:w="60" w:type="dxa"/>
             </w:tcMar>
             <w:shd w:fill="1A365D" w:val="clear"/>
+            <w:tcMar>
+              <w:top w:w="40" w:type="dxa"/>
+              <w:bottom w:w="40" w:type="dxa"/>
+              <w:left w:w="60" w:type="dxa"/>
+              <w:right w:w="60" w:type="dxa"/>
+            </w:tcMar>
           </w:tcPr>
           <w:p>
             <w:pPr>
@@ -1102,6 +1162,12 @@
       <w:tr>
         <w:tc>
           <w:tcPr>
+            <w:tcMar>
+              <w:top w:w="40" w:type="dxa"/>
+              <w:bottom w:w="40" w:type="dxa"/>
+              <w:left w:w="60" w:type="dxa"/>
+              <w:right w:w="60" w:type="dxa"/>
+            </w:tcMar>
             <w:tcMar>
               <w:top w:w="40" w:type="dxa"/>
               <w:bottom w:w="40" w:type="dxa"/>
@@ -1133,6 +1199,12 @@
               <w:left w:w="60" w:type="dxa"/>
               <w:right w:w="60" w:type="dxa"/>
             </w:tcMar>
+            <w:tcMar>
+              <w:top w:w="40" w:type="dxa"/>
+              <w:bottom w:w="40" w:type="dxa"/>
+              <w:left w:w="60" w:type="dxa"/>
+              <w:right w:w="60" w:type="dxa"/>
+            </w:tcMar>
           </w:tcPr>
           <w:p>
             <w:pPr>
@@ -1153,6 +1225,12 @@
       <w:tr>
         <w:tc>
           <w:tcPr>
+            <w:tcMar>
+              <w:top w:w="40" w:type="dxa"/>
+              <w:bottom w:w="40" w:type="dxa"/>
+              <w:left w:w="60" w:type="dxa"/>
+              <w:right w:w="60" w:type="dxa"/>
+            </w:tcMar>
             <w:tcMar>
               <w:top w:w="40" w:type="dxa"/>
               <w:bottom w:w="40" w:type="dxa"/>
@@ -1206,6 +1284,12 @@
               <w:left w:w="60" w:type="dxa"/>
               <w:right w:w="60" w:type="dxa"/>
             </w:tcMar>
+            <w:tcMar>
+              <w:top w:w="40" w:type="dxa"/>
+              <w:bottom w:w="40" w:type="dxa"/>
+              <w:left w:w="60" w:type="dxa"/>
+              <w:right w:w="60" w:type="dxa"/>
+            </w:tcMar>
           </w:tcPr>
           <w:p>
             <w:pPr>
@@ -1226,6 +1310,12 @@
       <w:tr>
         <w:tc>
           <w:tcPr>
+            <w:tcMar>
+              <w:top w:w="40" w:type="dxa"/>
+              <w:bottom w:w="40" w:type="dxa"/>
+              <w:left w:w="60" w:type="dxa"/>
+              <w:right w:w="60" w:type="dxa"/>
+            </w:tcMar>
             <w:tcMar>
               <w:top w:w="40" w:type="dxa"/>
               <w:bottom w:w="40" w:type="dxa"/>
@@ -1279,6 +1369,12 @@
               <w:left w:w="60" w:type="dxa"/>
               <w:right w:w="60" w:type="dxa"/>
             </w:tcMar>
+            <w:tcMar>
+              <w:top w:w="40" w:type="dxa"/>
+              <w:bottom w:w="40" w:type="dxa"/>
+              <w:left w:w="60" w:type="dxa"/>
+              <w:right w:w="60" w:type="dxa"/>
+            </w:tcMar>
           </w:tcPr>
           <w:p>
             <w:pPr>
@@ -1299,6 +1395,12 @@
       <w:tr>
         <w:tc>
           <w:tcPr>
+            <w:tcMar>
+              <w:top w:w="40" w:type="dxa"/>
+              <w:bottom w:w="40" w:type="dxa"/>
+              <w:left w:w="60" w:type="dxa"/>
+              <w:right w:w="60" w:type="dxa"/>
+            </w:tcMar>
             <w:tcMar>
               <w:top w:w="40" w:type="dxa"/>
               <w:bottom w:w="40" w:type="dxa"/>
@@ -1330,6 +1432,12 @@
               <w:left w:w="60" w:type="dxa"/>
               <w:right w:w="60" w:type="dxa"/>
             </w:tcMar>
+            <w:tcMar>
+              <w:top w:w="40" w:type="dxa"/>
+              <w:bottom w:w="40" w:type="dxa"/>
+              <w:left w:w="60" w:type="dxa"/>
+              <w:right w:w="60" w:type="dxa"/>
+            </w:tcMar>
           </w:tcPr>
           <w:p>
             <w:pPr>
@@ -1350,6 +1458,12 @@
       <w:tr>
         <w:tc>
           <w:tcPr>
+            <w:tcMar>
+              <w:top w:w="40" w:type="dxa"/>
+              <w:bottom w:w="40" w:type="dxa"/>
+              <w:left w:w="60" w:type="dxa"/>
+              <w:right w:w="60" w:type="dxa"/>
+            </w:tcMar>
             <w:tcMar>
               <w:top w:w="40" w:type="dxa"/>
               <w:bottom w:w="40" w:type="dxa"/>
@@ -1403,6 +1517,12 @@
               <w:left w:w="60" w:type="dxa"/>
               <w:right w:w="60" w:type="dxa"/>
             </w:tcMar>
+            <w:tcMar>
+              <w:top w:w="40" w:type="dxa"/>
+              <w:bottom w:w="40" w:type="dxa"/>
+              <w:left w:w="60" w:type="dxa"/>
+              <w:right w:w="60" w:type="dxa"/>
+            </w:tcMar>
           </w:tcPr>
           <w:p>
             <w:pPr>
@@ -1423,6 +1543,12 @@
       <w:tr>
         <w:tc>
           <w:tcPr>
+            <w:tcMar>
+              <w:top w:w="40" w:type="dxa"/>
+              <w:bottom w:w="40" w:type="dxa"/>
+              <w:left w:w="60" w:type="dxa"/>
+              <w:right w:w="60" w:type="dxa"/>
+            </w:tcMar>
             <w:tcMar>
               <w:top w:w="40" w:type="dxa"/>
               <w:bottom w:w="40" w:type="dxa"/>
@@ -1470,6 +1596,12 @@
         </w:tc>
         <w:tc>
           <w:tcPr>
+            <w:tcMar>
+              <w:top w:w="40" w:type="dxa"/>
+              <w:bottom w:w="40" w:type="dxa"/>
+              <w:left w:w="60" w:type="dxa"/>
+              <w:right w:w="60" w:type="dxa"/>
+            </w:tcMar>
             <w:tcMar>
               <w:top w:w="40" w:type="dxa"/>
               <w:bottom w:w="40" w:type="dxa"/>
@@ -1633,6 +1765,12 @@
               <w:right w:w="60" w:type="dxa"/>
             </w:tcMar>
             <w:shd w:fill="1A365D" w:val="clear"/>
+            <w:tcMar>
+              <w:top w:w="40" w:type="dxa"/>
+              <w:bottom w:w="40" w:type="dxa"/>
+              <w:left w:w="60" w:type="dxa"/>
+              <w:right w:w="60" w:type="dxa"/>
+            </w:tcMar>
           </w:tcPr>
           <w:p>
             <w:pPr>
@@ -1660,6 +1798,12 @@
               <w:right w:w="60" w:type="dxa"/>
             </w:tcMar>
             <w:shd w:fill="1A365D" w:val="clear"/>
+            <w:tcMar>
+              <w:top w:w="40" w:type="dxa"/>
+              <w:bottom w:w="40" w:type="dxa"/>
+              <w:left w:w="60" w:type="dxa"/>
+              <w:right w:w="60" w:type="dxa"/>
+            </w:tcMar>
           </w:tcPr>
           <w:p>
             <w:pPr>
@@ -1688,6 +1832,12 @@
               <w:left w:w="60" w:type="dxa"/>
               <w:right w:w="60" w:type="dxa"/>
             </w:tcMar>
+            <w:tcMar>
+              <w:top w:w="40" w:type="dxa"/>
+              <w:bottom w:w="40" w:type="dxa"/>
+              <w:left w:w="60" w:type="dxa"/>
+              <w:right w:w="60" w:type="dxa"/>
+            </w:tcMar>
           </w:tcPr>
           <w:p>
             <w:pPr>
@@ -1707,6 +1857,12 @@
         </w:tc>
         <w:tc>
           <w:tcPr>
+            <w:tcMar>
+              <w:top w:w="40" w:type="dxa"/>
+              <w:bottom w:w="40" w:type="dxa"/>
+              <w:left w:w="60" w:type="dxa"/>
+              <w:right w:w="60" w:type="dxa"/>
+            </w:tcMar>
             <w:tcMar>
               <w:top w:w="40" w:type="dxa"/>
               <w:bottom w:w="40" w:type="dxa"/>
@@ -1739,6 +1895,12 @@
               <w:left w:w="60" w:type="dxa"/>
               <w:right w:w="60" w:type="dxa"/>
             </w:tcMar>
+            <w:tcMar>
+              <w:top w:w="40" w:type="dxa"/>
+              <w:bottom w:w="40" w:type="dxa"/>
+              <w:left w:w="60" w:type="dxa"/>
+              <w:right w:w="60" w:type="dxa"/>
+            </w:tcMar>
           </w:tcPr>
           <w:p>
             <w:pPr>
@@ -1758,6 +1920,12 @@
         </w:tc>
         <w:tc>
           <w:tcPr>
+            <w:tcMar>
+              <w:top w:w="40" w:type="dxa"/>
+              <w:bottom w:w="40" w:type="dxa"/>
+              <w:left w:w="60" w:type="dxa"/>
+              <w:right w:w="60" w:type="dxa"/>
+            </w:tcMar>
             <w:tcMar>
               <w:top w:w="40" w:type="dxa"/>
               <w:bottom w:w="40" w:type="dxa"/>
@@ -1790,6 +1958,12 @@
               <w:left w:w="60" w:type="dxa"/>
               <w:right w:w="60" w:type="dxa"/>
             </w:tcMar>
+            <w:tcMar>
+              <w:top w:w="40" w:type="dxa"/>
+              <w:bottom w:w="40" w:type="dxa"/>
+              <w:left w:w="60" w:type="dxa"/>
+              <w:right w:w="60" w:type="dxa"/>
+            </w:tcMar>
           </w:tcPr>
           <w:p>
             <w:pPr>
@@ -1809,6 +1983,12 @@
         </w:tc>
         <w:tc>
           <w:tcPr>
+            <w:tcMar>
+              <w:top w:w="40" w:type="dxa"/>
+              <w:bottom w:w="40" w:type="dxa"/>
+              <w:left w:w="60" w:type="dxa"/>
+              <w:right w:w="60" w:type="dxa"/>
+            </w:tcMar>
             <w:tcMar>
               <w:top w:w="40" w:type="dxa"/>
               <w:bottom w:w="40" w:type="dxa"/>
@@ -1835,6 +2015,12 @@
       <w:tr>
         <w:tc>
           <w:tcPr>
+            <w:tcMar>
+              <w:top w:w="40" w:type="dxa"/>
+              <w:bottom w:w="40" w:type="dxa"/>
+              <w:left w:w="60" w:type="dxa"/>
+              <w:right w:w="60" w:type="dxa"/>
+            </w:tcMar>
             <w:tcMar>
               <w:top w:w="40" w:type="dxa"/>
               <w:bottom w:w="40" w:type="dxa"/>
@@ -1932,6 +2118,12 @@
               <w:left w:w="60" w:type="dxa"/>
               <w:right w:w="60" w:type="dxa"/>
             </w:tcMar>
+            <w:tcMar>
+              <w:top w:w="40" w:type="dxa"/>
+              <w:bottom w:w="40" w:type="dxa"/>
+              <w:left w:w="60" w:type="dxa"/>
+              <w:right w:w="60" w:type="dxa"/>
+            </w:tcMar>
           </w:tcPr>
           <w:p>
             <w:pPr>
@@ -1952,6 +2144,12 @@
       <w:tr>
         <w:tc>
           <w:tcPr>
+            <w:tcMar>
+              <w:top w:w="40" w:type="dxa"/>
+              <w:bottom w:w="40" w:type="dxa"/>
+              <w:left w:w="60" w:type="dxa"/>
+              <w:right w:w="60" w:type="dxa"/>
+            </w:tcMar>
             <w:tcMar>
               <w:top w:w="40" w:type="dxa"/>
               <w:bottom w:w="40" w:type="dxa"/>
@@ -2005,6 +2203,12 @@
               <w:left w:w="60" w:type="dxa"/>
               <w:right w:w="60" w:type="dxa"/>
             </w:tcMar>
+            <w:tcMar>
+              <w:top w:w="40" w:type="dxa"/>
+              <w:bottom w:w="40" w:type="dxa"/>
+              <w:left w:w="60" w:type="dxa"/>
+              <w:right w:w="60" w:type="dxa"/>
+            </w:tcMar>
           </w:tcPr>
           <w:p>
             <w:pPr>
@@ -2025,6 +2229,12 @@
       <w:tr>
         <w:tc>
           <w:tcPr>
+            <w:tcMar>
+              <w:top w:w="40" w:type="dxa"/>
+              <w:bottom w:w="40" w:type="dxa"/>
+              <w:left w:w="60" w:type="dxa"/>
+              <w:right w:w="60" w:type="dxa"/>
+            </w:tcMar>
             <w:tcMar>
               <w:top w:w="40" w:type="dxa"/>
               <w:bottom w:w="40" w:type="dxa"/>
@@ -2100,6 +2310,12 @@
               <w:left w:w="60" w:type="dxa"/>
               <w:right w:w="60" w:type="dxa"/>
             </w:tcMar>
+            <w:tcMar>
+              <w:top w:w="40" w:type="dxa"/>
+              <w:bottom w:w="40" w:type="dxa"/>
+              <w:left w:w="60" w:type="dxa"/>
+              <w:right w:w="60" w:type="dxa"/>
+            </w:tcMar>
           </w:tcPr>
           <w:p>
             <w:pPr>
@@ -2126,6 +2342,12 @@
               <w:left w:w="60" w:type="dxa"/>
               <w:right w:w="60" w:type="dxa"/>
             </w:tcMar>
+            <w:tcMar>
+              <w:top w:w="40" w:type="dxa"/>
+              <w:bottom w:w="40" w:type="dxa"/>
+              <w:left w:w="60" w:type="dxa"/>
+              <w:right w:w="60" w:type="dxa"/>
+            </w:tcMar>
           </w:tcPr>
           <w:p>
             <w:pPr>
@@ -2145,6 +2367,12 @@
         </w:tc>
         <w:tc>
           <w:tcPr>
+            <w:tcMar>
+              <w:top w:w="40" w:type="dxa"/>
+              <w:bottom w:w="40" w:type="dxa"/>
+              <w:left w:w="60" w:type="dxa"/>
+              <w:right w:w="60" w:type="dxa"/>
+            </w:tcMar>
             <w:tcMar>
               <w:top w:w="40" w:type="dxa"/>
               <w:bottom w:w="40" w:type="dxa"/>
@@ -2191,6 +2419,12 @@
               <w:left w:w="60" w:type="dxa"/>
               <w:right w:w="60" w:type="dxa"/>
             </w:tcMar>
+            <w:tcMar>
+              <w:top w:w="40" w:type="dxa"/>
+              <w:bottom w:w="40" w:type="dxa"/>
+              <w:left w:w="60" w:type="dxa"/>
+              <w:right w:w="60" w:type="dxa"/>
+            </w:tcMar>
           </w:tcPr>
           <w:p>
             <w:pPr>
@@ -2210,6 +2444,12 @@
         </w:tc>
         <w:tc>
           <w:tcPr>
+            <w:tcMar>
+              <w:top w:w="40" w:type="dxa"/>
+              <w:bottom w:w="40" w:type="dxa"/>
+              <w:left w:w="60" w:type="dxa"/>
+              <w:right w:w="60" w:type="dxa"/>
+            </w:tcMar>
             <w:tcMar>
               <w:top w:w="40" w:type="dxa"/>
               <w:bottom w:w="40" w:type="dxa"/>
@@ -2257,6 +2497,12 @@
               <w:left w:w="60" w:type="dxa"/>
               <w:right w:w="60" w:type="dxa"/>
             </w:tcMar>
+            <w:tcMar>
+              <w:top w:w="40" w:type="dxa"/>
+              <w:bottom w:w="40" w:type="dxa"/>
+              <w:left w:w="60" w:type="dxa"/>
+              <w:right w:w="60" w:type="dxa"/>
+            </w:tcMar>
           </w:tcPr>
           <w:p>
             <w:pPr>
@@ -2275,6 +2521,12 @@
         </w:tc>
         <w:tc>
           <w:tcPr>
+            <w:tcMar>
+              <w:top w:w="40" w:type="dxa"/>
+              <w:bottom w:w="40" w:type="dxa"/>
+              <w:left w:w="60" w:type="dxa"/>
+              <w:right w:w="60" w:type="dxa"/>
+            </w:tcMar>
             <w:tcMar>
               <w:top w:w="40" w:type="dxa"/>
               <w:bottom w:w="40" w:type="dxa"/>
@@ -2774,6 +3026,12 @@
               <w:right w:w="60" w:type="dxa"/>
             </w:tcMar>
             <w:shd w:fill="1A365D" w:val="clear"/>
+            <w:tcMar>
+              <w:top w:w="40" w:type="dxa"/>
+              <w:bottom w:w="40" w:type="dxa"/>
+              <w:left w:w="60" w:type="dxa"/>
+              <w:right w:w="60" w:type="dxa"/>
+            </w:tcMar>
           </w:tcPr>
           <w:p>
             <w:pPr>
@@ -2801,6 +3059,12 @@
               <w:right w:w="60" w:type="dxa"/>
             </w:tcMar>
             <w:shd w:fill="1A365D" w:val="clear"/>
+            <w:tcMar>
+              <w:top w:w="40" w:type="dxa"/>
+              <w:bottom w:w="40" w:type="dxa"/>
+              <w:left w:w="60" w:type="dxa"/>
+              <w:right w:w="60" w:type="dxa"/>
+            </w:tcMar>
           </w:tcPr>
           <w:p>
             <w:pPr>
@@ -2829,6 +3093,12 @@
               <w:left w:w="60" w:type="dxa"/>
               <w:right w:w="60" w:type="dxa"/>
             </w:tcMar>
+            <w:tcMar>
+              <w:top w:w="40" w:type="dxa"/>
+              <w:bottom w:w="40" w:type="dxa"/>
+              <w:left w:w="60" w:type="dxa"/>
+              <w:right w:w="60" w:type="dxa"/>
+            </w:tcMar>
           </w:tcPr>
           <w:p>
             <w:pPr>
@@ -2848,6 +3118,12 @@
         </w:tc>
         <w:tc>
           <w:tcPr>
+            <w:tcMar>
+              <w:top w:w="40" w:type="dxa"/>
+              <w:bottom w:w="40" w:type="dxa"/>
+              <w:left w:w="60" w:type="dxa"/>
+              <w:right w:w="60" w:type="dxa"/>
+            </w:tcMar>
             <w:tcMar>
               <w:top w:w="40" w:type="dxa"/>
               <w:bottom w:w="40" w:type="dxa"/>
@@ -2880,6 +3156,12 @@
               <w:left w:w="60" w:type="dxa"/>
               <w:right w:w="60" w:type="dxa"/>
             </w:tcMar>
+            <w:tcMar>
+              <w:top w:w="40" w:type="dxa"/>
+              <w:bottom w:w="40" w:type="dxa"/>
+              <w:left w:w="60" w:type="dxa"/>
+              <w:right w:w="60" w:type="dxa"/>
+            </w:tcMar>
           </w:tcPr>
           <w:p>
             <w:pPr>
@@ -2899,6 +3181,12 @@
         </w:tc>
         <w:tc>
           <w:tcPr>
+            <w:tcMar>
+              <w:top w:w="40" w:type="dxa"/>
+              <w:bottom w:w="40" w:type="dxa"/>
+              <w:left w:w="60" w:type="dxa"/>
+              <w:right w:w="60" w:type="dxa"/>
+            </w:tcMar>
             <w:tcMar>
               <w:top w:w="40" w:type="dxa"/>
               <w:bottom w:w="40" w:type="dxa"/>
@@ -2960,6 +3248,12 @@
               <w:left w:w="60" w:type="dxa"/>
               <w:right w:w="60" w:type="dxa"/>
             </w:tcMar>
+            <w:tcMar>
+              <w:top w:w="40" w:type="dxa"/>
+              <w:bottom w:w="40" w:type="dxa"/>
+              <w:left w:w="60" w:type="dxa"/>
+              <w:right w:w="60" w:type="dxa"/>
+            </w:tcMar>
           </w:tcPr>
           <w:p>
             <w:pPr>
@@ -2979,6 +3273,12 @@
         </w:tc>
         <w:tc>
           <w:tcPr>
+            <w:tcMar>
+              <w:top w:w="40" w:type="dxa"/>
+              <w:bottom w:w="40" w:type="dxa"/>
+              <w:left w:w="60" w:type="dxa"/>
+              <w:right w:w="60" w:type="dxa"/>
+            </w:tcMar>
             <w:tcMar>
               <w:top w:w="40" w:type="dxa"/>
               <w:bottom w:w="40" w:type="dxa"/>
@@ -3011,6 +3311,12 @@
               <w:left w:w="60" w:type="dxa"/>
               <w:right w:w="60" w:type="dxa"/>
             </w:tcMar>
+            <w:tcMar>
+              <w:top w:w="40" w:type="dxa"/>
+              <w:bottom w:w="40" w:type="dxa"/>
+              <w:left w:w="60" w:type="dxa"/>
+              <w:right w:w="60" w:type="dxa"/>
+            </w:tcMar>
           </w:tcPr>
           <w:p>
             <w:pPr>
@@ -3030,6 +3336,12 @@
         </w:tc>
         <w:tc>
           <w:tcPr>
+            <w:tcMar>
+              <w:top w:w="40" w:type="dxa"/>
+              <w:bottom w:w="40" w:type="dxa"/>
+              <w:left w:w="60" w:type="dxa"/>
+              <w:right w:w="60" w:type="dxa"/>
+            </w:tcMar>
             <w:tcMar>
               <w:top w:w="40" w:type="dxa"/>
               <w:bottom w:w="40" w:type="dxa"/>
@@ -3062,6 +3374,12 @@
               <w:left w:w="60" w:type="dxa"/>
               <w:right w:w="60" w:type="dxa"/>
             </w:tcMar>
+            <w:tcMar>
+              <w:top w:w="40" w:type="dxa"/>
+              <w:bottom w:w="40" w:type="dxa"/>
+              <w:left w:w="60" w:type="dxa"/>
+              <w:right w:w="60" w:type="dxa"/>
+            </w:tcMar>
           </w:tcPr>
           <w:p>
             <w:pPr>
@@ -3081,6 +3399,12 @@
         </w:tc>
         <w:tc>
           <w:tcPr>
+            <w:tcMar>
+              <w:top w:w="40" w:type="dxa"/>
+              <w:bottom w:w="40" w:type="dxa"/>
+              <w:left w:w="60" w:type="dxa"/>
+              <w:right w:w="60" w:type="dxa"/>
+            </w:tcMar>
             <w:tcMar>
               <w:top w:w="40" w:type="dxa"/>
               <w:bottom w:w="40" w:type="dxa"/>
@@ -3127,6 +3451,12 @@
               <w:left w:w="60" w:type="dxa"/>
               <w:right w:w="60" w:type="dxa"/>
             </w:tcMar>
+            <w:tcMar>
+              <w:top w:w="40" w:type="dxa"/>
+              <w:bottom w:w="40" w:type="dxa"/>
+              <w:left w:w="60" w:type="dxa"/>
+              <w:right w:w="60" w:type="dxa"/>
+            </w:tcMar>
           </w:tcPr>
           <w:p>
             <w:pPr>
@@ -3146,6 +3476,12 @@
         </w:tc>
         <w:tc>
           <w:tcPr>
+            <w:tcMar>
+              <w:top w:w="40" w:type="dxa"/>
+              <w:bottom w:w="40" w:type="dxa"/>
+              <w:left w:w="60" w:type="dxa"/>
+              <w:right w:w="60" w:type="dxa"/>
+            </w:tcMar>
             <w:tcMar>
               <w:top w:w="40" w:type="dxa"/>
               <w:bottom w:w="40" w:type="dxa"/>
@@ -3178,6 +3514,12 @@
               <w:left w:w="60" w:type="dxa"/>
               <w:right w:w="60" w:type="dxa"/>
             </w:tcMar>
+            <w:tcMar>
+              <w:top w:w="40" w:type="dxa"/>
+              <w:bottom w:w="40" w:type="dxa"/>
+              <w:left w:w="60" w:type="dxa"/>
+              <w:right w:w="60" w:type="dxa"/>
+            </w:tcMar>
           </w:tcPr>
           <w:p>
             <w:pPr>
@@ -3197,6 +3539,12 @@
         </w:tc>
         <w:tc>
           <w:tcPr>
+            <w:tcMar>
+              <w:top w:w="40" w:type="dxa"/>
+              <w:bottom w:w="40" w:type="dxa"/>
+              <w:left w:w="60" w:type="dxa"/>
+              <w:right w:w="60" w:type="dxa"/>
+            </w:tcMar>
             <w:tcMar>
               <w:top w:w="40" w:type="dxa"/>
               <w:bottom w:w="40" w:type="dxa"/>
@@ -3229,6 +3577,12 @@
               <w:left w:w="60" w:type="dxa"/>
               <w:right w:w="60" w:type="dxa"/>
             </w:tcMar>
+            <w:tcMar>
+              <w:top w:w="40" w:type="dxa"/>
+              <w:bottom w:w="40" w:type="dxa"/>
+              <w:left w:w="60" w:type="dxa"/>
+              <w:right w:w="60" w:type="dxa"/>
+            </w:tcMar>
           </w:tcPr>
           <w:p>
             <w:pPr>
@@ -3248,6 +3602,12 @@
         </w:tc>
         <w:tc>
           <w:tcPr>
+            <w:tcMar>
+              <w:top w:w="40" w:type="dxa"/>
+              <w:bottom w:w="40" w:type="dxa"/>
+              <w:left w:w="60" w:type="dxa"/>
+              <w:right w:w="60" w:type="dxa"/>
+            </w:tcMar>
             <w:tcMar>
               <w:top w:w="40" w:type="dxa"/>
               <w:bottom w:w="40" w:type="dxa"/>
@@ -3295,6 +3655,12 @@
               <w:left w:w="60" w:type="dxa"/>
               <w:right w:w="60" w:type="dxa"/>
             </w:tcMar>
+            <w:tcMar>
+              <w:top w:w="40" w:type="dxa"/>
+              <w:bottom w:w="40" w:type="dxa"/>
+              <w:left w:w="60" w:type="dxa"/>
+              <w:right w:w="60" w:type="dxa"/>
+            </w:tcMar>
           </w:tcPr>
           <w:p>
             <w:pPr>
@@ -3314,6 +3680,12 @@
         </w:tc>
         <w:tc>
           <w:tcPr>
+            <w:tcMar>
+              <w:top w:w="40" w:type="dxa"/>
+              <w:bottom w:w="40" w:type="dxa"/>
+              <w:left w:w="60" w:type="dxa"/>
+              <w:right w:w="60" w:type="dxa"/>
+            </w:tcMar>
             <w:tcMar>
               <w:top w:w="40" w:type="dxa"/>
               <w:bottom w:w="40" w:type="dxa"/>

--- a/docs/DATABASE_SCHEMA.docx
+++ b/docs/DATABASE_SCHEMA.docx
@@ -60,12 +60,6 @@
               <w:right w:w="60" w:type="dxa"/>
             </w:tcMar>
             <w:shd w:fill="1A365D" w:val="clear"/>
-            <w:tcMar>
-              <w:top w:w="40" w:type="dxa"/>
-              <w:bottom w:w="40" w:type="dxa"/>
-              <w:left w:w="60" w:type="dxa"/>
-              <w:right w:w="60" w:type="dxa"/>
-            </w:tcMar>
           </w:tcPr>
           <w:p>
             <w:pPr>
@@ -93,12 +87,6 @@
               <w:right w:w="60" w:type="dxa"/>
             </w:tcMar>
             <w:shd w:fill="1A365D" w:val="clear"/>
-            <w:tcMar>
-              <w:top w:w="40" w:type="dxa"/>
-              <w:bottom w:w="40" w:type="dxa"/>
-              <w:left w:w="60" w:type="dxa"/>
-              <w:right w:w="60" w:type="dxa"/>
-            </w:tcMar>
           </w:tcPr>
           <w:p>
             <w:pPr>
@@ -121,12 +109,6 @@
       <w:tr>
         <w:tc>
           <w:tcPr>
-            <w:tcMar>
-              <w:top w:w="40" w:type="dxa"/>
-              <w:bottom w:w="40" w:type="dxa"/>
-              <w:left w:w="60" w:type="dxa"/>
-              <w:right w:w="60" w:type="dxa"/>
-            </w:tcMar>
             <w:tcMar>
               <w:top w:w="40" w:type="dxa"/>
               <w:bottom w:w="40" w:type="dxa"/>
@@ -166,12 +148,6 @@
         </w:tc>
         <w:tc>
           <w:tcPr>
-            <w:tcMar>
-              <w:top w:w="40" w:type="dxa"/>
-              <w:bottom w:w="40" w:type="dxa"/>
-              <w:left w:w="60" w:type="dxa"/>
-              <w:right w:w="60" w:type="dxa"/>
-            </w:tcMar>
             <w:tcMar>
               <w:top w:w="40" w:type="dxa"/>
               <w:bottom w:w="40" w:type="dxa"/>
@@ -218,12 +194,6 @@
               <w:left w:w="60" w:type="dxa"/>
               <w:right w:w="60" w:type="dxa"/>
             </w:tcMar>
-            <w:tcMar>
-              <w:top w:w="40" w:type="dxa"/>
-              <w:bottom w:w="40" w:type="dxa"/>
-              <w:left w:w="60" w:type="dxa"/>
-              <w:right w:w="60" w:type="dxa"/>
-            </w:tcMar>
           </w:tcPr>
           <w:p>
             <w:pPr>
@@ -243,12 +213,6 @@
         </w:tc>
         <w:tc>
           <w:tcPr>
-            <w:tcMar>
-              <w:top w:w="40" w:type="dxa"/>
-              <w:bottom w:w="40" w:type="dxa"/>
-              <w:left w:w="60" w:type="dxa"/>
-              <w:right w:w="60" w:type="dxa"/>
-            </w:tcMar>
             <w:tcMar>
               <w:top w:w="40" w:type="dxa"/>
               <w:bottom w:w="40" w:type="dxa"/>
@@ -296,12 +260,6 @@
               <w:left w:w="60" w:type="dxa"/>
               <w:right w:w="60" w:type="dxa"/>
             </w:tcMar>
-            <w:tcMar>
-              <w:top w:w="40" w:type="dxa"/>
-              <w:bottom w:w="40" w:type="dxa"/>
-              <w:left w:w="60" w:type="dxa"/>
-              <w:right w:w="60" w:type="dxa"/>
-            </w:tcMar>
           </w:tcPr>
           <w:p>
             <w:pPr>
@@ -320,12 +278,6 @@
         </w:tc>
         <w:tc>
           <w:tcPr>
-            <w:tcMar>
-              <w:top w:w="40" w:type="dxa"/>
-              <w:bottom w:w="40" w:type="dxa"/>
-              <w:left w:w="60" w:type="dxa"/>
-              <w:right w:w="60" w:type="dxa"/>
-            </w:tcMar>
             <w:tcMar>
               <w:top w:w="40" w:type="dxa"/>
               <w:bottom w:w="40" w:type="dxa"/>
@@ -1101,12 +1053,6 @@
               <w:right w:w="60" w:type="dxa"/>
             </w:tcMar>
             <w:shd w:fill="1A365D" w:val="clear"/>
-            <w:tcMar>
-              <w:top w:w="40" w:type="dxa"/>
-              <w:bottom w:w="40" w:type="dxa"/>
-              <w:left w:w="60" w:type="dxa"/>
-              <w:right w:w="60" w:type="dxa"/>
-            </w:tcMar>
           </w:tcPr>
           <w:p>
             <w:pPr>
@@ -1134,12 +1080,6 @@
               <w:right w:w="60" w:type="dxa"/>
             </w:tcMar>
             <w:shd w:fill="1A365D" w:val="clear"/>
-            <w:tcMar>
-              <w:top w:w="40" w:type="dxa"/>
-              <w:bottom w:w="40" w:type="dxa"/>
-              <w:left w:w="60" w:type="dxa"/>
-              <w:right w:w="60" w:type="dxa"/>
-            </w:tcMar>
           </w:tcPr>
           <w:p>
             <w:pPr>
@@ -1162,12 +1102,6 @@
       <w:tr>
         <w:tc>
           <w:tcPr>
-            <w:tcMar>
-              <w:top w:w="40" w:type="dxa"/>
-              <w:bottom w:w="40" w:type="dxa"/>
-              <w:left w:w="60" w:type="dxa"/>
-              <w:right w:w="60" w:type="dxa"/>
-            </w:tcMar>
             <w:tcMar>
               <w:top w:w="40" w:type="dxa"/>
               <w:bottom w:w="40" w:type="dxa"/>
@@ -1199,12 +1133,6 @@
               <w:left w:w="60" w:type="dxa"/>
               <w:right w:w="60" w:type="dxa"/>
             </w:tcMar>
-            <w:tcMar>
-              <w:top w:w="40" w:type="dxa"/>
-              <w:bottom w:w="40" w:type="dxa"/>
-              <w:left w:w="60" w:type="dxa"/>
-              <w:right w:w="60" w:type="dxa"/>
-            </w:tcMar>
           </w:tcPr>
           <w:p>
             <w:pPr>
@@ -1225,12 +1153,6 @@
       <w:tr>
         <w:tc>
           <w:tcPr>
-            <w:tcMar>
-              <w:top w:w="40" w:type="dxa"/>
-              <w:bottom w:w="40" w:type="dxa"/>
-              <w:left w:w="60" w:type="dxa"/>
-              <w:right w:w="60" w:type="dxa"/>
-            </w:tcMar>
             <w:tcMar>
               <w:top w:w="40" w:type="dxa"/>
               <w:bottom w:w="40" w:type="dxa"/>
@@ -1284,12 +1206,6 @@
               <w:left w:w="60" w:type="dxa"/>
               <w:right w:w="60" w:type="dxa"/>
             </w:tcMar>
-            <w:tcMar>
-              <w:top w:w="40" w:type="dxa"/>
-              <w:bottom w:w="40" w:type="dxa"/>
-              <w:left w:w="60" w:type="dxa"/>
-              <w:right w:w="60" w:type="dxa"/>
-            </w:tcMar>
           </w:tcPr>
           <w:p>
             <w:pPr>
@@ -1310,12 +1226,6 @@
       <w:tr>
         <w:tc>
           <w:tcPr>
-            <w:tcMar>
-              <w:top w:w="40" w:type="dxa"/>
-              <w:bottom w:w="40" w:type="dxa"/>
-              <w:left w:w="60" w:type="dxa"/>
-              <w:right w:w="60" w:type="dxa"/>
-            </w:tcMar>
             <w:tcMar>
               <w:top w:w="40" w:type="dxa"/>
               <w:bottom w:w="40" w:type="dxa"/>
@@ -1369,12 +1279,6 @@
               <w:left w:w="60" w:type="dxa"/>
               <w:right w:w="60" w:type="dxa"/>
             </w:tcMar>
-            <w:tcMar>
-              <w:top w:w="40" w:type="dxa"/>
-              <w:bottom w:w="40" w:type="dxa"/>
-              <w:left w:w="60" w:type="dxa"/>
-              <w:right w:w="60" w:type="dxa"/>
-            </w:tcMar>
           </w:tcPr>
           <w:p>
             <w:pPr>
@@ -1395,12 +1299,6 @@
       <w:tr>
         <w:tc>
           <w:tcPr>
-            <w:tcMar>
-              <w:top w:w="40" w:type="dxa"/>
-              <w:bottom w:w="40" w:type="dxa"/>
-              <w:left w:w="60" w:type="dxa"/>
-              <w:right w:w="60" w:type="dxa"/>
-            </w:tcMar>
             <w:tcMar>
               <w:top w:w="40" w:type="dxa"/>
               <w:bottom w:w="40" w:type="dxa"/>
@@ -1432,12 +1330,6 @@
               <w:left w:w="60" w:type="dxa"/>
               <w:right w:w="60" w:type="dxa"/>
             </w:tcMar>
-            <w:tcMar>
-              <w:top w:w="40" w:type="dxa"/>
-              <w:bottom w:w="40" w:type="dxa"/>
-              <w:left w:w="60" w:type="dxa"/>
-              <w:right w:w="60" w:type="dxa"/>
-            </w:tcMar>
           </w:tcPr>
           <w:p>
             <w:pPr>
@@ -1458,12 +1350,6 @@
       <w:tr>
         <w:tc>
           <w:tcPr>
-            <w:tcMar>
-              <w:top w:w="40" w:type="dxa"/>
-              <w:bottom w:w="40" w:type="dxa"/>
-              <w:left w:w="60" w:type="dxa"/>
-              <w:right w:w="60" w:type="dxa"/>
-            </w:tcMar>
             <w:tcMar>
               <w:top w:w="40" w:type="dxa"/>
               <w:bottom w:w="40" w:type="dxa"/>
@@ -1517,12 +1403,6 @@
               <w:left w:w="60" w:type="dxa"/>
               <w:right w:w="60" w:type="dxa"/>
             </w:tcMar>
-            <w:tcMar>
-              <w:top w:w="40" w:type="dxa"/>
-              <w:bottom w:w="40" w:type="dxa"/>
-              <w:left w:w="60" w:type="dxa"/>
-              <w:right w:w="60" w:type="dxa"/>
-            </w:tcMar>
           </w:tcPr>
           <w:p>
             <w:pPr>
@@ -1543,12 +1423,6 @@
       <w:tr>
         <w:tc>
           <w:tcPr>
-            <w:tcMar>
-              <w:top w:w="40" w:type="dxa"/>
-              <w:bottom w:w="40" w:type="dxa"/>
-              <w:left w:w="60" w:type="dxa"/>
-              <w:right w:w="60" w:type="dxa"/>
-            </w:tcMar>
             <w:tcMar>
               <w:top w:w="40" w:type="dxa"/>
               <w:bottom w:w="40" w:type="dxa"/>
@@ -1596,12 +1470,6 @@
         </w:tc>
         <w:tc>
           <w:tcPr>
-            <w:tcMar>
-              <w:top w:w="40" w:type="dxa"/>
-              <w:bottom w:w="40" w:type="dxa"/>
-              <w:left w:w="60" w:type="dxa"/>
-              <w:right w:w="60" w:type="dxa"/>
-            </w:tcMar>
             <w:tcMar>
               <w:top w:w="40" w:type="dxa"/>
               <w:bottom w:w="40" w:type="dxa"/>
@@ -1765,12 +1633,6 @@
               <w:right w:w="60" w:type="dxa"/>
             </w:tcMar>
             <w:shd w:fill="1A365D" w:val="clear"/>
-            <w:tcMar>
-              <w:top w:w="40" w:type="dxa"/>
-              <w:bottom w:w="40" w:type="dxa"/>
-              <w:left w:w="60" w:type="dxa"/>
-              <w:right w:w="60" w:type="dxa"/>
-            </w:tcMar>
           </w:tcPr>
           <w:p>
             <w:pPr>
@@ -1798,12 +1660,6 @@
               <w:right w:w="60" w:type="dxa"/>
             </w:tcMar>
             <w:shd w:fill="1A365D" w:val="clear"/>
-            <w:tcMar>
-              <w:top w:w="40" w:type="dxa"/>
-              <w:bottom w:w="40" w:type="dxa"/>
-              <w:left w:w="60" w:type="dxa"/>
-              <w:right w:w="60" w:type="dxa"/>
-            </w:tcMar>
           </w:tcPr>
           <w:p>
             <w:pPr>
@@ -1832,12 +1688,6 @@
               <w:left w:w="60" w:type="dxa"/>
               <w:right w:w="60" w:type="dxa"/>
             </w:tcMar>
-            <w:tcMar>
-              <w:top w:w="40" w:type="dxa"/>
-              <w:bottom w:w="40" w:type="dxa"/>
-              <w:left w:w="60" w:type="dxa"/>
-              <w:right w:w="60" w:type="dxa"/>
-            </w:tcMar>
           </w:tcPr>
           <w:p>
             <w:pPr>
@@ -1857,12 +1707,6 @@
         </w:tc>
         <w:tc>
           <w:tcPr>
-            <w:tcMar>
-              <w:top w:w="40" w:type="dxa"/>
-              <w:bottom w:w="40" w:type="dxa"/>
-              <w:left w:w="60" w:type="dxa"/>
-              <w:right w:w="60" w:type="dxa"/>
-            </w:tcMar>
             <w:tcMar>
               <w:top w:w="40" w:type="dxa"/>
               <w:bottom w:w="40" w:type="dxa"/>
@@ -1895,12 +1739,6 @@
               <w:left w:w="60" w:type="dxa"/>
               <w:right w:w="60" w:type="dxa"/>
             </w:tcMar>
-            <w:tcMar>
-              <w:top w:w="40" w:type="dxa"/>
-              <w:bottom w:w="40" w:type="dxa"/>
-              <w:left w:w="60" w:type="dxa"/>
-              <w:right w:w="60" w:type="dxa"/>
-            </w:tcMar>
           </w:tcPr>
           <w:p>
             <w:pPr>
@@ -1920,12 +1758,6 @@
         </w:tc>
         <w:tc>
           <w:tcPr>
-            <w:tcMar>
-              <w:top w:w="40" w:type="dxa"/>
-              <w:bottom w:w="40" w:type="dxa"/>
-              <w:left w:w="60" w:type="dxa"/>
-              <w:right w:w="60" w:type="dxa"/>
-            </w:tcMar>
             <w:tcMar>
               <w:top w:w="40" w:type="dxa"/>
               <w:bottom w:w="40" w:type="dxa"/>
@@ -1958,12 +1790,6 @@
               <w:left w:w="60" w:type="dxa"/>
               <w:right w:w="60" w:type="dxa"/>
             </w:tcMar>
-            <w:tcMar>
-              <w:top w:w="40" w:type="dxa"/>
-              <w:bottom w:w="40" w:type="dxa"/>
-              <w:left w:w="60" w:type="dxa"/>
-              <w:right w:w="60" w:type="dxa"/>
-            </w:tcMar>
           </w:tcPr>
           <w:p>
             <w:pPr>
@@ -1983,12 +1809,6 @@
         </w:tc>
         <w:tc>
           <w:tcPr>
-            <w:tcMar>
-              <w:top w:w="40" w:type="dxa"/>
-              <w:bottom w:w="40" w:type="dxa"/>
-              <w:left w:w="60" w:type="dxa"/>
-              <w:right w:w="60" w:type="dxa"/>
-            </w:tcMar>
             <w:tcMar>
               <w:top w:w="40" w:type="dxa"/>
               <w:bottom w:w="40" w:type="dxa"/>
@@ -2015,12 +1835,6 @@
       <w:tr>
         <w:tc>
           <w:tcPr>
-            <w:tcMar>
-              <w:top w:w="40" w:type="dxa"/>
-              <w:bottom w:w="40" w:type="dxa"/>
-              <w:left w:w="60" w:type="dxa"/>
-              <w:right w:w="60" w:type="dxa"/>
-            </w:tcMar>
             <w:tcMar>
               <w:top w:w="40" w:type="dxa"/>
               <w:bottom w:w="40" w:type="dxa"/>
@@ -2118,12 +1932,6 @@
               <w:left w:w="60" w:type="dxa"/>
               <w:right w:w="60" w:type="dxa"/>
             </w:tcMar>
-            <w:tcMar>
-              <w:top w:w="40" w:type="dxa"/>
-              <w:bottom w:w="40" w:type="dxa"/>
-              <w:left w:w="60" w:type="dxa"/>
-              <w:right w:w="60" w:type="dxa"/>
-            </w:tcMar>
           </w:tcPr>
           <w:p>
             <w:pPr>
@@ -2144,12 +1952,6 @@
       <w:tr>
         <w:tc>
           <w:tcPr>
-            <w:tcMar>
-              <w:top w:w="40" w:type="dxa"/>
-              <w:bottom w:w="40" w:type="dxa"/>
-              <w:left w:w="60" w:type="dxa"/>
-              <w:right w:w="60" w:type="dxa"/>
-            </w:tcMar>
             <w:tcMar>
               <w:top w:w="40" w:type="dxa"/>
               <w:bottom w:w="40" w:type="dxa"/>
@@ -2203,12 +2005,6 @@
               <w:left w:w="60" w:type="dxa"/>
               <w:right w:w="60" w:type="dxa"/>
             </w:tcMar>
-            <w:tcMar>
-              <w:top w:w="40" w:type="dxa"/>
-              <w:bottom w:w="40" w:type="dxa"/>
-              <w:left w:w="60" w:type="dxa"/>
-              <w:right w:w="60" w:type="dxa"/>
-            </w:tcMar>
           </w:tcPr>
           <w:p>
             <w:pPr>
@@ -2229,12 +2025,6 @@
       <w:tr>
         <w:tc>
           <w:tcPr>
-            <w:tcMar>
-              <w:top w:w="40" w:type="dxa"/>
-              <w:bottom w:w="40" w:type="dxa"/>
-              <w:left w:w="60" w:type="dxa"/>
-              <w:right w:w="60" w:type="dxa"/>
-            </w:tcMar>
             <w:tcMar>
               <w:top w:w="40" w:type="dxa"/>
               <w:bottom w:w="40" w:type="dxa"/>
@@ -2310,12 +2100,6 @@
               <w:left w:w="60" w:type="dxa"/>
               <w:right w:w="60" w:type="dxa"/>
             </w:tcMar>
-            <w:tcMar>
-              <w:top w:w="40" w:type="dxa"/>
-              <w:bottom w:w="40" w:type="dxa"/>
-              <w:left w:w="60" w:type="dxa"/>
-              <w:right w:w="60" w:type="dxa"/>
-            </w:tcMar>
           </w:tcPr>
           <w:p>
             <w:pPr>
@@ -2342,12 +2126,6 @@
               <w:left w:w="60" w:type="dxa"/>
               <w:right w:w="60" w:type="dxa"/>
             </w:tcMar>
-            <w:tcMar>
-              <w:top w:w="40" w:type="dxa"/>
-              <w:bottom w:w="40" w:type="dxa"/>
-              <w:left w:w="60" w:type="dxa"/>
-              <w:right w:w="60" w:type="dxa"/>
-            </w:tcMar>
           </w:tcPr>
           <w:p>
             <w:pPr>
@@ -2367,12 +2145,6 @@
         </w:tc>
         <w:tc>
           <w:tcPr>
-            <w:tcMar>
-              <w:top w:w="40" w:type="dxa"/>
-              <w:bottom w:w="40" w:type="dxa"/>
-              <w:left w:w="60" w:type="dxa"/>
-              <w:right w:w="60" w:type="dxa"/>
-            </w:tcMar>
             <w:tcMar>
               <w:top w:w="40" w:type="dxa"/>
               <w:bottom w:w="40" w:type="dxa"/>
@@ -2419,12 +2191,6 @@
               <w:left w:w="60" w:type="dxa"/>
               <w:right w:w="60" w:type="dxa"/>
             </w:tcMar>
-            <w:tcMar>
-              <w:top w:w="40" w:type="dxa"/>
-              <w:bottom w:w="40" w:type="dxa"/>
-              <w:left w:w="60" w:type="dxa"/>
-              <w:right w:w="60" w:type="dxa"/>
-            </w:tcMar>
           </w:tcPr>
           <w:p>
             <w:pPr>
@@ -2444,12 +2210,6 @@
         </w:tc>
         <w:tc>
           <w:tcPr>
-            <w:tcMar>
-              <w:top w:w="40" w:type="dxa"/>
-              <w:bottom w:w="40" w:type="dxa"/>
-              <w:left w:w="60" w:type="dxa"/>
-              <w:right w:w="60" w:type="dxa"/>
-            </w:tcMar>
             <w:tcMar>
               <w:top w:w="40" w:type="dxa"/>
               <w:bottom w:w="40" w:type="dxa"/>
@@ -2497,12 +2257,6 @@
               <w:left w:w="60" w:type="dxa"/>
               <w:right w:w="60" w:type="dxa"/>
             </w:tcMar>
-            <w:tcMar>
-              <w:top w:w="40" w:type="dxa"/>
-              <w:bottom w:w="40" w:type="dxa"/>
-              <w:left w:w="60" w:type="dxa"/>
-              <w:right w:w="60" w:type="dxa"/>
-            </w:tcMar>
           </w:tcPr>
           <w:p>
             <w:pPr>
@@ -2521,12 +2275,6 @@
         </w:tc>
         <w:tc>
           <w:tcPr>
-            <w:tcMar>
-              <w:top w:w="40" w:type="dxa"/>
-              <w:bottom w:w="40" w:type="dxa"/>
-              <w:left w:w="60" w:type="dxa"/>
-              <w:right w:w="60" w:type="dxa"/>
-            </w:tcMar>
             <w:tcMar>
               <w:top w:w="40" w:type="dxa"/>
               <w:bottom w:w="40" w:type="dxa"/>
@@ -3026,12 +2774,6 @@
               <w:right w:w="60" w:type="dxa"/>
             </w:tcMar>
             <w:shd w:fill="1A365D" w:val="clear"/>
-            <w:tcMar>
-              <w:top w:w="40" w:type="dxa"/>
-              <w:bottom w:w="40" w:type="dxa"/>
-              <w:left w:w="60" w:type="dxa"/>
-              <w:right w:w="60" w:type="dxa"/>
-            </w:tcMar>
           </w:tcPr>
           <w:p>
             <w:pPr>
@@ -3059,12 +2801,6 @@
               <w:right w:w="60" w:type="dxa"/>
             </w:tcMar>
             <w:shd w:fill="1A365D" w:val="clear"/>
-            <w:tcMar>
-              <w:top w:w="40" w:type="dxa"/>
-              <w:bottom w:w="40" w:type="dxa"/>
-              <w:left w:w="60" w:type="dxa"/>
-              <w:right w:w="60" w:type="dxa"/>
-            </w:tcMar>
           </w:tcPr>
           <w:p>
             <w:pPr>
@@ -3093,12 +2829,6 @@
               <w:left w:w="60" w:type="dxa"/>
               <w:right w:w="60" w:type="dxa"/>
             </w:tcMar>
-            <w:tcMar>
-              <w:top w:w="40" w:type="dxa"/>
-              <w:bottom w:w="40" w:type="dxa"/>
-              <w:left w:w="60" w:type="dxa"/>
-              <w:right w:w="60" w:type="dxa"/>
-            </w:tcMar>
           </w:tcPr>
           <w:p>
             <w:pPr>
@@ -3118,12 +2848,6 @@
         </w:tc>
         <w:tc>
           <w:tcPr>
-            <w:tcMar>
-              <w:top w:w="40" w:type="dxa"/>
-              <w:bottom w:w="40" w:type="dxa"/>
-              <w:left w:w="60" w:type="dxa"/>
-              <w:right w:w="60" w:type="dxa"/>
-            </w:tcMar>
             <w:tcMar>
               <w:top w:w="40" w:type="dxa"/>
               <w:bottom w:w="40" w:type="dxa"/>
@@ -3156,12 +2880,6 @@
               <w:left w:w="60" w:type="dxa"/>
               <w:right w:w="60" w:type="dxa"/>
             </w:tcMar>
-            <w:tcMar>
-              <w:top w:w="40" w:type="dxa"/>
-              <w:bottom w:w="40" w:type="dxa"/>
-              <w:left w:w="60" w:type="dxa"/>
-              <w:right w:w="60" w:type="dxa"/>
-            </w:tcMar>
           </w:tcPr>
           <w:p>
             <w:pPr>
@@ -3181,12 +2899,6 @@
         </w:tc>
         <w:tc>
           <w:tcPr>
-            <w:tcMar>
-              <w:top w:w="40" w:type="dxa"/>
-              <w:bottom w:w="40" w:type="dxa"/>
-              <w:left w:w="60" w:type="dxa"/>
-              <w:right w:w="60" w:type="dxa"/>
-            </w:tcMar>
             <w:tcMar>
               <w:top w:w="40" w:type="dxa"/>
               <w:bottom w:w="40" w:type="dxa"/>
@@ -3248,12 +2960,6 @@
               <w:left w:w="60" w:type="dxa"/>
               <w:right w:w="60" w:type="dxa"/>
             </w:tcMar>
-            <w:tcMar>
-              <w:top w:w="40" w:type="dxa"/>
-              <w:bottom w:w="40" w:type="dxa"/>
-              <w:left w:w="60" w:type="dxa"/>
-              <w:right w:w="60" w:type="dxa"/>
-            </w:tcMar>
           </w:tcPr>
           <w:p>
             <w:pPr>
@@ -3273,12 +2979,6 @@
         </w:tc>
         <w:tc>
           <w:tcPr>
-            <w:tcMar>
-              <w:top w:w="40" w:type="dxa"/>
-              <w:bottom w:w="40" w:type="dxa"/>
-              <w:left w:w="60" w:type="dxa"/>
-              <w:right w:w="60" w:type="dxa"/>
-            </w:tcMar>
             <w:tcMar>
               <w:top w:w="40" w:type="dxa"/>
               <w:bottom w:w="40" w:type="dxa"/>
@@ -3311,12 +3011,6 @@
               <w:left w:w="60" w:type="dxa"/>
               <w:right w:w="60" w:type="dxa"/>
             </w:tcMar>
-            <w:tcMar>
-              <w:top w:w="40" w:type="dxa"/>
-              <w:bottom w:w="40" w:type="dxa"/>
-              <w:left w:w="60" w:type="dxa"/>
-              <w:right w:w="60" w:type="dxa"/>
-            </w:tcMar>
           </w:tcPr>
           <w:p>
             <w:pPr>
@@ -3336,12 +3030,6 @@
         </w:tc>
         <w:tc>
           <w:tcPr>
-            <w:tcMar>
-              <w:top w:w="40" w:type="dxa"/>
-              <w:bottom w:w="40" w:type="dxa"/>
-              <w:left w:w="60" w:type="dxa"/>
-              <w:right w:w="60" w:type="dxa"/>
-            </w:tcMar>
             <w:tcMar>
               <w:top w:w="40" w:type="dxa"/>
               <w:bottom w:w="40" w:type="dxa"/>
@@ -3374,12 +3062,6 @@
               <w:left w:w="60" w:type="dxa"/>
               <w:right w:w="60" w:type="dxa"/>
             </w:tcMar>
-            <w:tcMar>
-              <w:top w:w="40" w:type="dxa"/>
-              <w:bottom w:w="40" w:type="dxa"/>
-              <w:left w:w="60" w:type="dxa"/>
-              <w:right w:w="60" w:type="dxa"/>
-            </w:tcMar>
           </w:tcPr>
           <w:p>
             <w:pPr>
@@ -3399,12 +3081,6 @@
         </w:tc>
         <w:tc>
           <w:tcPr>
-            <w:tcMar>
-              <w:top w:w="40" w:type="dxa"/>
-              <w:bottom w:w="40" w:type="dxa"/>
-              <w:left w:w="60" w:type="dxa"/>
-              <w:right w:w="60" w:type="dxa"/>
-            </w:tcMar>
             <w:tcMar>
               <w:top w:w="40" w:type="dxa"/>
               <w:bottom w:w="40" w:type="dxa"/>
@@ -3451,12 +3127,6 @@
               <w:left w:w="60" w:type="dxa"/>
               <w:right w:w="60" w:type="dxa"/>
             </w:tcMar>
-            <w:tcMar>
-              <w:top w:w="40" w:type="dxa"/>
-              <w:bottom w:w="40" w:type="dxa"/>
-              <w:left w:w="60" w:type="dxa"/>
-              <w:right w:w="60" w:type="dxa"/>
-            </w:tcMar>
           </w:tcPr>
           <w:p>
             <w:pPr>
@@ -3476,12 +3146,6 @@
         </w:tc>
         <w:tc>
           <w:tcPr>
-            <w:tcMar>
-              <w:top w:w="40" w:type="dxa"/>
-              <w:bottom w:w="40" w:type="dxa"/>
-              <w:left w:w="60" w:type="dxa"/>
-              <w:right w:w="60" w:type="dxa"/>
-            </w:tcMar>
             <w:tcMar>
               <w:top w:w="40" w:type="dxa"/>
               <w:bottom w:w="40" w:type="dxa"/>
@@ -3514,12 +3178,6 @@
               <w:left w:w="60" w:type="dxa"/>
               <w:right w:w="60" w:type="dxa"/>
             </w:tcMar>
-            <w:tcMar>
-              <w:top w:w="40" w:type="dxa"/>
-              <w:bottom w:w="40" w:type="dxa"/>
-              <w:left w:w="60" w:type="dxa"/>
-              <w:right w:w="60" w:type="dxa"/>
-            </w:tcMar>
           </w:tcPr>
           <w:p>
             <w:pPr>
@@ -3539,12 +3197,6 @@
         </w:tc>
         <w:tc>
           <w:tcPr>
-            <w:tcMar>
-              <w:top w:w="40" w:type="dxa"/>
-              <w:bottom w:w="40" w:type="dxa"/>
-              <w:left w:w="60" w:type="dxa"/>
-              <w:right w:w="60" w:type="dxa"/>
-            </w:tcMar>
             <w:tcMar>
               <w:top w:w="40" w:type="dxa"/>
               <w:bottom w:w="40" w:type="dxa"/>
@@ -3577,12 +3229,6 @@
               <w:left w:w="60" w:type="dxa"/>
               <w:right w:w="60" w:type="dxa"/>
             </w:tcMar>
-            <w:tcMar>
-              <w:top w:w="40" w:type="dxa"/>
-              <w:bottom w:w="40" w:type="dxa"/>
-              <w:left w:w="60" w:type="dxa"/>
-              <w:right w:w="60" w:type="dxa"/>
-            </w:tcMar>
           </w:tcPr>
           <w:p>
             <w:pPr>
@@ -3602,12 +3248,6 @@
         </w:tc>
         <w:tc>
           <w:tcPr>
-            <w:tcMar>
-              <w:top w:w="40" w:type="dxa"/>
-              <w:bottom w:w="40" w:type="dxa"/>
-              <w:left w:w="60" w:type="dxa"/>
-              <w:right w:w="60" w:type="dxa"/>
-            </w:tcMar>
             <w:tcMar>
               <w:top w:w="40" w:type="dxa"/>
               <w:bottom w:w="40" w:type="dxa"/>
@@ -3655,12 +3295,6 @@
               <w:left w:w="60" w:type="dxa"/>
               <w:right w:w="60" w:type="dxa"/>
             </w:tcMar>
-            <w:tcMar>
-              <w:top w:w="40" w:type="dxa"/>
-              <w:bottom w:w="40" w:type="dxa"/>
-              <w:left w:w="60" w:type="dxa"/>
-              <w:right w:w="60" w:type="dxa"/>
-            </w:tcMar>
           </w:tcPr>
           <w:p>
             <w:pPr>
@@ -3680,12 +3314,6 @@
         </w:tc>
         <w:tc>
           <w:tcPr>
-            <w:tcMar>
-              <w:top w:w="40" w:type="dxa"/>
-              <w:bottom w:w="40" w:type="dxa"/>
-              <w:left w:w="60" w:type="dxa"/>
-              <w:right w:w="60" w:type="dxa"/>
-            </w:tcMar>
             <w:tcMar>
               <w:top w:w="40" w:type="dxa"/>
               <w:bottom w:w="40" w:type="dxa"/>

--- a/docs/DATABASE_SCHEMA.docx
+++ b/docs/DATABASE_SCHEMA.docx
@@ -10,7 +10,7 @@
         <w:t xml:space="preserve">DATABASE_SCHEMA</w:t>
       </w:r>
     </w:p>
-    <w:bookmarkStart w:id="20" w:name="database-schema"/>
+    <w:bookmarkStart w:id="24" w:name="database-schema"/>
     <w:p>
       <w:pPr>
         <w:pStyle w:val="Heading1"/>
@@ -31,17 +31,9 @@
     <w:tbl>
       <w:tblPr>
         <w:tblStyle w:val="Table"/>
-        <w:tblW w:type="pct" w:w="5000"/>
-        <w:tblLayout w:type="autofit"/>
+        <w:tblW w:type="pct" w:w="4722"/>
+        <w:tblLayout w:type="fixed"/>
         <w:tblLook w:firstRow="1" w:lastRow="0" w:firstColumn="0" w:lastColumn="0" w:noHBand="0" w:noVBand="0" w:val="0020"/>
-        <w:tblBorders>
-          <w:top w:val="single" w:sz="4" w:space="0" w:color="CBD5E0"/>
-          <w:left w:val="single" w:sz="4" w:space="0" w:color="CBD5E0"/>
-          <w:bottom w:val="single" w:sz="4" w:space="0" w:color="CBD5E0"/>
-          <w:right w:val="single" w:sz="4" w:space="0" w:color="CBD5E0"/>
-          <w:insideH w:val="single" w:sz="4" w:space="0" w:color="CBD5E0"/>
-          <w:insideV w:val="single" w:sz="4" w:space="0" w:color="CBD5E0"/>
-        </w:tblBorders>
       </w:tblPr>
       <w:tblGrid>
         <w:gridCol w:w="4290"/>
@@ -52,55 +44,25 @@
           <w:tblHeader w:val="on"/>
         </w:trPr>
         <w:tc>
-          <w:tcPr>
-            <w:tcMar>
-              <w:top w:w="40" w:type="dxa"/>
-              <w:bottom w:w="40" w:type="dxa"/>
-              <w:left w:w="60" w:type="dxa"/>
-              <w:right w:w="60" w:type="dxa"/>
-            </w:tcMar>
-            <w:shd w:fill="1A365D" w:val="clear"/>
-          </w:tcPr>
+          <w:tcPr/>
           <w:p>
             <w:pPr>
               <w:pStyle w:val="Compact"/>
-              <w:spacing w:before="0" w:after="40" w:line="264" w:lineRule="auto"/>
               <w:jc w:val="left"/>
             </w:pPr>
             <w:r>
-              <w:rPr>
-                <w:rFonts w:ascii="Calibri" w:hAnsi="Calibri"/>
-                <w:b/>
-                <w:color w:val="FFFFFF"/>
-                <w:sz w:val="18"/>
-              </w:rPr>
               <w:t xml:space="preserve">Mechanism</w:t>
             </w:r>
           </w:p>
         </w:tc>
         <w:tc>
-          <w:tcPr>
-            <w:tcMar>
-              <w:top w:w="40" w:type="dxa"/>
-              <w:bottom w:w="40" w:type="dxa"/>
-              <w:left w:w="60" w:type="dxa"/>
-              <w:right w:w="60" w:type="dxa"/>
-            </w:tcMar>
-            <w:shd w:fill="1A365D" w:val="clear"/>
-          </w:tcPr>
+          <w:tcPr/>
           <w:p>
             <w:pPr>
               <w:pStyle w:val="Compact"/>
-              <w:spacing w:before="0" w:after="40" w:line="264" w:lineRule="auto"/>
               <w:jc w:val="left"/>
             </w:pPr>
             <w:r>
-              <w:rPr>
-                <w:rFonts w:ascii="Calibri" w:hAnsi="Calibri"/>
-                <w:b/>
-                <w:color w:val="FFFFFF"/>
-                <w:sz w:val="18"/>
-              </w:rPr>
               <w:t xml:space="preserve">Role</w:t>
             </w:r>
           </w:p>
@@ -108,78 +70,40 @@
       </w:tr>
       <w:tr>
         <w:tc>
-          <w:tcPr>
-            <w:tcMar>
-              <w:top w:w="40" w:type="dxa"/>
-              <w:bottom w:w="40" w:type="dxa"/>
-              <w:left w:w="60" w:type="dxa"/>
-              <w:right w:w="60" w:type="dxa"/>
-            </w:tcMar>
-          </w:tcPr>
+          <w:tcPr/>
           <w:p>
             <w:pPr>
               <w:pStyle w:val="Compact"/>
-              <w:spacing w:before="0" w:after="40" w:line="264" w:lineRule="auto"/>
               <w:jc w:val="left"/>
             </w:pPr>
             <w:r>
-              <w:rPr>
-                <w:rFonts w:ascii="Calibri" w:hAnsi="Calibri"/>
-                <w:sz w:val="18"/>
-              </w:rPr>
               <w:t xml:space="preserve">Hibernate</w:t>
             </w:r>
             <w:r>
-              <w:rPr>
-                <w:rFonts w:ascii="Calibri" w:hAnsi="Calibri"/>
-                <w:sz w:val="18"/>
-              </w:rPr>
               <w:t xml:space="preserve"> </w:t>
             </w:r>
             <w:r>
               <w:rPr>
                 <w:rStyle w:val="VerbatimChar"/>
-                <w:rFonts w:ascii="Calibri" w:hAnsi="Calibri"/>
-                <w:sz w:val="18"/>
               </w:rPr>
               <w:t xml:space="preserve">ddl-auto=update</w:t>
             </w:r>
           </w:p>
         </w:tc>
         <w:tc>
-          <w:tcPr>
-            <w:tcMar>
-              <w:top w:w="40" w:type="dxa"/>
-              <w:bottom w:w="40" w:type="dxa"/>
-              <w:left w:w="60" w:type="dxa"/>
-              <w:right w:w="60" w:type="dxa"/>
-            </w:tcMar>
-          </w:tcPr>
+          <w:tcPr/>
           <w:p>
             <w:pPr>
               <w:pStyle w:val="Compact"/>
-              <w:spacing w:before="0" w:after="40" w:line="264" w:lineRule="auto"/>
               <w:jc w:val="left"/>
             </w:pPr>
             <w:r>
-              <w:rPr>
-                <w:rFonts w:ascii="Calibri" w:hAnsi="Calibri"/>
-                <w:sz w:val="18"/>
-              </w:rPr>
               <w:t xml:space="preserve">Creates/updates most tables</w:t>
             </w:r>
             <w:r>
-              <w:rPr>
-                <w:rFonts w:ascii="Calibri" w:hAnsi="Calibri"/>
-                <w:sz w:val="18"/>
-              </w:rPr>
               <w:t xml:space="preserve"> </w:t>
             </w:r>
             <w:r>
-              <w:rPr>
-                <w:rFonts w:ascii="Calibri" w:hAnsi="Calibri"/>
-                <w:sz w:val="18"/>
-              </w:rPr>
               <w:t xml:space="preserve">from entities</w:t>
             </w:r>
           </w:p>
@@ -187,64 +111,36 @@
       </w:tr>
       <w:tr>
         <w:tc>
-          <w:tcPr>
-            <w:tcMar>
-              <w:top w:w="40" w:type="dxa"/>
-              <w:bottom w:w="40" w:type="dxa"/>
-              <w:left w:w="60" w:type="dxa"/>
-              <w:right w:w="60" w:type="dxa"/>
-            </w:tcMar>
-          </w:tcPr>
+          <w:tcPr/>
           <w:p>
             <w:pPr>
               <w:pStyle w:val="Compact"/>
-              <w:spacing w:before="0" w:after="40" w:line="264" w:lineRule="auto"/>
               <w:jc w:val="left"/>
             </w:pPr>
             <w:r>
               <w:rPr>
                 <w:rStyle w:val="VerbatimChar"/>
-                <w:rFonts w:ascii="Calibri" w:hAnsi="Calibri"/>
-                <w:sz w:val="18"/>
               </w:rPr>
               <w:t xml:space="preserve">schema.sql</w:t>
             </w:r>
           </w:p>
         </w:tc>
         <w:tc>
-          <w:tcPr>
-            <w:tcMar>
-              <w:top w:w="40" w:type="dxa"/>
-              <w:bottom w:w="40" w:type="dxa"/>
-              <w:left w:w="60" w:type="dxa"/>
-              <w:right w:w="60" w:type="dxa"/>
-            </w:tcMar>
-          </w:tcPr>
+          <w:tcPr/>
           <w:p>
             <w:pPr>
               <w:pStyle w:val="Compact"/>
-              <w:spacing w:before="0" w:after="40" w:line="264" w:lineRule="auto"/>
               <w:jc w:val="left"/>
             </w:pPr>
             <w:r>
-              <w:rPr>
-                <w:rFonts w:ascii="Calibri" w:hAnsi="Calibri"/>
-                <w:sz w:val="18"/>
-              </w:rPr>
               <w:t xml:space="preserve">Creates</w:t>
             </w:r>
             <w:r>
-              <w:rPr>
-                <w:rFonts w:ascii="Calibri" w:hAnsi="Calibri"/>
-                <w:sz w:val="18"/>
-              </w:rPr>
               <w:t xml:space="preserve"> </w:t>
             </w:r>
             <w:r>
               <w:rPr>
                 <w:rStyle w:val="VerbatimChar"/>
-                <w:rFonts w:ascii="Calibri" w:hAnsi="Calibri"/>
-                <w:sz w:val="18"/>
               </w:rPr>
               <w:t xml:space="preserve">account_ordinal_seq</w:t>
             </w:r>
@@ -253,93 +149,51 @@
       </w:tr>
       <w:tr>
         <w:tc>
-          <w:tcPr>
-            <w:tcMar>
-              <w:top w:w="40" w:type="dxa"/>
-              <w:bottom w:w="40" w:type="dxa"/>
-              <w:left w:w="60" w:type="dxa"/>
-              <w:right w:w="60" w:type="dxa"/>
-            </w:tcMar>
-          </w:tcPr>
+          <w:tcPr/>
           <w:p>
             <w:pPr>
               <w:pStyle w:val="Compact"/>
-              <w:spacing w:before="0" w:after="40" w:line="264" w:lineRule="auto"/>
               <w:jc w:val="left"/>
             </w:pPr>
             <w:r>
-              <w:rPr>
-                <w:rFonts w:ascii="Calibri" w:hAnsi="Calibri"/>
-                <w:sz w:val="18"/>
-              </w:rPr>
               <w:t xml:space="preserve">Seed runners</w:t>
             </w:r>
           </w:p>
         </w:tc>
         <w:tc>
-          <w:tcPr>
-            <w:tcMar>
-              <w:top w:w="40" w:type="dxa"/>
-              <w:bottom w:w="40" w:type="dxa"/>
-              <w:left w:w="60" w:type="dxa"/>
-              <w:right w:w="60" w:type="dxa"/>
-            </w:tcMar>
-          </w:tcPr>
+          <w:tcPr/>
           <w:p>
             <w:pPr>
               <w:pStyle w:val="Compact"/>
-              <w:spacing w:before="0" w:after="40" w:line="264" w:lineRule="auto"/>
               <w:jc w:val="left"/>
             </w:pPr>
             <w:r>
               <w:rPr>
                 <w:rStyle w:val="VerbatimChar"/>
-                <w:rFonts w:ascii="Calibri" w:hAnsi="Calibri"/>
-                <w:sz w:val="18"/>
               </w:rPr>
               <w:t xml:space="preserve">RoleInitializer</w:t>
             </w:r>
             <w:r>
-              <w:rPr>
-                <w:rFonts w:ascii="Calibri" w:hAnsi="Calibri"/>
-                <w:sz w:val="18"/>
-              </w:rPr>
               <w:t xml:space="preserve">,</w:t>
             </w:r>
             <w:r>
-              <w:rPr>
-                <w:rFonts w:ascii="Calibri" w:hAnsi="Calibri"/>
-                <w:sz w:val="18"/>
-              </w:rPr>
               <w:t xml:space="preserve"> </w:t>
             </w:r>
             <w:r>
               <w:rPr>
                 <w:rStyle w:val="VerbatimChar"/>
-                <w:rFonts w:ascii="Calibri" w:hAnsi="Calibri"/>
-                <w:sz w:val="18"/>
               </w:rPr>
               <w:t xml:space="preserve">AdminRoleInitializer</w:t>
             </w:r>
             <w:r>
-              <w:rPr>
-                <w:rFonts w:ascii="Calibri" w:hAnsi="Calibri"/>
-                <w:sz w:val="18"/>
-              </w:rPr>
               <w:t xml:space="preserve">,</w:t>
             </w:r>
             <w:r>
-              <w:rPr>
-                <w:rFonts w:ascii="Calibri" w:hAnsi="Calibri"/>
-                <w:sz w:val="18"/>
-              </w:rPr>
               <w:t xml:space="preserve"> </w:t>
             </w:r>
             <w:r>
               <w:rPr>
                 <w:rStyle w:val="VerbatimChar"/>
-                <w:rFonts w:ascii="Calibri" w:hAnsi="Calibri"/>
-                <w:sz w:val="18"/>
               </w:rPr>
               <w:t xml:space="preserve">AccountPolicyInitializer</w:t>
             </w:r>
@@ -383,6 +237,24 @@
         <w:rPr>
           <w:rStyle w:val="VerbatimChar"/>
         </w:rPr>
+        <w:t xml:space="preserve">  customers ||--o{ beneficiary : saves</w:t>
+      </w:r>
+      <w:r>
+        <w:br/>
+      </w:r>
+      <w:r>
+        <w:rPr>
+          <w:rStyle w:val="VerbatimChar"/>
+        </w:rPr>
+        <w:t xml:space="preserve">  customers ||--o{ transfer_request : requests</w:t>
+      </w:r>
+      <w:r>
+        <w:br/>
+      </w:r>
+      <w:r>
+        <w:rPr>
+          <w:rStyle w:val="VerbatimChar"/>
+        </w:rPr>
         <w:t xml:space="preserve">  users ||--o{ user_roles : has</w:t>
       </w:r>
       <w:r>
@@ -401,6 +273,15 @@
         <w:rPr>
           <w:rStyle w:val="VerbatimChar"/>
         </w:rPr>
+        <w:t xml:space="preserve">  account ||--o{ bank_transaction : posts</w:t>
+      </w:r>
+      <w:r>
+        <w:br/>
+      </w:r>
+      <w:r>
+        <w:rPr>
+          <w:rStyle w:val="VerbatimChar"/>
+        </w:rPr>
         <w:t xml:space="preserve">  account_policy {</w:t>
       </w:r>
       <w:r>
@@ -437,7 +318,7 @@
         <w:rPr>
           <w:rStyle w:val="VerbatimChar"/>
         </w:rPr>
-        <w:t xml:space="preserve">    boolean opening_deposit_required</w:t>
+        <w:t xml:space="preserve">  }</w:t>
       </w:r>
       <w:r>
         <w:br/>
@@ -446,7 +327,7 @@
         <w:rPr>
           <w:rStyle w:val="VerbatimChar"/>
         </w:rPr>
-        <w:t xml:space="preserve">    decimal required_opening_deposit</w:t>
+        <w:t xml:space="preserve">  customers {</w:t>
       </w:r>
       <w:r>
         <w:br/>
@@ -455,7 +336,7 @@
         <w:rPr>
           <w:rStyle w:val="VerbatimChar"/>
         </w:rPr>
-        <w:t xml:space="preserve">    decimal minimum_balance</w:t>
+        <w:t xml:space="preserve">    bigint customer_id PK</w:t>
       </w:r>
       <w:r>
         <w:br/>
@@ -464,7 +345,7 @@
         <w:rPr>
           <w:rStyle w:val="VerbatimChar"/>
         </w:rPr>
-        <w:t xml:space="preserve">    boolean active</w:t>
+        <w:t xml:space="preserve">    decimal transfer_approval_threshold</w:t>
       </w:r>
       <w:r>
         <w:br/>
@@ -482,7 +363,7 @@
         <w:rPr>
           <w:rStyle w:val="VerbatimChar"/>
         </w:rPr>
-        <w:t xml:space="preserve">  customers {</w:t>
+        <w:t xml:space="preserve">  account {</w:t>
       </w:r>
       <w:r>
         <w:br/>
@@ -491,7 +372,7 @@
         <w:rPr>
           <w:rStyle w:val="VerbatimChar"/>
         </w:rPr>
-        <w:t xml:space="preserve">    bigint customer_id PK</w:t>
+        <w:t xml:space="preserve">    bigint account_id PK</w:t>
       </w:r>
       <w:r>
         <w:br/>
@@ -500,7 +381,7 @@
         <w:rPr>
           <w:rStyle w:val="VerbatimChar"/>
         </w:rPr>
-        <w:t xml:space="preserve">    string first_name</w:t>
+        <w:t xml:space="preserve">    string account_number UK</w:t>
       </w:r>
       <w:r>
         <w:br/>
@@ -509,7 +390,7 @@
         <w:rPr>
           <w:rStyle w:val="VerbatimChar"/>
         </w:rPr>
-        <w:t xml:space="preserve">    string last_name</w:t>
+        <w:t xml:space="preserve">    bigint customer_id FK</w:t>
       </w:r>
       <w:r>
         <w:br/>
@@ -518,7 +399,7 @@
         <w:rPr>
           <w:rStyle w:val="VerbatimChar"/>
         </w:rPr>
-        <w:t xml:space="preserve">    string email UK</w:t>
+        <w:t xml:space="preserve">  }</w:t>
       </w:r>
       <w:r>
         <w:br/>
@@ -527,7 +408,7 @@
         <w:rPr>
           <w:rStyle w:val="VerbatimChar"/>
         </w:rPr>
-        <w:t xml:space="preserve">    string phone_number UK</w:t>
+        <w:t xml:space="preserve">  users {</w:t>
       </w:r>
       <w:r>
         <w:br/>
@@ -536,7 +417,7 @@
         <w:rPr>
           <w:rStyle w:val="VerbatimChar"/>
         </w:rPr>
-        <w:t xml:space="preserve">    date date_of_birth</w:t>
+        <w:t xml:space="preserve">    bigint user_id PK</w:t>
       </w:r>
       <w:r>
         <w:br/>
@@ -545,7 +426,97 @@
         <w:rPr>
           <w:rStyle w:val="VerbatimChar"/>
         </w:rPr>
-        <w:t xml:space="preserve">    string address</w:t>
+        <w:t xml:space="preserve">    string username UK</w:t>
+      </w:r>
+      <w:r>
+        <w:br/>
+      </w:r>
+      <w:r>
+        <w:rPr>
+          <w:rStyle w:val="VerbatimChar"/>
+        </w:rPr>
+        <w:t xml:space="preserve">    bigint customer_id</w:t>
+      </w:r>
+      <w:r>
+        <w:br/>
+      </w:r>
+      <w:r>
+        <w:rPr>
+          <w:rStyle w:val="VerbatimChar"/>
+        </w:rPr>
+        <w:t xml:space="preserve">  }</w:t>
+      </w:r>
+      <w:r>
+        <w:br/>
+      </w:r>
+      <w:r>
+        <w:rPr>
+          <w:rStyle w:val="VerbatimChar"/>
+        </w:rPr>
+        <w:t xml:space="preserve">  beneficiary {</w:t>
+      </w:r>
+      <w:r>
+        <w:br/>
+      </w:r>
+      <w:r>
+        <w:rPr>
+          <w:rStyle w:val="VerbatimChar"/>
+        </w:rPr>
+        <w:t xml:space="preserve">    bigint beneficiary_id PK</w:t>
+      </w:r>
+      <w:r>
+        <w:br/>
+      </w:r>
+      <w:r>
+        <w:rPr>
+          <w:rStyle w:val="VerbatimChar"/>
+        </w:rPr>
+        <w:t xml:space="preserve">    bigint customer_id FK</w:t>
+      </w:r>
+      <w:r>
+        <w:br/>
+      </w:r>
+      <w:r>
+        <w:rPr>
+          <w:rStyle w:val="VerbatimChar"/>
+        </w:rPr>
+        <w:t xml:space="preserve">    string bank_type</w:t>
+      </w:r>
+      <w:r>
+        <w:br/>
+      </w:r>
+      <w:r>
+        <w:rPr>
+          <w:rStyle w:val="VerbatimChar"/>
+        </w:rPr>
+        <w:t xml:space="preserve">  }</w:t>
+      </w:r>
+      <w:r>
+        <w:br/>
+      </w:r>
+      <w:r>
+        <w:rPr>
+          <w:rStyle w:val="VerbatimChar"/>
+        </w:rPr>
+        <w:t xml:space="preserve">  transfer_request {</w:t>
+      </w:r>
+      <w:r>
+        <w:br/>
+      </w:r>
+      <w:r>
+        <w:rPr>
+          <w:rStyle w:val="VerbatimChar"/>
+        </w:rPr>
+        <w:t xml:space="preserve">    bigint transfer_request_id PK</w:t>
+      </w:r>
+      <w:r>
+        <w:br/>
+      </w:r>
+      <w:r>
+        <w:rPr>
+          <w:rStyle w:val="VerbatimChar"/>
+        </w:rPr>
+        <w:t xml:space="preserve">    bigint customer_id FK</w:t>
       </w:r>
       <w:r>
         <w:br/>
@@ -563,7 +534,7 @@
         <w:rPr>
           <w:rStyle w:val="VerbatimChar"/>
         </w:rPr>
-        <w:t xml:space="preserve">    timestamp created_at</w:t>
+        <w:t xml:space="preserve">  }</w:t>
       </w:r>
       <w:r>
         <w:br/>
@@ -572,7 +543,34 @@
         <w:rPr>
           <w:rStyle w:val="VerbatimChar"/>
         </w:rPr>
-        <w:t xml:space="preserve">    timestamp updated_at</w:t>
+        <w:t xml:space="preserve">  audit_event {</w:t>
+      </w:r>
+      <w:r>
+        <w:br/>
+      </w:r>
+      <w:r>
+        <w:rPr>
+          <w:rStyle w:val="VerbatimChar"/>
+        </w:rPr>
+        <w:t xml:space="preserve">    bigint id PK</w:t>
+      </w:r>
+      <w:r>
+        <w:br/>
+      </w:r>
+      <w:r>
+        <w:rPr>
+          <w:rStyle w:val="VerbatimChar"/>
+        </w:rPr>
+        <w:t xml:space="preserve">    string category</w:t>
+      </w:r>
+      <w:r>
+        <w:br/>
+      </w:r>
+      <w:r>
+        <w:rPr>
+          <w:rStyle w:val="VerbatimChar"/>
+        </w:rPr>
+        <w:t xml:space="preserve">    string action</w:t>
       </w:r>
       <w:r>
         <w:br/>
@@ -590,7 +588,7 @@
         <w:rPr>
           <w:rStyle w:val="VerbatimChar"/>
         </w:rPr>
-        <w:t xml:space="preserve">  account {</w:t>
+        <w:t xml:space="preserve">  bank_transaction {</w:t>
       </w:r>
       <w:r>
         <w:br/>
@@ -599,7 +597,7 @@
         <w:rPr>
           <w:rStyle w:val="VerbatimChar"/>
         </w:rPr>
-        <w:t xml:space="preserve">    bigint account_id PK</w:t>
+        <w:t xml:space="preserve">    bigint transaction_id PK</w:t>
       </w:r>
       <w:r>
         <w:br/>
@@ -608,106 +606,7 @@
         <w:rPr>
           <w:rStyle w:val="VerbatimChar"/>
         </w:rPr>
-        <w:t xml:space="preserve">    string account_number UK</w:t>
-      </w:r>
-      <w:r>
-        <w:br/>
-      </w:r>
-      <w:r>
-        <w:rPr>
-          <w:rStyle w:val="VerbatimChar"/>
-        </w:rPr>
-        <w:t xml:space="preserve">    string branch_code</w:t>
-      </w:r>
-      <w:r>
-        <w:br/>
-      </w:r>
-      <w:r>
-        <w:rPr>
-          <w:rStyle w:val="VerbatimChar"/>
-        </w:rPr>
-        <w:t xml:space="preserve">    string account_type</w:t>
-      </w:r>
-      <w:r>
-        <w:br/>
-      </w:r>
-      <w:r>
-        <w:rPr>
-          <w:rStyle w:val="VerbatimChar"/>
-        </w:rPr>
-        <w:t xml:space="preserve">    int ordinal</w:t>
-      </w:r>
-      <w:r>
-        <w:br/>
-      </w:r>
-      <w:r>
-        <w:rPr>
-          <w:rStyle w:val="VerbatimChar"/>
-        </w:rPr>
-        <w:t xml:space="preserve">    string currency_code</w:t>
-      </w:r>
-      <w:r>
-        <w:br/>
-      </w:r>
-      <w:r>
-        <w:rPr>
-          <w:rStyle w:val="VerbatimChar"/>
-        </w:rPr>
-        <w:t xml:space="preserve">    int check_digit</w:t>
-      </w:r>
-      <w:r>
-        <w:br/>
-      </w:r>
-      <w:r>
-        <w:rPr>
-          <w:rStyle w:val="VerbatimChar"/>
-        </w:rPr>
-        <w:t xml:space="preserve">    decimal available_balance</w:t>
-      </w:r>
-      <w:r>
-        <w:br/>
-      </w:r>
-      <w:r>
-        <w:rPr>
-          <w:rStyle w:val="VerbatimChar"/>
-        </w:rPr>
-        <w:t xml:space="preserve">    decimal ledger_balance</w:t>
-      </w:r>
-      <w:r>
-        <w:br/>
-      </w:r>
-      <w:r>
-        <w:rPr>
-          <w:rStyle w:val="VerbatimChar"/>
-        </w:rPr>
-        <w:t xml:space="preserve">    int debit_count</w:t>
-      </w:r>
-      <w:r>
-        <w:br/>
-      </w:r>
-      <w:r>
-        <w:rPr>
-          <w:rStyle w:val="VerbatimChar"/>
-        </w:rPr>
-        <w:t xml:space="preserve">    int credit_count</w:t>
-      </w:r>
-      <w:r>
-        <w:br/>
-      </w:r>
-      <w:r>
-        <w:rPr>
-          <w:rStyle w:val="VerbatimChar"/>
-        </w:rPr>
-        <w:t xml:space="preserve">    string status</w:t>
-      </w:r>
-      <w:r>
-        <w:br/>
-      </w:r>
-      <w:r>
-        <w:rPr>
-          <w:rStyle w:val="VerbatimChar"/>
-        </w:rPr>
-        <w:t xml:space="preserve">    bigint customer_id FK</w:t>
+        <w:t xml:space="preserve">    bigint account_id FK</w:t>
       </w:r>
       <w:r>
         <w:br/>
@@ -718,270 +617,9 @@
         </w:rPr>
         <w:t xml:space="preserve">  }</w:t>
       </w:r>
-      <w:r>
-        <w:br/>
-      </w:r>
-      <w:r>
-        <w:rPr>
-          <w:rStyle w:val="VerbatimChar"/>
-        </w:rPr>
-        <w:t xml:space="preserve">  users {</w:t>
-      </w:r>
-      <w:r>
-        <w:br/>
-      </w:r>
-      <w:r>
-        <w:rPr>
-          <w:rStyle w:val="VerbatimChar"/>
-        </w:rPr>
-        <w:t xml:space="preserve">    bigint user_id PK</w:t>
-      </w:r>
-      <w:r>
-        <w:br/>
-      </w:r>
-      <w:r>
-        <w:rPr>
-          <w:rStyle w:val="VerbatimChar"/>
-        </w:rPr>
-        <w:t xml:space="preserve">    string username UK</w:t>
-      </w:r>
-      <w:r>
-        <w:br/>
-      </w:r>
-      <w:r>
-        <w:rPr>
-          <w:rStyle w:val="VerbatimChar"/>
-        </w:rPr>
-        <w:t xml:space="preserve">    string password_hash</w:t>
-      </w:r>
-      <w:r>
-        <w:br/>
-      </w:r>
-      <w:r>
-        <w:rPr>
-          <w:rStyle w:val="VerbatimChar"/>
-        </w:rPr>
-        <w:t xml:space="preserve">    boolean enabled</w:t>
-      </w:r>
-      <w:r>
-        <w:br/>
-      </w:r>
-      <w:r>
-        <w:rPr>
-          <w:rStyle w:val="VerbatimChar"/>
-        </w:rPr>
-        <w:t xml:space="preserve">    int failed_attempts</w:t>
-      </w:r>
-      <w:r>
-        <w:br/>
-      </w:r>
-      <w:r>
-        <w:rPr>
-          <w:rStyle w:val="VerbatimChar"/>
-        </w:rPr>
-        <w:t xml:space="preserve">    boolean locked</w:t>
-      </w:r>
-      <w:r>
-        <w:br/>
-      </w:r>
-      <w:r>
-        <w:rPr>
-          <w:rStyle w:val="VerbatimChar"/>
-        </w:rPr>
-        <w:t xml:space="preserve">  }</w:t>
-      </w:r>
-      <w:r>
-        <w:br/>
-      </w:r>
-      <w:r>
-        <w:rPr>
-          <w:rStyle w:val="VerbatimChar"/>
-        </w:rPr>
-        <w:t xml:space="preserve">  roles {</w:t>
-      </w:r>
-      <w:r>
-        <w:br/>
-      </w:r>
-      <w:r>
-        <w:rPr>
-          <w:rStyle w:val="VerbatimChar"/>
-        </w:rPr>
-        <w:t xml:space="preserve">    bigint role_id PK</w:t>
-      </w:r>
-      <w:r>
-        <w:br/>
-      </w:r>
-      <w:r>
-        <w:rPr>
-          <w:rStyle w:val="VerbatimChar"/>
-        </w:rPr>
-        <w:t xml:space="preserve">    string name UK</w:t>
-      </w:r>
-      <w:r>
-        <w:br/>
-      </w:r>
-      <w:r>
-        <w:rPr>
-          <w:rStyle w:val="VerbatimChar"/>
-        </w:rPr>
-        <w:t xml:space="preserve">  }</w:t>
-      </w:r>
-      <w:r>
-        <w:br/>
-      </w:r>
-      <w:r>
-        <w:rPr>
-          <w:rStyle w:val="VerbatimChar"/>
-        </w:rPr>
-        <w:t xml:space="preserve">  user_roles {</w:t>
-      </w:r>
-      <w:r>
-        <w:br/>
-      </w:r>
-      <w:r>
-        <w:rPr>
-          <w:rStyle w:val="VerbatimChar"/>
-        </w:rPr>
-        <w:t xml:space="preserve">    bigint user_role_id PK</w:t>
-      </w:r>
-      <w:r>
-        <w:br/>
-      </w:r>
-      <w:r>
-        <w:rPr>
-          <w:rStyle w:val="VerbatimChar"/>
-        </w:rPr>
-        <w:t xml:space="preserve">    bigint user_id FK</w:t>
-      </w:r>
-      <w:r>
-        <w:br/>
-      </w:r>
-      <w:r>
-        <w:rPr>
-          <w:rStyle w:val="VerbatimChar"/>
-        </w:rPr>
-        <w:t xml:space="preserve">    bigint role_id FK</w:t>
-      </w:r>
-      <w:r>
-        <w:br/>
-      </w:r>
-      <w:r>
-        <w:rPr>
-          <w:rStyle w:val="VerbatimChar"/>
-        </w:rPr>
-        <w:t xml:space="preserve">  }</w:t>
-      </w:r>
-      <w:r>
-        <w:br/>
-      </w:r>
-      <w:r>
-        <w:rPr>
-          <w:rStyle w:val="VerbatimChar"/>
-        </w:rPr>
-        <w:t xml:space="preserve">  account ||--o{ bank_transaction : posts</w:t>
-      </w:r>
-      <w:r>
-        <w:br/>
-      </w:r>
-      <w:r>
-        <w:rPr>
-          <w:rStyle w:val="VerbatimChar"/>
-        </w:rPr>
-        <w:t xml:space="preserve">  bank_transaction {</w:t>
-      </w:r>
-      <w:r>
-        <w:br/>
-      </w:r>
-      <w:r>
-        <w:rPr>
-          <w:rStyle w:val="VerbatimChar"/>
-        </w:rPr>
-        <w:t xml:space="preserve">    bigint transaction_id PK</w:t>
-      </w:r>
-      <w:r>
-        <w:br/>
-      </w:r>
-      <w:r>
-        <w:rPr>
-          <w:rStyle w:val="VerbatimChar"/>
-        </w:rPr>
-        <w:t xml:space="preserve">    bigint account_id FK</w:t>
-      </w:r>
-      <w:r>
-        <w:br/>
-      </w:r>
-      <w:r>
-        <w:rPr>
-          <w:rStyle w:val="VerbatimChar"/>
-        </w:rPr>
-        <w:t xml:space="preserve">    string transaction_type</w:t>
-      </w:r>
-      <w:r>
-        <w:br/>
-      </w:r>
-      <w:r>
-        <w:rPr>
-          <w:rStyle w:val="VerbatimChar"/>
-        </w:rPr>
-        <w:t xml:space="preserve">    decimal amount</w:t>
-      </w:r>
-      <w:r>
-        <w:br/>
-      </w:r>
-      <w:r>
-        <w:rPr>
-          <w:rStyle w:val="VerbatimChar"/>
-        </w:rPr>
-        <w:t xml:space="preserve">    decimal balance_after</w:t>
-      </w:r>
-      <w:r>
-        <w:br/>
-      </w:r>
-      <w:r>
-        <w:rPr>
-          <w:rStyle w:val="VerbatimChar"/>
-        </w:rPr>
-        <w:t xml:space="preserve">    string currency_code</w:t>
-      </w:r>
-      <w:r>
-        <w:br/>
-      </w:r>
-      <w:r>
-        <w:rPr>
-          <w:rStyle w:val="VerbatimChar"/>
-        </w:rPr>
-        <w:t xml:space="preserve">    string narration</w:t>
-      </w:r>
-      <w:r>
-        <w:br/>
-      </w:r>
-      <w:r>
-        <w:rPr>
-          <w:rStyle w:val="VerbatimChar"/>
-        </w:rPr>
-        <w:t xml:space="preserve">    timestamp created_at</w:t>
-      </w:r>
-      <w:r>
-        <w:br/>
-      </w:r>
-      <w:r>
-        <w:rPr>
-          <w:rStyle w:val="VerbatimChar"/>
-        </w:rPr>
-        <w:t xml:space="preserve">    string created_by</w:t>
-      </w:r>
-      <w:r>
-        <w:br/>
-      </w:r>
-      <w:r>
-        <w:rPr>
-          <w:rStyle w:val="VerbatimChar"/>
-        </w:rPr>
-        <w:t xml:space="preserve">  }</w:t>
-      </w:r>
     </w:p>
     <w:bookmarkEnd w:id="10"/>
-    <w:bookmarkStart w:id="16" w:name="tables"/>
+    <w:bookmarkStart w:id="20" w:name="tables"/>
     <w:p>
       <w:pPr>
         <w:pStyle w:val="Heading2"/>
@@ -1005,8 +643,6 @@
     <w:p>
       <w:pPr>
         <w:pStyle w:val="FirstParagraph"/>
-        <w:spacing w:after="160" w:line="276" w:lineRule="auto"/>
-        <w:jc w:val="left"/>
       </w:pPr>
       <w:r>
         <w:t xml:space="preserve">Entity:</w:t>
@@ -1024,17 +660,9 @@
     <w:tbl>
       <w:tblPr>
         <w:tblStyle w:val="Table"/>
-        <w:tblW w:type="pct" w:w="5000"/>
-        <w:tblLayout w:type="autofit"/>
+        <w:tblW w:type="pct" w:w="4306"/>
+        <w:tblLayout w:type="fixed"/>
         <w:tblLook w:firstRow="1" w:lastRow="0" w:firstColumn="0" w:lastColumn="0" w:noHBand="0" w:noVBand="0" w:val="0020"/>
-        <w:tblBorders>
-          <w:top w:val="single" w:sz="4" w:space="0" w:color="CBD5E0"/>
-          <w:left w:val="single" w:sz="4" w:space="0" w:color="CBD5E0"/>
-          <w:bottom w:val="single" w:sz="4" w:space="0" w:color="CBD5E0"/>
-          <w:right w:val="single" w:sz="4" w:space="0" w:color="CBD5E0"/>
-          <w:insideH w:val="single" w:sz="4" w:space="0" w:color="CBD5E0"/>
-          <w:insideV w:val="single" w:sz="4" w:space="0" w:color="CBD5E0"/>
-        </w:tblBorders>
       </w:tblPr>
       <w:tblGrid>
         <w:gridCol w:w="3410"/>
@@ -1045,55 +673,25 @@
           <w:tblHeader w:val="on"/>
         </w:trPr>
         <w:tc>
-          <w:tcPr>
-            <w:tcMar>
-              <w:top w:w="40" w:type="dxa"/>
-              <w:bottom w:w="40" w:type="dxa"/>
-              <w:left w:w="60" w:type="dxa"/>
-              <w:right w:w="60" w:type="dxa"/>
-            </w:tcMar>
-            <w:shd w:fill="1A365D" w:val="clear"/>
-          </w:tcPr>
+          <w:tcPr/>
           <w:p>
             <w:pPr>
               <w:pStyle w:val="Compact"/>
-              <w:spacing w:before="0" w:after="40" w:line="264" w:lineRule="auto"/>
               <w:jc w:val="left"/>
             </w:pPr>
             <w:r>
-              <w:rPr>
-                <w:rFonts w:ascii="Calibri" w:hAnsi="Calibri"/>
-                <w:b/>
-                <w:color w:val="FFFFFF"/>
-                <w:sz w:val="18"/>
-              </w:rPr>
               <w:t xml:space="preserve">Column</w:t>
             </w:r>
           </w:p>
         </w:tc>
         <w:tc>
-          <w:tcPr>
-            <w:tcMar>
-              <w:top w:w="40" w:type="dxa"/>
-              <w:bottom w:w="40" w:type="dxa"/>
-              <w:left w:w="60" w:type="dxa"/>
-              <w:right w:w="60" w:type="dxa"/>
-            </w:tcMar>
-            <w:shd w:fill="1A365D" w:val="clear"/>
-          </w:tcPr>
+          <w:tcPr/>
           <w:p>
             <w:pPr>
               <w:pStyle w:val="Compact"/>
-              <w:spacing w:before="0" w:after="40" w:line="264" w:lineRule="auto"/>
               <w:jc w:val="left"/>
             </w:pPr>
             <w:r>
-              <w:rPr>
-                <w:rFonts w:ascii="Calibri" w:hAnsi="Calibri"/>
-                <w:b/>
-                <w:color w:val="FFFFFF"/>
-                <w:sz w:val="18"/>
-              </w:rPr>
               <w:t xml:space="preserve">Notes</w:t>
             </w:r>
           </w:p>
@@ -1101,50 +699,28 @@
       </w:tr>
       <w:tr>
         <w:tc>
-          <w:tcPr>
-            <w:tcMar>
-              <w:top w:w="40" w:type="dxa"/>
-              <w:bottom w:w="40" w:type="dxa"/>
-              <w:left w:w="60" w:type="dxa"/>
-              <w:right w:w="60" w:type="dxa"/>
-            </w:tcMar>
-          </w:tcPr>
+          <w:tcPr/>
           <w:p>
             <w:pPr>
               <w:pStyle w:val="Compact"/>
-              <w:spacing w:before="0" w:after="40" w:line="264" w:lineRule="auto"/>
               <w:jc w:val="left"/>
             </w:pPr>
             <w:r>
               <w:rPr>
                 <w:rStyle w:val="VerbatimChar"/>
-                <w:rFonts w:ascii="Calibri" w:hAnsi="Calibri"/>
-                <w:sz w:val="18"/>
               </w:rPr>
               <w:t xml:space="preserve">customer_id</w:t>
             </w:r>
           </w:p>
         </w:tc>
         <w:tc>
-          <w:tcPr>
-            <w:tcMar>
-              <w:top w:w="40" w:type="dxa"/>
-              <w:bottom w:w="40" w:type="dxa"/>
-              <w:left w:w="60" w:type="dxa"/>
-              <w:right w:w="60" w:type="dxa"/>
-            </w:tcMar>
-          </w:tcPr>
+          <w:tcPr/>
           <w:p>
             <w:pPr>
               <w:pStyle w:val="Compact"/>
-              <w:spacing w:before="0" w:after="40" w:line="264" w:lineRule="auto"/>
               <w:jc w:val="left"/>
             </w:pPr>
             <w:r>
-              <w:rPr>
-                <w:rFonts w:ascii="Calibri" w:hAnsi="Calibri"/>
-                <w:sz w:val="18"/>
-              </w:rPr>
               <w:t xml:space="preserve">PK, identity</w:t>
             </w:r>
           </w:p>
@@ -1152,72 +728,40 @@
       </w:tr>
       <w:tr>
         <w:tc>
-          <w:tcPr>
-            <w:tcMar>
-              <w:top w:w="40" w:type="dxa"/>
-              <w:bottom w:w="40" w:type="dxa"/>
-              <w:left w:w="60" w:type="dxa"/>
-              <w:right w:w="60" w:type="dxa"/>
-            </w:tcMar>
-          </w:tcPr>
+          <w:tcPr/>
           <w:p>
             <w:pPr>
               <w:pStyle w:val="Compact"/>
-              <w:spacing w:before="0" w:after="40" w:line="264" w:lineRule="auto"/>
               <w:jc w:val="left"/>
             </w:pPr>
             <w:r>
               <w:rPr>
                 <w:rStyle w:val="VerbatimChar"/>
-                <w:rFonts w:ascii="Calibri" w:hAnsi="Calibri"/>
-                <w:sz w:val="18"/>
               </w:rPr>
               <w:t xml:space="preserve">first_name</w:t>
             </w:r>
             <w:r>
-              <w:rPr>
-                <w:rFonts w:ascii="Calibri" w:hAnsi="Calibri"/>
-                <w:sz w:val="18"/>
-              </w:rPr>
               <w:t xml:space="preserve">,</w:t>
             </w:r>
             <w:r>
-              <w:rPr>
-                <w:rFonts w:ascii="Calibri" w:hAnsi="Calibri"/>
-                <w:sz w:val="18"/>
-              </w:rPr>
               <w:t xml:space="preserve"> </w:t>
             </w:r>
             <w:r>
               <w:rPr>
                 <w:rStyle w:val="VerbatimChar"/>
-                <w:rFonts w:ascii="Calibri" w:hAnsi="Calibri"/>
-                <w:sz w:val="18"/>
               </w:rPr>
               <w:t xml:space="preserve">last_name</w:t>
             </w:r>
           </w:p>
         </w:tc>
         <w:tc>
-          <w:tcPr>
-            <w:tcMar>
-              <w:top w:w="40" w:type="dxa"/>
-              <w:bottom w:w="40" w:type="dxa"/>
-              <w:left w:w="60" w:type="dxa"/>
-              <w:right w:w="60" w:type="dxa"/>
-            </w:tcMar>
-          </w:tcPr>
+          <w:tcPr/>
           <w:p>
             <w:pPr>
               <w:pStyle w:val="Compact"/>
-              <w:spacing w:before="0" w:after="40" w:line="264" w:lineRule="auto"/>
               <w:jc w:val="left"/>
             </w:pPr>
             <w:r>
-              <w:rPr>
-                <w:rFonts w:ascii="Calibri" w:hAnsi="Calibri"/>
-                <w:sz w:val="18"/>
-              </w:rPr>
               <w:t xml:space="preserve">Required</w:t>
             </w:r>
           </w:p>
@@ -1225,72 +769,40 @@
       </w:tr>
       <w:tr>
         <w:tc>
-          <w:tcPr>
-            <w:tcMar>
-              <w:top w:w="40" w:type="dxa"/>
-              <w:bottom w:w="40" w:type="dxa"/>
-              <w:left w:w="60" w:type="dxa"/>
-              <w:right w:w="60" w:type="dxa"/>
-            </w:tcMar>
-          </w:tcPr>
+          <w:tcPr/>
           <w:p>
             <w:pPr>
               <w:pStyle w:val="Compact"/>
-              <w:spacing w:before="0" w:after="40" w:line="264" w:lineRule="auto"/>
               <w:jc w:val="left"/>
             </w:pPr>
             <w:r>
               <w:rPr>
                 <w:rStyle w:val="VerbatimChar"/>
-                <w:rFonts w:ascii="Calibri" w:hAnsi="Calibri"/>
-                <w:sz w:val="18"/>
               </w:rPr>
               <w:t xml:space="preserve">email</w:t>
             </w:r>
             <w:r>
-              <w:rPr>
-                <w:rFonts w:ascii="Calibri" w:hAnsi="Calibri"/>
-                <w:sz w:val="18"/>
-              </w:rPr>
               <w:t xml:space="preserve">,</w:t>
             </w:r>
             <w:r>
-              <w:rPr>
-                <w:rFonts w:ascii="Calibri" w:hAnsi="Calibri"/>
-                <w:sz w:val="18"/>
-              </w:rPr>
               <w:t xml:space="preserve"> </w:t>
             </w:r>
             <w:r>
               <w:rPr>
                 <w:rStyle w:val="VerbatimChar"/>
-                <w:rFonts w:ascii="Calibri" w:hAnsi="Calibri"/>
-                <w:sz w:val="18"/>
               </w:rPr>
               <w:t xml:space="preserve">phone_number</w:t>
             </w:r>
           </w:p>
         </w:tc>
         <w:tc>
-          <w:tcPr>
-            <w:tcMar>
-              <w:top w:w="40" w:type="dxa"/>
-              <w:bottom w:w="40" w:type="dxa"/>
-              <w:left w:w="60" w:type="dxa"/>
-              <w:right w:w="60" w:type="dxa"/>
-            </w:tcMar>
-          </w:tcPr>
+          <w:tcPr/>
           <w:p>
             <w:pPr>
               <w:pStyle w:val="Compact"/>
-              <w:spacing w:before="0" w:after="40" w:line="264" w:lineRule="auto"/>
               <w:jc w:val="left"/>
             </w:pPr>
             <w:r>
-              <w:rPr>
-                <w:rFonts w:ascii="Calibri" w:hAnsi="Calibri"/>
-                <w:sz w:val="18"/>
-              </w:rPr>
               <w:t xml:space="preserve">Unique</w:t>
             </w:r>
           </w:p>
@@ -1298,50 +810,28 @@
       </w:tr>
       <w:tr>
         <w:tc>
-          <w:tcPr>
-            <w:tcMar>
-              <w:top w:w="40" w:type="dxa"/>
-              <w:bottom w:w="40" w:type="dxa"/>
-              <w:left w:w="60" w:type="dxa"/>
-              <w:right w:w="60" w:type="dxa"/>
-            </w:tcMar>
-          </w:tcPr>
+          <w:tcPr/>
           <w:p>
             <w:pPr>
               <w:pStyle w:val="Compact"/>
-              <w:spacing w:before="0" w:after="40" w:line="264" w:lineRule="auto"/>
               <w:jc w:val="left"/>
             </w:pPr>
             <w:r>
               <w:rPr>
                 <w:rStyle w:val="VerbatimChar"/>
-                <w:rFonts w:ascii="Calibri" w:hAnsi="Calibri"/>
-                <w:sz w:val="18"/>
               </w:rPr>
               <w:t xml:space="preserve">date_of_birth</w:t>
             </w:r>
           </w:p>
         </w:tc>
         <w:tc>
-          <w:tcPr>
-            <w:tcMar>
-              <w:top w:w="40" w:type="dxa"/>
-              <w:bottom w:w="40" w:type="dxa"/>
-              <w:left w:w="60" w:type="dxa"/>
-              <w:right w:w="60" w:type="dxa"/>
-            </w:tcMar>
-          </w:tcPr>
+          <w:tcPr/>
           <w:p>
             <w:pPr>
               <w:pStyle w:val="Compact"/>
-              <w:spacing w:before="0" w:after="40" w:line="264" w:lineRule="auto"/>
               <w:jc w:val="left"/>
             </w:pPr>
             <w:r>
-              <w:rPr>
-                <w:rFonts w:ascii="Calibri" w:hAnsi="Calibri"/>
-                <w:sz w:val="18"/>
-              </w:rPr>
               <w:t xml:space="preserve">Optional</w:t>
             </w:r>
           </w:p>
@@ -1349,72 +839,40 @@
       </w:tr>
       <w:tr>
         <w:tc>
-          <w:tcPr>
-            <w:tcMar>
-              <w:top w:w="40" w:type="dxa"/>
-              <w:bottom w:w="40" w:type="dxa"/>
-              <w:left w:w="60" w:type="dxa"/>
-              <w:right w:w="60" w:type="dxa"/>
-            </w:tcMar>
-          </w:tcPr>
+          <w:tcPr/>
           <w:p>
             <w:pPr>
               <w:pStyle w:val="Compact"/>
-              <w:spacing w:before="0" w:after="40" w:line="264" w:lineRule="auto"/>
               <w:jc w:val="left"/>
             </w:pPr>
             <w:r>
               <w:rPr>
                 <w:rStyle w:val="VerbatimChar"/>
-                <w:rFonts w:ascii="Calibri" w:hAnsi="Calibri"/>
-                <w:sz w:val="18"/>
               </w:rPr>
               <w:t xml:space="preserve">address</w:t>
             </w:r>
             <w:r>
-              <w:rPr>
-                <w:rFonts w:ascii="Calibri" w:hAnsi="Calibri"/>
-                <w:sz w:val="18"/>
-              </w:rPr>
               <w:t xml:space="preserve">,</w:t>
             </w:r>
             <w:r>
-              <w:rPr>
-                <w:rFonts w:ascii="Calibri" w:hAnsi="Calibri"/>
-                <w:sz w:val="18"/>
-              </w:rPr>
               <w:t xml:space="preserve"> </w:t>
             </w:r>
             <w:r>
               <w:rPr>
                 <w:rStyle w:val="VerbatimChar"/>
-                <w:rFonts w:ascii="Calibri" w:hAnsi="Calibri"/>
-                <w:sz w:val="18"/>
               </w:rPr>
               <w:t xml:space="preserve">status</w:t>
             </w:r>
           </w:p>
         </w:tc>
         <w:tc>
-          <w:tcPr>
-            <w:tcMar>
-              <w:top w:w="40" w:type="dxa"/>
-              <w:bottom w:w="40" w:type="dxa"/>
-              <w:left w:w="60" w:type="dxa"/>
-              <w:right w:w="60" w:type="dxa"/>
-            </w:tcMar>
-          </w:tcPr>
+          <w:tcPr/>
           <w:p>
             <w:pPr>
               <w:pStyle w:val="Compact"/>
-              <w:spacing w:before="0" w:after="40" w:line="264" w:lineRule="auto"/>
               <w:jc w:val="left"/>
             </w:pPr>
             <w:r>
-              <w:rPr>
-                <w:rFonts w:ascii="Calibri" w:hAnsi="Calibri"/>
-                <w:sz w:val="18"/>
-              </w:rPr>
               <w:t xml:space="preserve">Required</w:t>
             </w:r>
           </w:p>
@@ -1422,101 +880,86 @@
       </w:tr>
       <w:tr>
         <w:tc>
-          <w:tcPr>
-            <w:tcMar>
-              <w:top w:w="40" w:type="dxa"/>
-              <w:bottom w:w="40" w:type="dxa"/>
-              <w:left w:w="60" w:type="dxa"/>
-              <w:right w:w="60" w:type="dxa"/>
-            </w:tcMar>
-          </w:tcPr>
+          <w:tcPr/>
           <w:p>
             <w:pPr>
               <w:pStyle w:val="Compact"/>
-              <w:spacing w:before="0" w:after="40" w:line="264" w:lineRule="auto"/>
               <w:jc w:val="left"/>
             </w:pPr>
             <w:r>
               <w:rPr>
                 <w:rStyle w:val="VerbatimChar"/>
-                <w:rFonts w:ascii="Calibri" w:hAnsi="Calibri"/>
-                <w:sz w:val="18"/>
+              </w:rPr>
+              <w:t xml:space="preserve">transfer_approval_threshold</w:t>
+            </w:r>
+          </w:p>
+        </w:tc>
+        <w:tc>
+          <w:tcPr/>
+          <w:p>
+            <w:pPr>
+              <w:pStyle w:val="Compact"/>
+              <w:jc w:val="left"/>
+            </w:pPr>
+            <w:r>
+              <w:t xml:space="preserve">Optional; portal same-bank gate</w:t>
+            </w:r>
+          </w:p>
+        </w:tc>
+      </w:tr>
+      <w:tr>
+        <w:tc>
+          <w:tcPr/>
+          <w:p>
+            <w:pPr>
+              <w:pStyle w:val="Compact"/>
+              <w:jc w:val="left"/>
+            </w:pPr>
+            <w:r>
+              <w:rPr>
+                <w:rStyle w:val="VerbatimChar"/>
               </w:rPr>
               <w:t xml:space="preserve">created_at</w:t>
             </w:r>
             <w:r>
-              <w:rPr>
-                <w:rFonts w:ascii="Calibri" w:hAnsi="Calibri"/>
-                <w:sz w:val="18"/>
-              </w:rPr>
               <w:t xml:space="preserve">,</w:t>
             </w:r>
             <w:r>
-              <w:rPr>
-                <w:rFonts w:ascii="Calibri" w:hAnsi="Calibri"/>
-                <w:sz w:val="18"/>
-              </w:rPr>
               <w:t xml:space="preserve"> </w:t>
             </w:r>
             <w:r>
               <w:rPr>
                 <w:rStyle w:val="VerbatimChar"/>
-                <w:rFonts w:ascii="Calibri" w:hAnsi="Calibri"/>
-                <w:sz w:val="18"/>
               </w:rPr>
               <w:t xml:space="preserve">updated_at</w:t>
             </w:r>
           </w:p>
         </w:tc>
         <w:tc>
-          <w:tcPr>
-            <w:tcMar>
-              <w:top w:w="40" w:type="dxa"/>
-              <w:bottom w:w="40" w:type="dxa"/>
-              <w:left w:w="60" w:type="dxa"/>
-              <w:right w:w="60" w:type="dxa"/>
-            </w:tcMar>
-          </w:tcPr>
+          <w:tcPr/>
           <w:p>
             <w:pPr>
               <w:pStyle w:val="Compact"/>
-              <w:spacing w:before="0" w:after="40" w:line="264" w:lineRule="auto"/>
               <w:jc w:val="left"/>
             </w:pPr>
             <w:r>
               <w:rPr>
                 <w:rStyle w:val="VerbatimChar"/>
-                <w:rFonts w:ascii="Calibri" w:hAnsi="Calibri"/>
-                <w:sz w:val="18"/>
               </w:rPr>
               <w:t xml:space="preserve">@PrePersist</w:t>
             </w:r>
             <w:r>
-              <w:rPr>
-                <w:rFonts w:ascii="Calibri" w:hAnsi="Calibri"/>
-                <w:sz w:val="18"/>
-              </w:rPr>
               <w:t xml:space="preserve"> </w:t>
             </w:r>
             <w:r>
-              <w:rPr>
-                <w:rFonts w:ascii="Calibri" w:hAnsi="Calibri"/>
-                <w:sz w:val="18"/>
-              </w:rPr>
               <w:t xml:space="preserve">/</w:t>
             </w:r>
             <w:r>
-              <w:rPr>
-                <w:rFonts w:ascii="Calibri" w:hAnsi="Calibri"/>
-                <w:sz w:val="18"/>
-              </w:rPr>
               <w:t xml:space="preserve"> </w:t>
             </w:r>
             <w:r>
               <w:rPr>
                 <w:rStyle w:val="VerbatimChar"/>
-                <w:rFonts w:ascii="Calibri" w:hAnsi="Calibri"/>
-                <w:sz w:val="18"/>
               </w:rPr>
               <w:t xml:space="preserve">@PreUpdate</w:t>
             </w:r>
@@ -1585,8 +1028,6 @@
     <w:p>
       <w:pPr>
         <w:pStyle w:val="FirstParagraph"/>
-        <w:spacing w:after="160" w:line="276" w:lineRule="auto"/>
-        <w:jc w:val="left"/>
       </w:pPr>
       <w:r>
         <w:t xml:space="preserve">Entity:</w:t>
@@ -1604,17 +1045,9 @@
     <w:tbl>
       <w:tblPr>
         <w:tblStyle w:val="Table"/>
-        <w:tblW w:type="pct" w:w="5000"/>
-        <w:tblLayout w:type="autofit"/>
+        <w:tblW w:type="pct" w:w="4306"/>
+        <w:tblLayout w:type="fixed"/>
         <w:tblLook w:firstRow="1" w:lastRow="0" w:firstColumn="0" w:lastColumn="0" w:noHBand="0" w:noVBand="0" w:val="0020"/>
-        <w:tblBorders>
-          <w:top w:val="single" w:sz="4" w:space="0" w:color="CBD5E0"/>
-          <w:left w:val="single" w:sz="4" w:space="0" w:color="CBD5E0"/>
-          <w:bottom w:val="single" w:sz="4" w:space="0" w:color="CBD5E0"/>
-          <w:right w:val="single" w:sz="4" w:space="0" w:color="CBD5E0"/>
-          <w:insideH w:val="single" w:sz="4" w:space="0" w:color="CBD5E0"/>
-          <w:insideV w:val="single" w:sz="4" w:space="0" w:color="CBD5E0"/>
-        </w:tblBorders>
       </w:tblPr>
       <w:tblGrid>
         <w:gridCol w:w="3630"/>
@@ -1625,55 +1058,25 @@
           <w:tblHeader w:val="on"/>
         </w:trPr>
         <w:tc>
-          <w:tcPr>
-            <w:tcMar>
-              <w:top w:w="40" w:type="dxa"/>
-              <w:bottom w:w="40" w:type="dxa"/>
-              <w:left w:w="60" w:type="dxa"/>
-              <w:right w:w="60" w:type="dxa"/>
-            </w:tcMar>
-            <w:shd w:fill="1A365D" w:val="clear"/>
-          </w:tcPr>
+          <w:tcPr/>
           <w:p>
             <w:pPr>
               <w:pStyle w:val="Compact"/>
-              <w:spacing w:before="0" w:after="40" w:line="264" w:lineRule="auto"/>
               <w:jc w:val="left"/>
             </w:pPr>
             <w:r>
-              <w:rPr>
-                <w:rFonts w:ascii="Calibri" w:hAnsi="Calibri"/>
-                <w:b/>
-                <w:color w:val="FFFFFF"/>
-                <w:sz w:val="18"/>
-              </w:rPr>
               <w:t xml:space="preserve">Column</w:t>
             </w:r>
           </w:p>
         </w:tc>
         <w:tc>
-          <w:tcPr>
-            <w:tcMar>
-              <w:top w:w="40" w:type="dxa"/>
-              <w:bottom w:w="40" w:type="dxa"/>
-              <w:left w:w="60" w:type="dxa"/>
-              <w:right w:w="60" w:type="dxa"/>
-            </w:tcMar>
-            <w:shd w:fill="1A365D" w:val="clear"/>
-          </w:tcPr>
+          <w:tcPr/>
           <w:p>
             <w:pPr>
               <w:pStyle w:val="Compact"/>
-              <w:spacing w:before="0" w:after="40" w:line="264" w:lineRule="auto"/>
               <w:jc w:val="left"/>
             </w:pPr>
             <w:r>
-              <w:rPr>
-                <w:rFonts w:ascii="Calibri" w:hAnsi="Calibri"/>
-                <w:b/>
-                <w:color w:val="FFFFFF"/>
-                <w:sz w:val="18"/>
-              </w:rPr>
               <w:t xml:space="preserve">Notes</w:t>
             </w:r>
           </w:p>
@@ -1681,50 +1084,28 @@
       </w:tr>
       <w:tr>
         <w:tc>
-          <w:tcPr>
-            <w:tcMar>
-              <w:top w:w="40" w:type="dxa"/>
-              <w:bottom w:w="40" w:type="dxa"/>
-              <w:left w:w="60" w:type="dxa"/>
-              <w:right w:w="60" w:type="dxa"/>
-            </w:tcMar>
-          </w:tcPr>
+          <w:tcPr/>
           <w:p>
             <w:pPr>
               <w:pStyle w:val="Compact"/>
-              <w:spacing w:before="0" w:after="40" w:line="264" w:lineRule="auto"/>
               <w:jc w:val="left"/>
             </w:pPr>
             <w:r>
               <w:rPr>
                 <w:rStyle w:val="VerbatimChar"/>
-                <w:rFonts w:ascii="Calibri" w:hAnsi="Calibri"/>
-                <w:sz w:val="18"/>
               </w:rPr>
               <w:t xml:space="preserve">account_id</w:t>
             </w:r>
           </w:p>
         </w:tc>
         <w:tc>
-          <w:tcPr>
-            <w:tcMar>
-              <w:top w:w="40" w:type="dxa"/>
-              <w:bottom w:w="40" w:type="dxa"/>
-              <w:left w:w="60" w:type="dxa"/>
-              <w:right w:w="60" w:type="dxa"/>
-            </w:tcMar>
-          </w:tcPr>
+          <w:tcPr/>
           <w:p>
             <w:pPr>
               <w:pStyle w:val="Compact"/>
-              <w:spacing w:before="0" w:after="40" w:line="264" w:lineRule="auto"/>
               <w:jc w:val="left"/>
             </w:pPr>
             <w:r>
-              <w:rPr>
-                <w:rFonts w:ascii="Calibri" w:hAnsi="Calibri"/>
-                <w:sz w:val="18"/>
-              </w:rPr>
               <w:t xml:space="preserve">PK</w:t>
             </w:r>
           </w:p>
@@ -1732,50 +1113,28 @@
       </w:tr>
       <w:tr>
         <w:tc>
-          <w:tcPr>
-            <w:tcMar>
-              <w:top w:w="40" w:type="dxa"/>
-              <w:bottom w:w="40" w:type="dxa"/>
-              <w:left w:w="60" w:type="dxa"/>
-              <w:right w:w="60" w:type="dxa"/>
-            </w:tcMar>
-          </w:tcPr>
+          <w:tcPr/>
           <w:p>
             <w:pPr>
               <w:pStyle w:val="Compact"/>
-              <w:spacing w:before="0" w:after="40" w:line="264" w:lineRule="auto"/>
               <w:jc w:val="left"/>
             </w:pPr>
             <w:r>
               <w:rPr>
                 <w:rStyle w:val="VerbatimChar"/>
-                <w:rFonts w:ascii="Calibri" w:hAnsi="Calibri"/>
-                <w:sz w:val="18"/>
               </w:rPr>
               <w:t xml:space="preserve">account_number</w:t>
             </w:r>
           </w:p>
         </w:tc>
         <w:tc>
-          <w:tcPr>
-            <w:tcMar>
-              <w:top w:w="40" w:type="dxa"/>
-              <w:bottom w:w="40" w:type="dxa"/>
-              <w:left w:w="60" w:type="dxa"/>
-              <w:right w:w="60" w:type="dxa"/>
-            </w:tcMar>
-          </w:tcPr>
+          <w:tcPr/>
           <w:p>
             <w:pPr>
               <w:pStyle w:val="Compact"/>
-              <w:spacing w:before="0" w:after="40" w:line="264" w:lineRule="auto"/>
               <w:jc w:val="left"/>
             </w:pPr>
             <w:r>
-              <w:rPr>
-                <w:rFonts w:ascii="Calibri" w:hAnsi="Calibri"/>
-                <w:sz w:val="18"/>
-              </w:rPr>
               <w:t xml:space="preserve">Unique, generated</w:t>
             </w:r>
           </w:p>
@@ -1783,50 +1142,28 @@
       </w:tr>
       <w:tr>
         <w:tc>
-          <w:tcPr>
-            <w:tcMar>
-              <w:top w:w="40" w:type="dxa"/>
-              <w:bottom w:w="40" w:type="dxa"/>
-              <w:left w:w="60" w:type="dxa"/>
-              <w:right w:w="60" w:type="dxa"/>
-            </w:tcMar>
-          </w:tcPr>
+          <w:tcPr/>
           <w:p>
             <w:pPr>
               <w:pStyle w:val="Compact"/>
-              <w:spacing w:before="0" w:after="40" w:line="264" w:lineRule="auto"/>
               <w:jc w:val="left"/>
             </w:pPr>
             <w:r>
               <w:rPr>
                 <w:rStyle w:val="VerbatimChar"/>
-                <w:rFonts w:ascii="Calibri" w:hAnsi="Calibri"/>
-                <w:sz w:val="18"/>
               </w:rPr>
               <w:t xml:space="preserve">branch_code</w:t>
             </w:r>
           </w:p>
         </w:tc>
         <w:tc>
-          <w:tcPr>
-            <w:tcMar>
-              <w:top w:w="40" w:type="dxa"/>
-              <w:bottom w:w="40" w:type="dxa"/>
-              <w:left w:w="60" w:type="dxa"/>
-              <w:right w:w="60" w:type="dxa"/>
-            </w:tcMar>
-          </w:tcPr>
+          <w:tcPr/>
           <w:p>
             <w:pPr>
               <w:pStyle w:val="Compact"/>
-              <w:spacing w:before="0" w:after="40" w:line="264" w:lineRule="auto"/>
               <w:jc w:val="left"/>
             </w:pPr>
             <w:r>
-              <w:rPr>
-                <w:rFonts w:ascii="Calibri" w:hAnsi="Calibri"/>
-                <w:sz w:val="18"/>
-              </w:rPr>
               <w:t xml:space="preserve">String (no branch table)</w:t>
             </w:r>
           </w:p>
@@ -1834,116 +1171,64 @@
       </w:tr>
       <w:tr>
         <w:tc>
-          <w:tcPr>
-            <w:tcMar>
-              <w:top w:w="40" w:type="dxa"/>
-              <w:bottom w:w="40" w:type="dxa"/>
-              <w:left w:w="60" w:type="dxa"/>
-              <w:right w:w="60" w:type="dxa"/>
-            </w:tcMar>
-          </w:tcPr>
+          <w:tcPr/>
           <w:p>
             <w:pPr>
               <w:pStyle w:val="Compact"/>
-              <w:spacing w:before="0" w:after="40" w:line="264" w:lineRule="auto"/>
               <w:jc w:val="left"/>
             </w:pPr>
             <w:r>
               <w:rPr>
                 <w:rStyle w:val="VerbatimChar"/>
-                <w:rFonts w:ascii="Calibri" w:hAnsi="Calibri"/>
-                <w:sz w:val="18"/>
               </w:rPr>
               <w:t xml:space="preserve">account_type</w:t>
             </w:r>
             <w:r>
-              <w:rPr>
-                <w:rFonts w:ascii="Calibri" w:hAnsi="Calibri"/>
-                <w:sz w:val="18"/>
-              </w:rPr>
               <w:t xml:space="preserve">,</w:t>
             </w:r>
             <w:r>
-              <w:rPr>
-                <w:rFonts w:ascii="Calibri" w:hAnsi="Calibri"/>
-                <w:sz w:val="18"/>
-              </w:rPr>
               <w:t xml:space="preserve"> </w:t>
             </w:r>
             <w:r>
               <w:rPr>
                 <w:rStyle w:val="VerbatimChar"/>
-                <w:rFonts w:ascii="Calibri" w:hAnsi="Calibri"/>
-                <w:sz w:val="18"/>
               </w:rPr>
               <w:t xml:space="preserve">currency_code</w:t>
             </w:r>
             <w:r>
-              <w:rPr>
-                <w:rFonts w:ascii="Calibri" w:hAnsi="Calibri"/>
-                <w:sz w:val="18"/>
-              </w:rPr>
               <w:t xml:space="preserve">,</w:t>
             </w:r>
             <w:r>
-              <w:rPr>
-                <w:rFonts w:ascii="Calibri" w:hAnsi="Calibri"/>
-                <w:sz w:val="18"/>
-              </w:rPr>
               <w:t xml:space="preserve"> </w:t>
             </w:r>
             <w:r>
               <w:rPr>
                 <w:rStyle w:val="VerbatimChar"/>
-                <w:rFonts w:ascii="Calibri" w:hAnsi="Calibri"/>
-                <w:sz w:val="18"/>
               </w:rPr>
               <w:t xml:space="preserve">ordinal</w:t>
             </w:r>
             <w:r>
-              <w:rPr>
-                <w:rFonts w:ascii="Calibri" w:hAnsi="Calibri"/>
-                <w:sz w:val="18"/>
-              </w:rPr>
               <w:t xml:space="preserve">,</w:t>
             </w:r>
             <w:r>
-              <w:rPr>
-                <w:rFonts w:ascii="Calibri" w:hAnsi="Calibri"/>
-                <w:sz w:val="18"/>
-              </w:rPr>
               <w:t xml:space="preserve"> </w:t>
             </w:r>
             <w:r>
               <w:rPr>
                 <w:rStyle w:val="VerbatimChar"/>
-                <w:rFonts w:ascii="Calibri" w:hAnsi="Calibri"/>
-                <w:sz w:val="18"/>
               </w:rPr>
               <w:t xml:space="preserve">check_digit</w:t>
             </w:r>
           </w:p>
         </w:tc>
         <w:tc>
-          <w:tcPr>
-            <w:tcMar>
-              <w:top w:w="40" w:type="dxa"/>
-              <w:bottom w:w="40" w:type="dxa"/>
-              <w:left w:w="60" w:type="dxa"/>
-              <w:right w:w="60" w:type="dxa"/>
-            </w:tcMar>
-          </w:tcPr>
+          <w:tcPr/>
           <w:p>
             <w:pPr>
               <w:pStyle w:val="Compact"/>
-              <w:spacing w:before="0" w:after="40" w:line="264" w:lineRule="auto"/>
               <w:jc w:val="left"/>
             </w:pPr>
             <w:r>
-              <w:rPr>
-                <w:rFonts w:ascii="Calibri" w:hAnsi="Calibri"/>
-                <w:sz w:val="18"/>
-              </w:rPr>
               <w:t xml:space="preserve">Number composition</w:t>
             </w:r>
           </w:p>
@@ -1951,72 +1236,40 @@
       </w:tr>
       <w:tr>
         <w:tc>
-          <w:tcPr>
-            <w:tcMar>
-              <w:top w:w="40" w:type="dxa"/>
-              <w:bottom w:w="40" w:type="dxa"/>
-              <w:left w:w="60" w:type="dxa"/>
-              <w:right w:w="60" w:type="dxa"/>
-            </w:tcMar>
-          </w:tcPr>
+          <w:tcPr/>
           <w:p>
             <w:pPr>
               <w:pStyle w:val="Compact"/>
-              <w:spacing w:before="0" w:after="40" w:line="264" w:lineRule="auto"/>
               <w:jc w:val="left"/>
             </w:pPr>
             <w:r>
               <w:rPr>
                 <w:rStyle w:val="VerbatimChar"/>
-                <w:rFonts w:ascii="Calibri" w:hAnsi="Calibri"/>
-                <w:sz w:val="18"/>
               </w:rPr>
               <w:t xml:space="preserve">available_balance</w:t>
             </w:r>
             <w:r>
-              <w:rPr>
-                <w:rFonts w:ascii="Calibri" w:hAnsi="Calibri"/>
-                <w:sz w:val="18"/>
-              </w:rPr>
               <w:t xml:space="preserve">,</w:t>
             </w:r>
             <w:r>
-              <w:rPr>
-                <w:rFonts w:ascii="Calibri" w:hAnsi="Calibri"/>
-                <w:sz w:val="18"/>
-              </w:rPr>
               <w:t xml:space="preserve"> </w:t>
             </w:r>
             <w:r>
               <w:rPr>
                 <w:rStyle w:val="VerbatimChar"/>
-                <w:rFonts w:ascii="Calibri" w:hAnsi="Calibri"/>
-                <w:sz w:val="18"/>
               </w:rPr>
               <w:t xml:space="preserve">ledger_balance</w:t>
             </w:r>
           </w:p>
         </w:tc>
         <w:tc>
-          <w:tcPr>
-            <w:tcMar>
-              <w:top w:w="40" w:type="dxa"/>
-              <w:bottom w:w="40" w:type="dxa"/>
-              <w:left w:w="60" w:type="dxa"/>
-              <w:right w:w="60" w:type="dxa"/>
-            </w:tcMar>
-          </w:tcPr>
+          <w:tcPr/>
           <w:p>
             <w:pPr>
               <w:pStyle w:val="Compact"/>
-              <w:spacing w:before="0" w:after="40" w:line="264" w:lineRule="auto"/>
               <w:jc w:val="left"/>
             </w:pPr>
             <w:r>
-              <w:rPr>
-                <w:rFonts w:ascii="Calibri" w:hAnsi="Calibri"/>
-                <w:sz w:val="18"/>
-              </w:rPr>
               <w:t xml:space="preserve">Updated on open/deposit</w:t>
             </w:r>
           </w:p>
@@ -2024,94 +1277,52 @@
       </w:tr>
       <w:tr>
         <w:tc>
-          <w:tcPr>
-            <w:tcMar>
-              <w:top w:w="40" w:type="dxa"/>
-              <w:bottom w:w="40" w:type="dxa"/>
-              <w:left w:w="60" w:type="dxa"/>
-              <w:right w:w="60" w:type="dxa"/>
-            </w:tcMar>
-          </w:tcPr>
+          <w:tcPr/>
           <w:p>
             <w:pPr>
               <w:pStyle w:val="Compact"/>
-              <w:spacing w:before="0" w:after="40" w:line="264" w:lineRule="auto"/>
               <w:jc w:val="left"/>
             </w:pPr>
             <w:r>
               <w:rPr>
                 <w:rStyle w:val="VerbatimChar"/>
-                <w:rFonts w:ascii="Calibri" w:hAnsi="Calibri"/>
-                <w:sz w:val="18"/>
               </w:rPr>
               <w:t xml:space="preserve">debit_count</w:t>
             </w:r>
             <w:r>
-              <w:rPr>
-                <w:rFonts w:ascii="Calibri" w:hAnsi="Calibri"/>
-                <w:sz w:val="18"/>
-              </w:rPr>
               <w:t xml:space="preserve">,</w:t>
             </w:r>
             <w:r>
-              <w:rPr>
-                <w:rFonts w:ascii="Calibri" w:hAnsi="Calibri"/>
-                <w:sz w:val="18"/>
-              </w:rPr>
               <w:t xml:space="preserve"> </w:t>
             </w:r>
             <w:r>
               <w:rPr>
                 <w:rStyle w:val="VerbatimChar"/>
-                <w:rFonts w:ascii="Calibri" w:hAnsi="Calibri"/>
-                <w:sz w:val="18"/>
               </w:rPr>
               <w:t xml:space="preserve">credit_count</w:t>
             </w:r>
             <w:r>
-              <w:rPr>
-                <w:rFonts w:ascii="Calibri" w:hAnsi="Calibri"/>
-                <w:sz w:val="18"/>
-              </w:rPr>
               <w:t xml:space="preserve">,</w:t>
             </w:r>
             <w:r>
-              <w:rPr>
-                <w:rFonts w:ascii="Calibri" w:hAnsi="Calibri"/>
-                <w:sz w:val="18"/>
-              </w:rPr>
               <w:t xml:space="preserve"> </w:t>
             </w:r>
             <w:r>
               <w:rPr>
                 <w:rStyle w:val="VerbatimChar"/>
-                <w:rFonts w:ascii="Calibri" w:hAnsi="Calibri"/>
-                <w:sz w:val="18"/>
               </w:rPr>
               <w:t xml:space="preserve">last_*_at</w:t>
             </w:r>
           </w:p>
         </w:tc>
         <w:tc>
-          <w:tcPr>
-            <w:tcMar>
-              <w:top w:w="40" w:type="dxa"/>
-              <w:bottom w:w="40" w:type="dxa"/>
-              <w:left w:w="60" w:type="dxa"/>
-              <w:right w:w="60" w:type="dxa"/>
-            </w:tcMar>
-          </w:tcPr>
+          <w:tcPr/>
           <w:p>
             <w:pPr>
               <w:pStyle w:val="Compact"/>
-              <w:spacing w:before="0" w:after="40" w:line="264" w:lineRule="auto"/>
               <w:jc w:val="left"/>
             </w:pPr>
             <w:r>
-              <w:rPr>
-                <w:rFonts w:ascii="Calibri" w:hAnsi="Calibri"/>
-                <w:sz w:val="18"/>
-              </w:rPr>
               <w:t xml:space="preserve">Counters / stamps</w:t>
             </w:r>
           </w:p>
@@ -2119,64 +1330,34 @@
       </w:tr>
       <w:tr>
         <w:tc>
-          <w:tcPr>
-            <w:tcMar>
-              <w:top w:w="40" w:type="dxa"/>
-              <w:bottom w:w="40" w:type="dxa"/>
-              <w:left w:w="60" w:type="dxa"/>
-              <w:right w:w="60" w:type="dxa"/>
-            </w:tcMar>
-          </w:tcPr>
+          <w:tcPr/>
           <w:p>
             <w:pPr>
               <w:pStyle w:val="Compact"/>
-              <w:spacing w:before="0" w:after="40" w:line="264" w:lineRule="auto"/>
               <w:jc w:val="left"/>
             </w:pPr>
             <w:r>
               <w:rPr>
                 <w:rStyle w:val="VerbatimChar"/>
-                <w:rFonts w:ascii="Calibri" w:hAnsi="Calibri"/>
-                <w:sz w:val="18"/>
               </w:rPr>
               <w:t xml:space="preserve">status</w:t>
             </w:r>
           </w:p>
         </w:tc>
         <w:tc>
-          <w:tcPr>
-            <w:tcMar>
-              <w:top w:w="40" w:type="dxa"/>
-              <w:bottom w:w="40" w:type="dxa"/>
-              <w:left w:w="60" w:type="dxa"/>
-              <w:right w:w="60" w:type="dxa"/>
-            </w:tcMar>
-          </w:tcPr>
+          <w:tcPr/>
           <w:p>
             <w:pPr>
               <w:pStyle w:val="Compact"/>
-              <w:spacing w:before="0" w:after="40" w:line="264" w:lineRule="auto"/>
               <w:jc w:val="left"/>
             </w:pPr>
             <w:r>
-              <w:rPr>
-                <w:rFonts w:ascii="Calibri" w:hAnsi="Calibri"/>
-                <w:sz w:val="18"/>
-              </w:rPr>
               <w:t xml:space="preserve">ACTIVE, FROZEN, DORMANT,</w:t>
             </w:r>
             <w:r>
-              <w:rPr>
-                <w:rFonts w:ascii="Calibri" w:hAnsi="Calibri"/>
-                <w:sz w:val="18"/>
-              </w:rPr>
               <w:t xml:space="preserve"> </w:t>
             </w:r>
             <w:r>
-              <w:rPr>
-                <w:rFonts w:ascii="Calibri" w:hAnsi="Calibri"/>
-                <w:sz w:val="18"/>
-              </w:rPr>
               <w:t xml:space="preserve">SUSPENDED, CLOSED</w:t>
             </w:r>
           </w:p>
@@ -2184,64 +1365,36 @@
       </w:tr>
       <w:tr>
         <w:tc>
-          <w:tcPr>
-            <w:tcMar>
-              <w:top w:w="40" w:type="dxa"/>
-              <w:bottom w:w="40" w:type="dxa"/>
-              <w:left w:w="60" w:type="dxa"/>
-              <w:right w:w="60" w:type="dxa"/>
-            </w:tcMar>
-          </w:tcPr>
+          <w:tcPr/>
           <w:p>
             <w:pPr>
               <w:pStyle w:val="Compact"/>
-              <w:spacing w:before="0" w:after="40" w:line="264" w:lineRule="auto"/>
               <w:jc w:val="left"/>
             </w:pPr>
             <w:r>
               <w:rPr>
                 <w:rStyle w:val="VerbatimChar"/>
-                <w:rFonts w:ascii="Calibri" w:hAnsi="Calibri"/>
-                <w:sz w:val="18"/>
               </w:rPr>
               <w:t xml:space="preserve">customer_id</w:t>
             </w:r>
           </w:p>
         </w:tc>
         <w:tc>
-          <w:tcPr>
-            <w:tcMar>
-              <w:top w:w="40" w:type="dxa"/>
-              <w:bottom w:w="40" w:type="dxa"/>
-              <w:left w:w="60" w:type="dxa"/>
-              <w:right w:w="60" w:type="dxa"/>
-            </w:tcMar>
-          </w:tcPr>
+          <w:tcPr/>
           <w:p>
             <w:pPr>
               <w:pStyle w:val="Compact"/>
-              <w:spacing w:before="0" w:after="40" w:line="264" w:lineRule="auto"/>
               <w:jc w:val="left"/>
             </w:pPr>
             <w:r>
-              <w:rPr>
-                <w:rFonts w:ascii="Calibri" w:hAnsi="Calibri"/>
-                <w:sz w:val="18"/>
-              </w:rPr>
               <w:t xml:space="preserve">FK →</w:t>
             </w:r>
             <w:r>
-              <w:rPr>
-                <w:rFonts w:ascii="Calibri" w:hAnsi="Calibri"/>
-                <w:sz w:val="18"/>
-              </w:rPr>
               <w:t xml:space="preserve"> </w:t>
             </w:r>
             <w:r>
               <w:rPr>
                 <w:rStyle w:val="VerbatimChar"/>
-                <w:rFonts w:ascii="Calibri" w:hAnsi="Calibri"/>
-                <w:sz w:val="18"/>
               </w:rPr>
               <w:t xml:space="preserve">customers</w:t>
             </w:r>
@@ -2250,137 +1403,75 @@
       </w:tr>
       <w:tr>
         <w:tc>
-          <w:tcPr>
-            <w:tcMar>
-              <w:top w:w="40" w:type="dxa"/>
-              <w:bottom w:w="40" w:type="dxa"/>
-              <w:left w:w="60" w:type="dxa"/>
-              <w:right w:w="60" w:type="dxa"/>
-            </w:tcMar>
-          </w:tcPr>
+          <w:tcPr/>
           <w:p>
             <w:pPr>
               <w:pStyle w:val="Compact"/>
-              <w:spacing w:before="0" w:after="40" w:line="264" w:lineRule="auto"/>
               <w:jc w:val="left"/>
             </w:pPr>
             <w:r>
-              <w:rPr>
-                <w:rFonts w:ascii="Calibri" w:hAnsi="Calibri"/>
-                <w:sz w:val="18"/>
-              </w:rPr>
               <w:t xml:space="preserve">Audit-ish</w:t>
             </w:r>
           </w:p>
         </w:tc>
         <w:tc>
-          <w:tcPr>
-            <w:tcMar>
-              <w:top w:w="40" w:type="dxa"/>
-              <w:bottom w:w="40" w:type="dxa"/>
-              <w:left w:w="60" w:type="dxa"/>
-              <w:right w:w="60" w:type="dxa"/>
-            </w:tcMar>
-          </w:tcPr>
+          <w:tcPr/>
           <w:p>
             <w:pPr>
               <w:pStyle w:val="Compact"/>
-              <w:spacing w:before="0" w:after="40" w:line="264" w:lineRule="auto"/>
               <w:jc w:val="left"/>
             </w:pPr>
             <w:r>
               <w:rPr>
                 <w:rStyle w:val="VerbatimChar"/>
-                <w:rFonts w:ascii="Calibri" w:hAnsi="Calibri"/>
-                <w:sz w:val="18"/>
               </w:rPr>
               <w:t xml:space="preserve">created_at</w:t>
             </w:r>
             <w:r>
-              <w:rPr>
-                <w:rFonts w:ascii="Calibri" w:hAnsi="Calibri"/>
-                <w:sz w:val="18"/>
-              </w:rPr>
               <w:t xml:space="preserve">,</w:t>
             </w:r>
             <w:r>
-              <w:rPr>
-                <w:rFonts w:ascii="Calibri" w:hAnsi="Calibri"/>
-                <w:sz w:val="18"/>
-              </w:rPr>
               <w:t xml:space="preserve"> </w:t>
             </w:r>
             <w:r>
               <w:rPr>
                 <w:rStyle w:val="VerbatimChar"/>
-                <w:rFonts w:ascii="Calibri" w:hAnsi="Calibri"/>
-                <w:sz w:val="18"/>
               </w:rPr>
               <w:t xml:space="preserve">activated_at</w:t>
             </w:r>
             <w:r>
-              <w:rPr>
-                <w:rFonts w:ascii="Calibri" w:hAnsi="Calibri"/>
-                <w:sz w:val="18"/>
-              </w:rPr>
               <w:t xml:space="preserve">,</w:t>
             </w:r>
             <w:r>
-              <w:rPr>
-                <w:rFonts w:ascii="Calibri" w:hAnsi="Calibri"/>
-                <w:sz w:val="18"/>
-              </w:rPr>
               <w:t xml:space="preserve"> </w:t>
             </w:r>
             <w:r>
               <w:rPr>
                 <w:rStyle w:val="VerbatimChar"/>
-                <w:rFonts w:ascii="Calibri" w:hAnsi="Calibri"/>
-                <w:sz w:val="18"/>
               </w:rPr>
               <w:t xml:space="preserve">closed_at</w:t>
             </w:r>
             <w:r>
-              <w:rPr>
-                <w:rFonts w:ascii="Calibri" w:hAnsi="Calibri"/>
-                <w:sz w:val="18"/>
-              </w:rPr>
               <w:t xml:space="preserve">,</w:t>
             </w:r>
             <w:r>
-              <w:rPr>
-                <w:rFonts w:ascii="Calibri" w:hAnsi="Calibri"/>
-                <w:sz w:val="18"/>
-              </w:rPr>
               <w:t xml:space="preserve"> </w:t>
             </w:r>
             <w:r>
               <w:rPr>
                 <w:rStyle w:val="VerbatimChar"/>
-                <w:rFonts w:ascii="Calibri" w:hAnsi="Calibri"/>
-                <w:sz w:val="18"/>
               </w:rPr>
               <w:t xml:space="preserve">created_by</w:t>
             </w:r>
             <w:r>
-              <w:rPr>
-                <w:rFonts w:ascii="Calibri" w:hAnsi="Calibri"/>
-                <w:sz w:val="18"/>
-              </w:rPr>
               <w:t xml:space="preserve">,</w:t>
             </w:r>
             <w:r>
-              <w:rPr>
-                <w:rFonts w:ascii="Calibri" w:hAnsi="Calibri"/>
-                <w:sz w:val="18"/>
-              </w:rPr>
               <w:t xml:space="preserve"> </w:t>
             </w:r>
             <w:r>
               <w:rPr>
                 <w:rStyle w:val="VerbatimChar"/>
-                <w:rFonts w:ascii="Calibri" w:hAnsi="Calibri"/>
-                <w:sz w:val="18"/>
               </w:rPr>
               <w:t xml:space="preserve">closed_by</w:t>
             </w:r>
@@ -2404,8 +1495,6 @@
     <w:p>
       <w:pPr>
         <w:pStyle w:val="FirstParagraph"/>
-        <w:spacing w:after="160" w:line="276" w:lineRule="auto"/>
-        <w:jc w:val="left"/>
       </w:pPr>
       <w:r>
         <w:t xml:space="preserve">Entity:</w:t>
@@ -2480,7 +1569,7 @@
       </w:r>
     </w:p>
     <w:bookmarkEnd w:id="13"/>
-    <w:bookmarkStart w:id="14" w:name="users-roles-user_roles"/>
+    <w:bookmarkStart w:id="14" w:name="users-roles-user_roles-role_access"/>
     <w:p>
       <w:pPr>
         <w:pStyle w:val="Heading3"/>
@@ -2515,12 +1604,22 @@
         </w:rPr>
         <w:t xml:space="preserve">user_roles</w:t>
       </w:r>
+      <w:r>
+        <w:t xml:space="preserve">,</w:t>
+      </w:r>
+      <w:r>
+        <w:t xml:space="preserve"> </w:t>
+      </w:r>
+      <w:r>
+        <w:rPr>
+          <w:rStyle w:val="VerbatimChar"/>
+        </w:rPr>
+        <w:t xml:space="preserve">role_access</w:t>
+      </w:r>
     </w:p>
     <w:p>
       <w:pPr>
         <w:pStyle w:val="FirstParagraph"/>
-        <w:spacing w:after="160" w:line="276" w:lineRule="auto"/>
-        <w:jc w:val="left"/>
       </w:pPr>
       <w:r>
         <w:t xml:space="preserve">Entities under</w:t>
@@ -2586,16 +1685,50 @@
         <w:t xml:space="preserve">user_role_seq</w:t>
       </w:r>
       <w:r>
+        <w:t xml:space="preserve">.</w:t>
+      </w:r>
+    </w:p>
+    <w:p>
+      <w:pPr>
+        <w:pStyle w:val="BodyText"/>
+      </w:pPr>
+      <w:r>
+        <w:rPr>
+          <w:rStyle w:val="VerbatimChar"/>
+        </w:rPr>
+        <w:t xml:space="preserve">users.customer_id</w:t>
+      </w:r>
+      <w:r>
         <w:t xml:space="preserve"> </w:t>
       </w:r>
       <w:r>
-        <w:t xml:space="preserve">(Hibernate-managed naming may</w:t>
+        <w:t xml:space="preserve">— null for staff; set for portal logins.</w:t>
+      </w:r>
+    </w:p>
+    <w:p>
+      <w:pPr>
+        <w:pStyle w:val="BodyText"/>
+      </w:pPr>
+      <w:r>
+        <w:rPr>
+          <w:rStyle w:val="VerbatimChar"/>
+        </w:rPr>
+        <w:t xml:space="preserve">role_access</w:t>
       </w:r>
       <w:r>
         <w:t xml:space="preserve"> </w:t>
       </w:r>
       <w:r>
-        <w:t xml:space="preserve">vary by dialect config).</w:t>
+        <w:t xml:space="preserve">— element collection of access codes (</w:t>
+      </w:r>
+      <w:r>
+        <w:rPr>
+          <w:rStyle w:val="VerbatimChar"/>
+        </w:rPr>
+        <w:t xml:space="preserve">AppAccess</w:t>
+      </w:r>
+      <w:r>
+        <w:t xml:space="preserve">).</w:t>
       </w:r>
     </w:p>
     <w:p>
@@ -2691,8 +1824,6 @@
     <w:p>
       <w:pPr>
         <w:pStyle w:val="FirstParagraph"/>
-        <w:spacing w:after="160" w:line="276" w:lineRule="auto"/>
-        <w:jc w:val="left"/>
       </w:pPr>
       <w:r>
         <w:t xml:space="preserve">Entity:</w:t>
@@ -2745,17 +1876,9 @@
     <w:tbl>
       <w:tblPr>
         <w:tblStyle w:val="Table"/>
-        <w:tblW w:type="pct" w:w="5000"/>
-        <w:tblLayout w:type="autofit"/>
+        <w:tblW w:type="pct" w:w="4306"/>
+        <w:tblLayout w:type="fixed"/>
         <w:tblLook w:firstRow="1" w:lastRow="0" w:firstColumn="0" w:lastColumn="0" w:noHBand="0" w:noVBand="0" w:val="0020"/>
-        <w:tblBorders>
-          <w:top w:val="single" w:sz="4" w:space="0" w:color="CBD5E0"/>
-          <w:left w:val="single" w:sz="4" w:space="0" w:color="CBD5E0"/>
-          <w:bottom w:val="single" w:sz="4" w:space="0" w:color="CBD5E0"/>
-          <w:right w:val="single" w:sz="4" w:space="0" w:color="CBD5E0"/>
-          <w:insideH w:val="single" w:sz="4" w:space="0" w:color="CBD5E0"/>
-          <w:insideV w:val="single" w:sz="4" w:space="0" w:color="CBD5E0"/>
-        </w:tblBorders>
       </w:tblPr>
       <w:tblGrid>
         <w:gridCol w:w="3630"/>
@@ -2766,55 +1889,25 @@
           <w:tblHeader w:val="on"/>
         </w:trPr>
         <w:tc>
-          <w:tcPr>
-            <w:tcMar>
-              <w:top w:w="40" w:type="dxa"/>
-              <w:bottom w:w="40" w:type="dxa"/>
-              <w:left w:w="60" w:type="dxa"/>
-              <w:right w:w="60" w:type="dxa"/>
-            </w:tcMar>
-            <w:shd w:fill="1A365D" w:val="clear"/>
-          </w:tcPr>
+          <w:tcPr/>
           <w:p>
             <w:pPr>
               <w:pStyle w:val="Compact"/>
-              <w:spacing w:before="0" w:after="40" w:line="264" w:lineRule="auto"/>
               <w:jc w:val="left"/>
             </w:pPr>
             <w:r>
-              <w:rPr>
-                <w:rFonts w:ascii="Calibri" w:hAnsi="Calibri"/>
-                <w:b/>
-                <w:color w:val="FFFFFF"/>
-                <w:sz w:val="18"/>
-              </w:rPr>
               <w:t xml:space="preserve">Column</w:t>
             </w:r>
           </w:p>
         </w:tc>
         <w:tc>
-          <w:tcPr>
-            <w:tcMar>
-              <w:top w:w="40" w:type="dxa"/>
-              <w:bottom w:w="40" w:type="dxa"/>
-              <w:left w:w="60" w:type="dxa"/>
-              <w:right w:w="60" w:type="dxa"/>
-            </w:tcMar>
-            <w:shd w:fill="1A365D" w:val="clear"/>
-          </w:tcPr>
+          <w:tcPr/>
           <w:p>
             <w:pPr>
               <w:pStyle w:val="Compact"/>
-              <w:spacing w:before="0" w:after="40" w:line="264" w:lineRule="auto"/>
               <w:jc w:val="left"/>
             </w:pPr>
             <w:r>
-              <w:rPr>
-                <w:rFonts w:ascii="Calibri" w:hAnsi="Calibri"/>
-                <w:b/>
-                <w:color w:val="FFFFFF"/>
-                <w:sz w:val="18"/>
-              </w:rPr>
               <w:t xml:space="preserve">Notes</w:t>
             </w:r>
           </w:p>
@@ -2822,50 +1915,28 @@
       </w:tr>
       <w:tr>
         <w:tc>
-          <w:tcPr>
-            <w:tcMar>
-              <w:top w:w="40" w:type="dxa"/>
-              <w:bottom w:w="40" w:type="dxa"/>
-              <w:left w:w="60" w:type="dxa"/>
-              <w:right w:w="60" w:type="dxa"/>
-            </w:tcMar>
-          </w:tcPr>
+          <w:tcPr/>
           <w:p>
             <w:pPr>
               <w:pStyle w:val="Compact"/>
-              <w:spacing w:before="0" w:after="40" w:line="264" w:lineRule="auto"/>
               <w:jc w:val="left"/>
             </w:pPr>
             <w:r>
               <w:rPr>
                 <w:rStyle w:val="VerbatimChar"/>
-                <w:rFonts w:ascii="Calibri" w:hAnsi="Calibri"/>
-                <w:sz w:val="18"/>
               </w:rPr>
               <w:t xml:space="preserve">transaction_id</w:t>
             </w:r>
           </w:p>
         </w:tc>
         <w:tc>
-          <w:tcPr>
-            <w:tcMar>
-              <w:top w:w="40" w:type="dxa"/>
-              <w:bottom w:w="40" w:type="dxa"/>
-              <w:left w:w="60" w:type="dxa"/>
-              <w:right w:w="60" w:type="dxa"/>
-            </w:tcMar>
-          </w:tcPr>
+          <w:tcPr/>
           <w:p>
             <w:pPr>
               <w:pStyle w:val="Compact"/>
-              <w:spacing w:before="0" w:after="40" w:line="264" w:lineRule="auto"/>
               <w:jc w:val="left"/>
             </w:pPr>
             <w:r>
-              <w:rPr>
-                <w:rFonts w:ascii="Calibri" w:hAnsi="Calibri"/>
-                <w:sz w:val="18"/>
-              </w:rPr>
               <w:t xml:space="preserve">PK (identity)</w:t>
             </w:r>
           </w:p>
@@ -2873,79 +1944,43 @@
       </w:tr>
       <w:tr>
         <w:tc>
-          <w:tcPr>
-            <w:tcMar>
-              <w:top w:w="40" w:type="dxa"/>
-              <w:bottom w:w="40" w:type="dxa"/>
-              <w:left w:w="60" w:type="dxa"/>
-              <w:right w:w="60" w:type="dxa"/>
-            </w:tcMar>
-          </w:tcPr>
+          <w:tcPr/>
           <w:p>
             <w:pPr>
               <w:pStyle w:val="Compact"/>
-              <w:spacing w:before="0" w:after="40" w:line="264" w:lineRule="auto"/>
               <w:jc w:val="left"/>
             </w:pPr>
             <w:r>
               <w:rPr>
                 <w:rStyle w:val="VerbatimChar"/>
-                <w:rFonts w:ascii="Calibri" w:hAnsi="Calibri"/>
-                <w:sz w:val="18"/>
               </w:rPr>
               <w:t xml:space="preserve">account_id</w:t>
             </w:r>
           </w:p>
         </w:tc>
         <w:tc>
-          <w:tcPr>
-            <w:tcMar>
-              <w:top w:w="40" w:type="dxa"/>
-              <w:bottom w:w="40" w:type="dxa"/>
-              <w:left w:w="60" w:type="dxa"/>
-              <w:right w:w="60" w:type="dxa"/>
-            </w:tcMar>
-          </w:tcPr>
+          <w:tcPr/>
           <w:p>
             <w:pPr>
               <w:pStyle w:val="Compact"/>
-              <w:spacing w:before="0" w:after="40" w:line="264" w:lineRule="auto"/>
               <w:jc w:val="left"/>
             </w:pPr>
             <w:r>
-              <w:rPr>
-                <w:rFonts w:ascii="Calibri" w:hAnsi="Calibri"/>
-                <w:sz w:val="18"/>
-              </w:rPr>
               <w:t xml:space="preserve">FK →</w:t>
             </w:r>
             <w:r>
-              <w:rPr>
-                <w:rFonts w:ascii="Calibri" w:hAnsi="Calibri"/>
-                <w:sz w:val="18"/>
-              </w:rPr>
               <w:t xml:space="preserve"> </w:t>
             </w:r>
             <w:r>
               <w:rPr>
                 <w:rStyle w:val="VerbatimChar"/>
-                <w:rFonts w:ascii="Calibri" w:hAnsi="Calibri"/>
-                <w:sz w:val="18"/>
               </w:rPr>
               <w:t xml:space="preserve">account</w:t>
             </w:r>
             <w:r>
-              <w:rPr>
-                <w:rFonts w:ascii="Calibri" w:hAnsi="Calibri"/>
-                <w:sz w:val="18"/>
-              </w:rPr>
               <w:t xml:space="preserve"> </w:t>
             </w:r>
             <w:r>
-              <w:rPr>
-                <w:rFonts w:ascii="Calibri" w:hAnsi="Calibri"/>
-                <w:sz w:val="18"/>
-              </w:rPr>
               <w:t xml:space="preserve">(required)</w:t>
             </w:r>
           </w:p>
@@ -2953,50 +1988,28 @@
       </w:tr>
       <w:tr>
         <w:tc>
-          <w:tcPr>
-            <w:tcMar>
-              <w:top w:w="40" w:type="dxa"/>
-              <w:bottom w:w="40" w:type="dxa"/>
-              <w:left w:w="60" w:type="dxa"/>
-              <w:right w:w="60" w:type="dxa"/>
-            </w:tcMar>
-          </w:tcPr>
+          <w:tcPr/>
           <w:p>
             <w:pPr>
               <w:pStyle w:val="Compact"/>
-              <w:spacing w:before="0" w:after="40" w:line="264" w:lineRule="auto"/>
               <w:jc w:val="left"/>
             </w:pPr>
             <w:r>
               <w:rPr>
                 <w:rStyle w:val="VerbatimChar"/>
-                <w:rFonts w:ascii="Calibri" w:hAnsi="Calibri"/>
-                <w:sz w:val="18"/>
               </w:rPr>
               <w:t xml:space="preserve">transaction_type</w:t>
             </w:r>
           </w:p>
         </w:tc>
         <w:tc>
-          <w:tcPr>
-            <w:tcMar>
-              <w:top w:w="40" w:type="dxa"/>
-              <w:bottom w:w="40" w:type="dxa"/>
-              <w:left w:w="60" w:type="dxa"/>
-              <w:right w:w="60" w:type="dxa"/>
-            </w:tcMar>
-          </w:tcPr>
+          <w:tcPr/>
           <w:p>
             <w:pPr>
               <w:pStyle w:val="Compact"/>
-              <w:spacing w:before="0" w:after="40" w:line="264" w:lineRule="auto"/>
               <w:jc w:val="left"/>
             </w:pPr>
             <w:r>
-              <w:rPr>
-                <w:rFonts w:ascii="Calibri" w:hAnsi="Calibri"/>
-                <w:sz w:val="18"/>
-              </w:rPr>
               <w:t xml:space="preserve">Enum string: CREDIT, DEBIT</w:t>
             </w:r>
           </w:p>
@@ -3004,50 +2017,28 @@
       </w:tr>
       <w:tr>
         <w:tc>
-          <w:tcPr>
-            <w:tcMar>
-              <w:top w:w="40" w:type="dxa"/>
-              <w:bottom w:w="40" w:type="dxa"/>
-              <w:left w:w="60" w:type="dxa"/>
-              <w:right w:w="60" w:type="dxa"/>
-            </w:tcMar>
-          </w:tcPr>
+          <w:tcPr/>
           <w:p>
             <w:pPr>
               <w:pStyle w:val="Compact"/>
-              <w:spacing w:before="0" w:after="40" w:line="264" w:lineRule="auto"/>
               <w:jc w:val="left"/>
             </w:pPr>
             <w:r>
               <w:rPr>
                 <w:rStyle w:val="VerbatimChar"/>
-                <w:rFonts w:ascii="Calibri" w:hAnsi="Calibri"/>
-                <w:sz w:val="18"/>
               </w:rPr>
               <w:t xml:space="preserve">amount</w:t>
             </w:r>
           </w:p>
         </w:tc>
         <w:tc>
-          <w:tcPr>
-            <w:tcMar>
-              <w:top w:w="40" w:type="dxa"/>
-              <w:bottom w:w="40" w:type="dxa"/>
-              <w:left w:w="60" w:type="dxa"/>
-              <w:right w:w="60" w:type="dxa"/>
-            </w:tcMar>
-          </w:tcPr>
+          <w:tcPr/>
           <w:p>
             <w:pPr>
               <w:pStyle w:val="Compact"/>
-              <w:spacing w:before="0" w:after="40" w:line="264" w:lineRule="auto"/>
               <w:jc w:val="left"/>
             </w:pPr>
             <w:r>
-              <w:rPr>
-                <w:rFonts w:ascii="Calibri" w:hAnsi="Calibri"/>
-                <w:sz w:val="18"/>
-              </w:rPr>
               <w:t xml:space="preserve">&gt; 0; precision 19,2</w:t>
             </w:r>
           </w:p>
@@ -3055,64 +2046,34 @@
       </w:tr>
       <w:tr>
         <w:tc>
-          <w:tcPr>
-            <w:tcMar>
-              <w:top w:w="40" w:type="dxa"/>
-              <w:bottom w:w="40" w:type="dxa"/>
-              <w:left w:w="60" w:type="dxa"/>
-              <w:right w:w="60" w:type="dxa"/>
-            </w:tcMar>
-          </w:tcPr>
+          <w:tcPr/>
           <w:p>
             <w:pPr>
               <w:pStyle w:val="Compact"/>
-              <w:spacing w:before="0" w:after="40" w:line="264" w:lineRule="auto"/>
               <w:jc w:val="left"/>
             </w:pPr>
             <w:r>
               <w:rPr>
                 <w:rStyle w:val="VerbatimChar"/>
-                <w:rFonts w:ascii="Calibri" w:hAnsi="Calibri"/>
-                <w:sz w:val="18"/>
               </w:rPr>
               <w:t xml:space="preserve">balance_after</w:t>
             </w:r>
           </w:p>
         </w:tc>
         <w:tc>
-          <w:tcPr>
-            <w:tcMar>
-              <w:top w:w="40" w:type="dxa"/>
-              <w:bottom w:w="40" w:type="dxa"/>
-              <w:left w:w="60" w:type="dxa"/>
-              <w:right w:w="60" w:type="dxa"/>
-            </w:tcMar>
-          </w:tcPr>
+          <w:tcPr/>
           <w:p>
             <w:pPr>
               <w:pStyle w:val="Compact"/>
-              <w:spacing w:before="0" w:after="40" w:line="264" w:lineRule="auto"/>
               <w:jc w:val="left"/>
             </w:pPr>
             <w:r>
-              <w:rPr>
-                <w:rFonts w:ascii="Calibri" w:hAnsi="Calibri"/>
-                <w:sz w:val="18"/>
-              </w:rPr>
               <w:t xml:space="preserve">Account ledger balance after</w:t>
             </w:r>
             <w:r>
-              <w:rPr>
-                <w:rFonts w:ascii="Calibri" w:hAnsi="Calibri"/>
-                <w:sz w:val="18"/>
-              </w:rPr>
               <w:t xml:space="preserve"> </w:t>
             </w:r>
             <w:r>
-              <w:rPr>
-                <w:rFonts w:ascii="Calibri" w:hAnsi="Calibri"/>
-                <w:sz w:val="18"/>
-              </w:rPr>
               <w:t xml:space="preserve">posting</w:t>
             </w:r>
           </w:p>
@@ -3120,50 +2081,28 @@
       </w:tr>
       <w:tr>
         <w:tc>
-          <w:tcPr>
-            <w:tcMar>
-              <w:top w:w="40" w:type="dxa"/>
-              <w:bottom w:w="40" w:type="dxa"/>
-              <w:left w:w="60" w:type="dxa"/>
-              <w:right w:w="60" w:type="dxa"/>
-            </w:tcMar>
-          </w:tcPr>
+          <w:tcPr/>
           <w:p>
             <w:pPr>
               <w:pStyle w:val="Compact"/>
-              <w:spacing w:before="0" w:after="40" w:line="264" w:lineRule="auto"/>
               <w:jc w:val="left"/>
             </w:pPr>
             <w:r>
               <w:rPr>
                 <w:rStyle w:val="VerbatimChar"/>
-                <w:rFonts w:ascii="Calibri" w:hAnsi="Calibri"/>
-                <w:sz w:val="18"/>
               </w:rPr>
               <w:t xml:space="preserve">currency_code</w:t>
             </w:r>
           </w:p>
         </w:tc>
         <w:tc>
-          <w:tcPr>
-            <w:tcMar>
-              <w:top w:w="40" w:type="dxa"/>
-              <w:bottom w:w="40" w:type="dxa"/>
-              <w:left w:w="60" w:type="dxa"/>
-              <w:right w:w="60" w:type="dxa"/>
-            </w:tcMar>
-          </w:tcPr>
+          <w:tcPr/>
           <w:p>
             <w:pPr>
               <w:pStyle w:val="Compact"/>
-              <w:spacing w:before="0" w:after="40" w:line="264" w:lineRule="auto"/>
               <w:jc w:val="left"/>
             </w:pPr>
             <w:r>
-              <w:rPr>
-                <w:rFonts w:ascii="Calibri" w:hAnsi="Calibri"/>
-                <w:sz w:val="18"/>
-              </w:rPr>
               <w:t xml:space="preserve">Copied from account (length 3)</w:t>
             </w:r>
           </w:p>
@@ -3171,50 +2110,28 @@
       </w:tr>
       <w:tr>
         <w:tc>
-          <w:tcPr>
-            <w:tcMar>
-              <w:top w:w="40" w:type="dxa"/>
-              <w:bottom w:w="40" w:type="dxa"/>
-              <w:left w:w="60" w:type="dxa"/>
-              <w:right w:w="60" w:type="dxa"/>
-            </w:tcMar>
-          </w:tcPr>
+          <w:tcPr/>
           <w:p>
             <w:pPr>
               <w:pStyle w:val="Compact"/>
-              <w:spacing w:before="0" w:after="40" w:line="264" w:lineRule="auto"/>
               <w:jc w:val="left"/>
             </w:pPr>
             <w:r>
               <w:rPr>
                 <w:rStyle w:val="VerbatimChar"/>
-                <w:rFonts w:ascii="Calibri" w:hAnsi="Calibri"/>
-                <w:sz w:val="18"/>
               </w:rPr>
               <w:t xml:space="preserve">narration</w:t>
             </w:r>
           </w:p>
         </w:tc>
         <w:tc>
-          <w:tcPr>
-            <w:tcMar>
-              <w:top w:w="40" w:type="dxa"/>
-              <w:bottom w:w="40" w:type="dxa"/>
-              <w:left w:w="60" w:type="dxa"/>
-              <w:right w:w="60" w:type="dxa"/>
-            </w:tcMar>
-          </w:tcPr>
+          <w:tcPr/>
           <w:p>
             <w:pPr>
               <w:pStyle w:val="Compact"/>
-              <w:spacing w:before="0" w:after="40" w:line="264" w:lineRule="auto"/>
               <w:jc w:val="left"/>
             </w:pPr>
             <w:r>
-              <w:rPr>
-                <w:rFonts w:ascii="Calibri" w:hAnsi="Calibri"/>
-                <w:sz w:val="18"/>
-              </w:rPr>
               <w:t xml:space="preserve">Optional text</w:t>
             </w:r>
           </w:p>
@@ -3222,64 +2139,36 @@
       </w:tr>
       <w:tr>
         <w:tc>
-          <w:tcPr>
-            <w:tcMar>
-              <w:top w:w="40" w:type="dxa"/>
-              <w:bottom w:w="40" w:type="dxa"/>
-              <w:left w:w="60" w:type="dxa"/>
-              <w:right w:w="60" w:type="dxa"/>
-            </w:tcMar>
-          </w:tcPr>
+          <w:tcPr/>
           <w:p>
             <w:pPr>
               <w:pStyle w:val="Compact"/>
-              <w:spacing w:before="0" w:after="40" w:line="264" w:lineRule="auto"/>
               <w:jc w:val="left"/>
             </w:pPr>
             <w:r>
               <w:rPr>
                 <w:rStyle w:val="VerbatimChar"/>
-                <w:rFonts w:ascii="Calibri" w:hAnsi="Calibri"/>
-                <w:sz w:val="18"/>
               </w:rPr>
               <w:t xml:space="preserve">created_at</w:t>
             </w:r>
           </w:p>
         </w:tc>
         <w:tc>
-          <w:tcPr>
-            <w:tcMar>
-              <w:top w:w="40" w:type="dxa"/>
-              <w:bottom w:w="40" w:type="dxa"/>
-              <w:left w:w="60" w:type="dxa"/>
-              <w:right w:w="60" w:type="dxa"/>
-            </w:tcMar>
-          </w:tcPr>
+          <w:tcPr/>
           <w:p>
             <w:pPr>
               <w:pStyle w:val="Compact"/>
-              <w:spacing w:before="0" w:after="40" w:line="264" w:lineRule="auto"/>
               <w:jc w:val="left"/>
             </w:pPr>
             <w:r>
-              <w:rPr>
-                <w:rFonts w:ascii="Calibri" w:hAnsi="Calibri"/>
-                <w:sz w:val="18"/>
-              </w:rPr>
               <w:t xml:space="preserve">Set in</w:t>
             </w:r>
             <w:r>
-              <w:rPr>
-                <w:rFonts w:ascii="Calibri" w:hAnsi="Calibri"/>
-                <w:sz w:val="18"/>
-              </w:rPr>
               <w:t xml:space="preserve"> </w:t>
             </w:r>
             <w:r>
               <w:rPr>
                 <w:rStyle w:val="VerbatimChar"/>
-                <w:rFonts w:ascii="Calibri" w:hAnsi="Calibri"/>
-                <w:sz w:val="18"/>
               </w:rPr>
               <w:t xml:space="preserve">@PrePersist</w:t>
             </w:r>
@@ -3288,50 +2177,28 @@
       </w:tr>
       <w:tr>
         <w:tc>
-          <w:tcPr>
-            <w:tcMar>
-              <w:top w:w="40" w:type="dxa"/>
-              <w:bottom w:w="40" w:type="dxa"/>
-              <w:left w:w="60" w:type="dxa"/>
-              <w:right w:w="60" w:type="dxa"/>
-            </w:tcMar>
-          </w:tcPr>
+          <w:tcPr/>
           <w:p>
             <w:pPr>
               <w:pStyle w:val="Compact"/>
-              <w:spacing w:before="0" w:after="40" w:line="264" w:lineRule="auto"/>
               <w:jc w:val="left"/>
             </w:pPr>
             <w:r>
               <w:rPr>
                 <w:rStyle w:val="VerbatimChar"/>
-                <w:rFonts w:ascii="Calibri" w:hAnsi="Calibri"/>
-                <w:sz w:val="18"/>
               </w:rPr>
               <w:t xml:space="preserve">created_by</w:t>
             </w:r>
           </w:p>
         </w:tc>
         <w:tc>
-          <w:tcPr>
-            <w:tcMar>
-              <w:top w:w="40" w:type="dxa"/>
-              <w:bottom w:w="40" w:type="dxa"/>
-              <w:left w:w="60" w:type="dxa"/>
-              <w:right w:w="60" w:type="dxa"/>
-            </w:tcMar>
-          </w:tcPr>
+          <w:tcPr/>
           <w:p>
             <w:pPr>
               <w:pStyle w:val="Compact"/>
-              <w:spacing w:before="0" w:after="40" w:line="264" w:lineRule="auto"/>
               <w:jc w:val="left"/>
             </w:pPr>
             <w:r>
-              <w:rPr>
-                <w:rFonts w:ascii="Calibri" w:hAnsi="Calibri"/>
-                <w:sz w:val="18"/>
-              </w:rPr>
               <w:t xml:space="preserve">Staff username when provided</w:t>
             </w:r>
           </w:p>
@@ -3343,22 +2210,7 @@
         <w:pStyle w:val="BodyText"/>
       </w:pPr>
       <w:r>
-        <w:t xml:space="preserve">Written today from</w:t>
-      </w:r>
-      <w:r>
-        <w:t xml:space="preserve"> </w:t>
-      </w:r>
-      <w:r>
-        <w:rPr>
-          <w:rStyle w:val="VerbatimChar"/>
-        </w:rPr>
-        <w:t xml:space="preserve">AccountServiceImpl.deposit()</w:t>
-      </w:r>
-      <w:r>
-        <w:t xml:space="preserve"> </w:t>
-      </w:r>
-      <w:r>
-        <w:t xml:space="preserve">via</w:t>
+        <w:t xml:space="preserve">Written from open/deposit/withdraw/transfer via</w:t>
       </w:r>
       <w:r>
         <w:t xml:space="preserve"> </w:t>
@@ -3370,15 +2222,182 @@
         <w:t xml:space="preserve">TransactionService.record</w:t>
       </w:r>
       <w:r>
+        <w:t xml:space="preserve">. Staff list:</w:t>
+      </w:r>
+      <w:r>
         <w:t xml:space="preserve"> </w:t>
       </w:r>
       <w:r>
-        <w:t xml:space="preserve">(CREDIT). No list API yet.</w:t>
+        <w:rPr>
+          <w:rStyle w:val="VerbatimChar"/>
+        </w:rPr>
+        <w:t xml:space="preserve">GET /transactions</w:t>
+      </w:r>
+      <w:r>
+        <w:t xml:space="preserve">.</w:t>
       </w:r>
     </w:p>
     <w:bookmarkEnd w:id="15"/>
+    <w:bookmarkStart w:id="16" w:name="beneficiary"/>
+    <w:p>
+      <w:pPr>
+        <w:pStyle w:val="Heading3"/>
+      </w:pPr>
+      <w:r>
+        <w:rPr>
+          <w:rStyle w:val="VerbatimChar"/>
+        </w:rPr>
+        <w:t xml:space="preserve">beneficiary</w:t>
+      </w:r>
+    </w:p>
+    <w:p>
+      <w:pPr>
+        <w:pStyle w:val="FirstParagraph"/>
+      </w:pPr>
+      <w:r>
+        <w:t xml:space="preserve">Portal payees (</w:t>
+      </w:r>
+      <w:r>
+        <w:rPr>
+          <w:rStyle w:val="VerbatimChar"/>
+        </w:rPr>
+        <w:t xml:space="preserve">SAME_BANK</w:t>
+      </w:r>
+      <w:r>
+        <w:t xml:space="preserve"> </w:t>
+      </w:r>
+      <w:r>
+        <w:t xml:space="preserve">/</w:t>
+      </w:r>
+      <w:r>
+        <w:t xml:space="preserve"> </w:t>
+      </w:r>
+      <w:r>
+        <w:rPr>
+          <w:rStyle w:val="VerbatimChar"/>
+        </w:rPr>
+        <w:t xml:space="preserve">OTHER_BANK</w:t>
+      </w:r>
+      <w:r>
+        <w:t xml:space="preserve">), soft-deactivate via</w:t>
+      </w:r>
+      <w:r>
+        <w:t xml:space="preserve"> </w:t>
+      </w:r>
+      <w:r>
+        <w:rPr>
+          <w:rStyle w:val="VerbatimChar"/>
+        </w:rPr>
+        <w:t xml:space="preserve">active=false</w:t>
+      </w:r>
+      <w:r>
+        <w:t xml:space="preserve">.</w:t>
+      </w:r>
+    </w:p>
     <w:bookmarkEnd w:id="16"/>
-    <w:bookmarkStart w:id="17" w:name="sequences"/>
+    <w:bookmarkStart w:id="17" w:name="transfer_request"/>
+    <w:p>
+      <w:pPr>
+        <w:pStyle w:val="Heading3"/>
+      </w:pPr>
+      <w:r>
+        <w:rPr>
+          <w:rStyle w:val="VerbatimChar"/>
+        </w:rPr>
+        <w:t xml:space="preserve">transfer_request</w:t>
+      </w:r>
+    </w:p>
+    <w:p>
+      <w:pPr>
+        <w:pStyle w:val="FirstParagraph"/>
+      </w:pPr>
+      <w:r>
+        <w:t xml:space="preserve">Portal transfers awaiting or after staff resolution (</w:t>
+      </w:r>
+      <w:r>
+        <w:rPr>
+          <w:rStyle w:val="VerbatimChar"/>
+        </w:rPr>
+        <w:t xml:space="preserve">PENDING</w:t>
+      </w:r>
+      <w:r>
+        <w:t xml:space="preserve">,</w:t>
+      </w:r>
+      <w:r>
+        <w:t xml:space="preserve"> </w:t>
+      </w:r>
+      <w:r>
+        <w:rPr>
+          <w:rStyle w:val="VerbatimChar"/>
+        </w:rPr>
+        <w:t xml:space="preserve">APPROVED</w:t>
+      </w:r>
+      <w:r>
+        <w:t xml:space="preserve">,</w:t>
+      </w:r>
+      <w:r>
+        <w:t xml:space="preserve"> </w:t>
+      </w:r>
+      <w:r>
+        <w:rPr>
+          <w:rStyle w:val="VerbatimChar"/>
+        </w:rPr>
+        <w:t xml:space="preserve">REJECTED</w:t>
+      </w:r>
+      <w:r>
+        <w:t xml:space="preserve">,</w:t>
+      </w:r>
+      <w:r>
+        <w:t xml:space="preserve"> </w:t>
+      </w:r>
+      <w:r>
+        <w:rPr>
+          <w:rStyle w:val="VerbatimChar"/>
+        </w:rPr>
+        <w:t xml:space="preserve">EXECUTED</w:t>
+      </w:r>
+      <w:r>
+        <w:t xml:space="preserve">).</w:t>
+      </w:r>
+    </w:p>
+    <w:bookmarkEnd w:id="17"/>
+    <w:bookmarkStart w:id="19" w:name="audit_event"/>
+    <w:p>
+      <w:pPr>
+        <w:pStyle w:val="Heading3"/>
+      </w:pPr>
+      <w:r>
+        <w:rPr>
+          <w:rStyle w:val="VerbatimChar"/>
+        </w:rPr>
+        <w:t xml:space="preserve">audit_event</w:t>
+      </w:r>
+    </w:p>
+    <w:p>
+      <w:pPr>
+        <w:pStyle w:val="FirstParagraph"/>
+      </w:pPr>
+      <w:r>
+        <w:t xml:space="preserve">Activity trail — see</w:t>
+      </w:r>
+      <w:r>
+        <w:t xml:space="preserve"> </w:t>
+      </w:r>
+      <w:hyperlink r:id="rId18">
+        <w:r>
+          <w:rPr>
+            <w:rStyle w:val="Hyperlink"/>
+          </w:rPr>
+          <w:t xml:space="preserve">MODULES/Audit.md</w:t>
+        </w:r>
+      </w:hyperlink>
+      <w:r>
+        <w:t xml:space="preserve">.</w:t>
+      </w:r>
+    </w:p>
+    <w:bookmarkEnd w:id="19"/>
+    <w:bookmarkEnd w:id="20"/>
+    <w:bookmarkStart w:id="21" w:name="sequences"/>
     <w:p>
       <w:pPr>
         <w:pStyle w:val="Heading2"/>
@@ -3419,8 +2438,6 @@
     <w:p>
       <w:pPr>
         <w:pStyle w:val="FirstParagraph"/>
-        <w:spacing w:after="160" w:line="276" w:lineRule="auto"/>
-        <w:jc w:val="left"/>
       </w:pPr>
       <w:r>
         <w:t xml:space="preserve">Used by</w:t>
@@ -3435,11 +2452,17 @@
         <w:t xml:space="preserve">AccountRepository.getNextOrdinal()</w:t>
       </w:r>
       <w:r>
-        <w:t xml:space="preserve">.</w:t>
+        <w:t xml:space="preserve">. Also Hibernate sequences</w:t>
+      </w:r>
+      <w:r>
+        <w:t xml:space="preserve"> </w:t>
+      </w:r>
+      <w:r>
+        <w:t xml:space="preserve">for users/roles/transfer_request/beneficiary.</w:t>
       </w:r>
     </w:p>
-    <w:bookmarkEnd w:id="17"/>
-    <w:bookmarkStart w:id="18" w:name="not-present-planned"/>
+    <w:bookmarkEnd w:id="21"/>
+    <w:bookmarkStart w:id="22" w:name="not-present-planned"/>
     <w:p>
       <w:pPr>
         <w:pStyle w:val="Heading2"/>
@@ -3451,8 +2474,6 @@
     <w:p>
       <w:pPr>
         <w:pStyle w:val="FirstParagraph"/>
-        <w:spacing w:after="160" w:line="276" w:lineRule="auto"/>
-        <w:jc w:val="left"/>
       </w:pPr>
       <w:r>
         <w:t xml:space="preserve">No tables yet for:</w:t>
@@ -3467,7 +2488,10 @@
         <w:t xml:space="preserve">branch</w:t>
       </w:r>
       <w:r>
-        <w:t xml:space="preserve">,</w:t>
+        <w:t xml:space="preserve"> </w:t>
+      </w:r>
+      <w:r>
+        <w:t xml:space="preserve">master,</w:t>
       </w:r>
       <w:r>
         <w:t xml:space="preserve"> </w:t>
@@ -3482,50 +2506,17 @@
         <w:t xml:space="preserve"> </w:t>
       </w:r>
       <w:r>
-        <w:t xml:space="preserve">product,</w:t>
+        <w:t xml:space="preserve">product, outbox (learning</w:t>
       </w:r>
       <w:r>
         <w:t xml:space="preserve"> </w:t>
       </w:r>
       <w:r>
-        <w:rPr>
-          <w:rStyle w:val="VerbatimChar"/>
-        </w:rPr>
-        <w:t xml:space="preserve">audit_event</w:t>
-      </w:r>
-      <w:r>
-        <w:t xml:space="preserve">,</w:t>
-      </w:r>
-      <w:r>
-        <w:t xml:space="preserve"> </w:t>
-      </w:r>
-      <w:r>
-        <w:rPr>
-          <w:rStyle w:val="VerbatimChar"/>
-        </w:rPr>
-        <w:t xml:space="preserve">beneficiary</w:t>
-      </w:r>
-      <w:r>
-        <w:t xml:space="preserve">. Ledger table</w:t>
-      </w:r>
-      <w:r>
-        <w:t xml:space="preserve"> </w:t>
-      </w:r>
-      <w:r>
-        <w:rPr>
-          <w:rStyle w:val="VerbatimChar"/>
-        </w:rPr>
-        <w:t xml:space="preserve">bank_transaction</w:t>
-      </w:r>
-      <w:r>
-        <w:t xml:space="preserve"> </w:t>
-      </w:r>
-      <w:r>
-        <w:t xml:space="preserve">is present.</w:t>
+        <w:t xml:space="preserve">plan), rate-limit store (Redis), shard metadata.</w:t>
       </w:r>
     </w:p>
-    <w:bookmarkEnd w:id="18"/>
-    <w:bookmarkStart w:id="19" w:name="migration-notes"/>
+    <w:bookmarkEnd w:id="22"/>
+    <w:bookmarkStart w:id="23" w:name="migration-notes"/>
     <w:p>
       <w:pPr>
         <w:pStyle w:val="Heading2"/>
@@ -3537,8 +2528,6 @@
     <w:p>
       <w:pPr>
         <w:pStyle w:val="FirstParagraph"/>
-        <w:spacing w:after="160" w:line="276" w:lineRule="auto"/>
-        <w:jc w:val="left"/>
       </w:pPr>
       <w:r>
         <w:t xml:space="preserve">Changing entity fields with</w:t>
@@ -3568,11 +2557,11 @@
         <w:t xml:space="preserve"> </w:t>
       </w:r>
       <w:r>
-        <w:t xml:space="preserve">EXTENSION_GUIDE).</w:t>
+        <w:t xml:space="preserve">EXTENSION_GUIDE and TECH_LEARNING_PLAN).</w:t>
       </w:r>
     </w:p>
-    <w:bookmarkEnd w:id="19"/>
-    <w:bookmarkEnd w:id="20"/>
+    <w:bookmarkEnd w:id="23"/>
+    <w:bookmarkEnd w:id="24"/>
     <w:sectPr>
       <w:pgSz w:h="16838" w:w="11906"/>
       <w:pgMar w:bottom="1134" w:footer="720" w:gutter="0" w:header="720" w:left="1247" w:right="1247" w:top="1134"/>

--- a/docs/DATABASE_SCHEMA.docx
+++ b/docs/DATABASE_SCHEMA.docx
@@ -10,7 +10,7 @@
         <w:t xml:space="preserve">DATABASE_SCHEMA</w:t>
       </w:r>
     </w:p>
-    <w:bookmarkStart w:id="24" w:name="database-schema"/>
+    <w:bookmarkStart w:id="25" w:name="database-schema"/>
     <w:p>
       <w:pPr>
         <w:pStyle w:val="Heading1"/>
@@ -31,9 +31,17 @@
     <w:tbl>
       <w:tblPr>
         <w:tblStyle w:val="Table"/>
-        <w:tblW w:type="pct" w:w="4722"/>
-        <w:tblLayout w:type="fixed"/>
+        <w:tblW w:type="pct" w:w="5000"/>
+        <w:tblLayout w:type="autofit"/>
         <w:tblLook w:firstRow="1" w:lastRow="0" w:firstColumn="0" w:lastColumn="0" w:noHBand="0" w:noVBand="0" w:val="0020"/>
+        <w:tblBorders>
+          <w:top w:val="single" w:sz="4" w:space="0" w:color="CBD5E0"/>
+          <w:left w:val="single" w:sz="4" w:space="0" w:color="CBD5E0"/>
+          <w:bottom w:val="single" w:sz="4" w:space="0" w:color="CBD5E0"/>
+          <w:right w:val="single" w:sz="4" w:space="0" w:color="CBD5E0"/>
+          <w:insideH w:val="single" w:sz="4" w:space="0" w:color="CBD5E0"/>
+          <w:insideV w:val="single" w:sz="4" w:space="0" w:color="CBD5E0"/>
+        </w:tblBorders>
       </w:tblPr>
       <w:tblGrid>
         <w:gridCol w:w="4290"/>
@@ -44,25 +52,67 @@
           <w:tblHeader w:val="on"/>
         </w:trPr>
         <w:tc>
-          <w:tcPr/>
+          <w:tcPr>
+            <w:tcMar>
+              <w:top w:w="40" w:type="dxa"/>
+              <w:bottom w:w="40" w:type="dxa"/>
+              <w:left w:w="60" w:type="dxa"/>
+              <w:right w:w="60" w:type="dxa"/>
+            </w:tcMar>
+            <w:shd w:fill="1A365D" w:val="clear"/>
+            <w:tcMar>
+              <w:top w:w="40" w:type="dxa"/>
+              <w:bottom w:w="40" w:type="dxa"/>
+              <w:left w:w="60" w:type="dxa"/>
+              <w:right w:w="60" w:type="dxa"/>
+            </w:tcMar>
+          </w:tcPr>
           <w:p>
             <w:pPr>
               <w:pStyle w:val="Compact"/>
+              <w:spacing w:before="0" w:after="40" w:line="264" w:lineRule="auto"/>
               <w:jc w:val="left"/>
             </w:pPr>
             <w:r>
+              <w:rPr>
+                <w:rFonts w:ascii="Calibri" w:hAnsi="Calibri"/>
+                <w:b/>
+                <w:color w:val="FFFFFF"/>
+                <w:sz w:val="18"/>
+              </w:rPr>
               <w:t xml:space="preserve">Mechanism</w:t>
             </w:r>
           </w:p>
         </w:tc>
         <w:tc>
-          <w:tcPr/>
+          <w:tcPr>
+            <w:tcMar>
+              <w:top w:w="40" w:type="dxa"/>
+              <w:bottom w:w="40" w:type="dxa"/>
+              <w:left w:w="60" w:type="dxa"/>
+              <w:right w:w="60" w:type="dxa"/>
+            </w:tcMar>
+            <w:shd w:fill="1A365D" w:val="clear"/>
+            <w:tcMar>
+              <w:top w:w="40" w:type="dxa"/>
+              <w:bottom w:w="40" w:type="dxa"/>
+              <w:left w:w="60" w:type="dxa"/>
+              <w:right w:w="60" w:type="dxa"/>
+            </w:tcMar>
+          </w:tcPr>
           <w:p>
             <w:pPr>
               <w:pStyle w:val="Compact"/>
+              <w:spacing w:before="0" w:after="40" w:line="264" w:lineRule="auto"/>
               <w:jc w:val="left"/>
             </w:pPr>
             <w:r>
+              <w:rPr>
+                <w:rFonts w:ascii="Calibri" w:hAnsi="Calibri"/>
+                <w:b/>
+                <w:color w:val="FFFFFF"/>
+                <w:sz w:val="18"/>
+              </w:rPr>
               <w:t xml:space="preserve">Role</w:t>
             </w:r>
           </w:p>
@@ -70,40 +120,90 @@
       </w:tr>
       <w:tr>
         <w:tc>
-          <w:tcPr/>
+          <w:tcPr>
+            <w:tcMar>
+              <w:top w:w="40" w:type="dxa"/>
+              <w:bottom w:w="40" w:type="dxa"/>
+              <w:left w:w="60" w:type="dxa"/>
+              <w:right w:w="60" w:type="dxa"/>
+            </w:tcMar>
+            <w:tcMar>
+              <w:top w:w="40" w:type="dxa"/>
+              <w:bottom w:w="40" w:type="dxa"/>
+              <w:left w:w="60" w:type="dxa"/>
+              <w:right w:w="60" w:type="dxa"/>
+            </w:tcMar>
+          </w:tcPr>
           <w:p>
             <w:pPr>
               <w:pStyle w:val="Compact"/>
+              <w:spacing w:before="0" w:after="40" w:line="264" w:lineRule="auto"/>
               <w:jc w:val="left"/>
             </w:pPr>
             <w:r>
+              <w:rPr>
+                <w:rFonts w:ascii="Calibri" w:hAnsi="Calibri"/>
+                <w:sz w:val="18"/>
+              </w:rPr>
               <w:t xml:space="preserve">Hibernate</w:t>
             </w:r>
             <w:r>
+              <w:rPr>
+                <w:rFonts w:ascii="Calibri" w:hAnsi="Calibri"/>
+                <w:sz w:val="18"/>
+              </w:rPr>
               <w:t xml:space="preserve"> </w:t>
             </w:r>
             <w:r>
               <w:rPr>
                 <w:rStyle w:val="VerbatimChar"/>
+                <w:rFonts w:ascii="Calibri" w:hAnsi="Calibri"/>
+                <w:sz w:val="18"/>
               </w:rPr>
               <w:t xml:space="preserve">ddl-auto=update</w:t>
             </w:r>
           </w:p>
         </w:tc>
         <w:tc>
-          <w:tcPr/>
+          <w:tcPr>
+            <w:tcMar>
+              <w:top w:w="40" w:type="dxa"/>
+              <w:bottom w:w="40" w:type="dxa"/>
+              <w:left w:w="60" w:type="dxa"/>
+              <w:right w:w="60" w:type="dxa"/>
+            </w:tcMar>
+            <w:tcMar>
+              <w:top w:w="40" w:type="dxa"/>
+              <w:bottom w:w="40" w:type="dxa"/>
+              <w:left w:w="60" w:type="dxa"/>
+              <w:right w:w="60" w:type="dxa"/>
+            </w:tcMar>
+          </w:tcPr>
           <w:p>
             <w:pPr>
               <w:pStyle w:val="Compact"/>
+              <w:spacing w:before="0" w:after="40" w:line="264" w:lineRule="auto"/>
               <w:jc w:val="left"/>
             </w:pPr>
             <w:r>
+              <w:rPr>
+                <w:rFonts w:ascii="Calibri" w:hAnsi="Calibri"/>
+                <w:sz w:val="18"/>
+              </w:rPr>
               <w:t xml:space="preserve">Creates/updates most tables</w:t>
             </w:r>
             <w:r>
+              <w:rPr>
+                <w:rFonts w:ascii="Calibri" w:hAnsi="Calibri"/>
+                <w:sz w:val="18"/>
+              </w:rPr>
               <w:t xml:space="preserve"> </w:t>
             </w:r>
             <w:r>
+              <w:rPr>
+                <w:rFonts w:ascii="Calibri" w:hAnsi="Calibri"/>
+                <w:sz w:val="18"/>
+              </w:rPr>
               <w:t xml:space="preserve">from entities</w:t>
             </w:r>
           </w:p>
@@ -111,36 +211,76 @@
       </w:tr>
       <w:tr>
         <w:tc>
-          <w:tcPr/>
+          <w:tcPr>
+            <w:tcMar>
+              <w:top w:w="40" w:type="dxa"/>
+              <w:bottom w:w="40" w:type="dxa"/>
+              <w:left w:w="60" w:type="dxa"/>
+              <w:right w:w="60" w:type="dxa"/>
+            </w:tcMar>
+            <w:tcMar>
+              <w:top w:w="40" w:type="dxa"/>
+              <w:bottom w:w="40" w:type="dxa"/>
+              <w:left w:w="60" w:type="dxa"/>
+              <w:right w:w="60" w:type="dxa"/>
+            </w:tcMar>
+          </w:tcPr>
           <w:p>
             <w:pPr>
               <w:pStyle w:val="Compact"/>
+              <w:spacing w:before="0" w:after="40" w:line="264" w:lineRule="auto"/>
               <w:jc w:val="left"/>
             </w:pPr>
             <w:r>
               <w:rPr>
                 <w:rStyle w:val="VerbatimChar"/>
+                <w:rFonts w:ascii="Calibri" w:hAnsi="Calibri"/>
+                <w:sz w:val="18"/>
               </w:rPr>
               <w:t xml:space="preserve">schema.sql</w:t>
             </w:r>
           </w:p>
         </w:tc>
         <w:tc>
-          <w:tcPr/>
+          <w:tcPr>
+            <w:tcMar>
+              <w:top w:w="40" w:type="dxa"/>
+              <w:bottom w:w="40" w:type="dxa"/>
+              <w:left w:w="60" w:type="dxa"/>
+              <w:right w:w="60" w:type="dxa"/>
+            </w:tcMar>
+            <w:tcMar>
+              <w:top w:w="40" w:type="dxa"/>
+              <w:bottom w:w="40" w:type="dxa"/>
+              <w:left w:w="60" w:type="dxa"/>
+              <w:right w:w="60" w:type="dxa"/>
+            </w:tcMar>
+          </w:tcPr>
           <w:p>
             <w:pPr>
               <w:pStyle w:val="Compact"/>
+              <w:spacing w:before="0" w:after="40" w:line="264" w:lineRule="auto"/>
               <w:jc w:val="left"/>
             </w:pPr>
             <w:r>
+              <w:rPr>
+                <w:rFonts w:ascii="Calibri" w:hAnsi="Calibri"/>
+                <w:sz w:val="18"/>
+              </w:rPr>
               <w:t xml:space="preserve">Creates</w:t>
             </w:r>
             <w:r>
+              <w:rPr>
+                <w:rFonts w:ascii="Calibri" w:hAnsi="Calibri"/>
+                <w:sz w:val="18"/>
+              </w:rPr>
               <w:t xml:space="preserve"> </w:t>
             </w:r>
             <w:r>
               <w:rPr>
                 <w:rStyle w:val="VerbatimChar"/>
+                <w:rFonts w:ascii="Calibri" w:hAnsi="Calibri"/>
+                <w:sz w:val="18"/>
               </w:rPr>
               <w:t xml:space="preserve">account_ordinal_seq</w:t>
             </w:r>
@@ -149,51 +289,105 @@
       </w:tr>
       <w:tr>
         <w:tc>
-          <w:tcPr/>
+          <w:tcPr>
+            <w:tcMar>
+              <w:top w:w="40" w:type="dxa"/>
+              <w:bottom w:w="40" w:type="dxa"/>
+              <w:left w:w="60" w:type="dxa"/>
+              <w:right w:w="60" w:type="dxa"/>
+            </w:tcMar>
+            <w:tcMar>
+              <w:top w:w="40" w:type="dxa"/>
+              <w:bottom w:w="40" w:type="dxa"/>
+              <w:left w:w="60" w:type="dxa"/>
+              <w:right w:w="60" w:type="dxa"/>
+            </w:tcMar>
+          </w:tcPr>
           <w:p>
             <w:pPr>
               <w:pStyle w:val="Compact"/>
+              <w:spacing w:before="0" w:after="40" w:line="264" w:lineRule="auto"/>
               <w:jc w:val="left"/>
             </w:pPr>
             <w:r>
+              <w:rPr>
+                <w:rFonts w:ascii="Calibri" w:hAnsi="Calibri"/>
+                <w:sz w:val="18"/>
+              </w:rPr>
               <w:t xml:space="preserve">Seed runners</w:t>
             </w:r>
           </w:p>
         </w:tc>
         <w:tc>
-          <w:tcPr/>
+          <w:tcPr>
+            <w:tcMar>
+              <w:top w:w="40" w:type="dxa"/>
+              <w:bottom w:w="40" w:type="dxa"/>
+              <w:left w:w="60" w:type="dxa"/>
+              <w:right w:w="60" w:type="dxa"/>
+            </w:tcMar>
+            <w:tcMar>
+              <w:top w:w="40" w:type="dxa"/>
+              <w:bottom w:w="40" w:type="dxa"/>
+              <w:left w:w="60" w:type="dxa"/>
+              <w:right w:w="60" w:type="dxa"/>
+            </w:tcMar>
+          </w:tcPr>
           <w:p>
             <w:pPr>
               <w:pStyle w:val="Compact"/>
+              <w:spacing w:before="0" w:after="40" w:line="264" w:lineRule="auto"/>
               <w:jc w:val="left"/>
             </w:pPr>
             <w:r>
               <w:rPr>
                 <w:rStyle w:val="VerbatimChar"/>
+                <w:rFonts w:ascii="Calibri" w:hAnsi="Calibri"/>
+                <w:sz w:val="18"/>
               </w:rPr>
               <w:t xml:space="preserve">RoleInitializer</w:t>
             </w:r>
             <w:r>
+              <w:rPr>
+                <w:rFonts w:ascii="Calibri" w:hAnsi="Calibri"/>
+                <w:sz w:val="18"/>
+              </w:rPr>
               <w:t xml:space="preserve">,</w:t>
             </w:r>
             <w:r>
+              <w:rPr>
+                <w:rFonts w:ascii="Calibri" w:hAnsi="Calibri"/>
+                <w:sz w:val="18"/>
+              </w:rPr>
               <w:t xml:space="preserve"> </w:t>
             </w:r>
             <w:r>
               <w:rPr>
                 <w:rStyle w:val="VerbatimChar"/>
+                <w:rFonts w:ascii="Calibri" w:hAnsi="Calibri"/>
+                <w:sz w:val="18"/>
               </w:rPr>
               <w:t xml:space="preserve">AdminRoleInitializer</w:t>
             </w:r>
             <w:r>
+              <w:rPr>
+                <w:rFonts w:ascii="Calibri" w:hAnsi="Calibri"/>
+                <w:sz w:val="18"/>
+              </w:rPr>
               <w:t xml:space="preserve">,</w:t>
             </w:r>
             <w:r>
+              <w:rPr>
+                <w:rFonts w:ascii="Calibri" w:hAnsi="Calibri"/>
+                <w:sz w:val="18"/>
+              </w:rPr>
               <w:t xml:space="preserve"> </w:t>
             </w:r>
             <w:r>
               <w:rPr>
                 <w:rStyle w:val="VerbatimChar"/>
+                <w:rFonts w:ascii="Calibri" w:hAnsi="Calibri"/>
+                <w:sz w:val="18"/>
               </w:rPr>
               <w:t xml:space="preserve">AccountPolicyInitializer</w:t>
             </w:r>
@@ -643,6 +837,8 @@
     <w:p>
       <w:pPr>
         <w:pStyle w:val="FirstParagraph"/>
+        <w:spacing w:after="160" w:line="276" w:lineRule="auto"/>
+        <w:jc w:val="left"/>
       </w:pPr>
       <w:r>
         <w:t xml:space="preserve">Entity:</w:t>
@@ -660,9 +856,17 @@
     <w:tbl>
       <w:tblPr>
         <w:tblStyle w:val="Table"/>
-        <w:tblW w:type="pct" w:w="4306"/>
-        <w:tblLayout w:type="fixed"/>
+        <w:tblW w:type="pct" w:w="5000"/>
+        <w:tblLayout w:type="autofit"/>
         <w:tblLook w:firstRow="1" w:lastRow="0" w:firstColumn="0" w:lastColumn="0" w:noHBand="0" w:noVBand="0" w:val="0020"/>
+        <w:tblBorders>
+          <w:top w:val="single" w:sz="4" w:space="0" w:color="CBD5E0"/>
+          <w:left w:val="single" w:sz="4" w:space="0" w:color="CBD5E0"/>
+          <w:bottom w:val="single" w:sz="4" w:space="0" w:color="CBD5E0"/>
+          <w:right w:val="single" w:sz="4" w:space="0" w:color="CBD5E0"/>
+          <w:insideH w:val="single" w:sz="4" w:space="0" w:color="CBD5E0"/>
+          <w:insideV w:val="single" w:sz="4" w:space="0" w:color="CBD5E0"/>
+        </w:tblBorders>
       </w:tblPr>
       <w:tblGrid>
         <w:gridCol w:w="3410"/>
@@ -673,25 +877,67 @@
           <w:tblHeader w:val="on"/>
         </w:trPr>
         <w:tc>
-          <w:tcPr/>
+          <w:tcPr>
+            <w:tcMar>
+              <w:top w:w="40" w:type="dxa"/>
+              <w:bottom w:w="40" w:type="dxa"/>
+              <w:left w:w="60" w:type="dxa"/>
+              <w:right w:w="60" w:type="dxa"/>
+            </w:tcMar>
+            <w:shd w:fill="1A365D" w:val="clear"/>
+            <w:tcMar>
+              <w:top w:w="40" w:type="dxa"/>
+              <w:bottom w:w="40" w:type="dxa"/>
+              <w:left w:w="60" w:type="dxa"/>
+              <w:right w:w="60" w:type="dxa"/>
+            </w:tcMar>
+          </w:tcPr>
           <w:p>
             <w:pPr>
               <w:pStyle w:val="Compact"/>
+              <w:spacing w:before="0" w:after="40" w:line="264" w:lineRule="auto"/>
               <w:jc w:val="left"/>
             </w:pPr>
             <w:r>
+              <w:rPr>
+                <w:rFonts w:ascii="Calibri" w:hAnsi="Calibri"/>
+                <w:b/>
+                <w:color w:val="FFFFFF"/>
+                <w:sz w:val="18"/>
+              </w:rPr>
               <w:t xml:space="preserve">Column</w:t>
             </w:r>
           </w:p>
         </w:tc>
         <w:tc>
-          <w:tcPr/>
+          <w:tcPr>
+            <w:tcMar>
+              <w:top w:w="40" w:type="dxa"/>
+              <w:bottom w:w="40" w:type="dxa"/>
+              <w:left w:w="60" w:type="dxa"/>
+              <w:right w:w="60" w:type="dxa"/>
+            </w:tcMar>
+            <w:shd w:fill="1A365D" w:val="clear"/>
+            <w:tcMar>
+              <w:top w:w="40" w:type="dxa"/>
+              <w:bottom w:w="40" w:type="dxa"/>
+              <w:left w:w="60" w:type="dxa"/>
+              <w:right w:w="60" w:type="dxa"/>
+            </w:tcMar>
+          </w:tcPr>
           <w:p>
             <w:pPr>
               <w:pStyle w:val="Compact"/>
+              <w:spacing w:before="0" w:after="40" w:line="264" w:lineRule="auto"/>
               <w:jc w:val="left"/>
             </w:pPr>
             <w:r>
+              <w:rPr>
+                <w:rFonts w:ascii="Calibri" w:hAnsi="Calibri"/>
+                <w:b/>
+                <w:color w:val="FFFFFF"/>
+                <w:sz w:val="18"/>
+              </w:rPr>
               <w:t xml:space="preserve">Notes</w:t>
             </w:r>
           </w:p>
@@ -699,28 +945,62 @@
       </w:tr>
       <w:tr>
         <w:tc>
-          <w:tcPr/>
+          <w:tcPr>
+            <w:tcMar>
+              <w:top w:w="40" w:type="dxa"/>
+              <w:bottom w:w="40" w:type="dxa"/>
+              <w:left w:w="60" w:type="dxa"/>
+              <w:right w:w="60" w:type="dxa"/>
+            </w:tcMar>
+            <w:tcMar>
+              <w:top w:w="40" w:type="dxa"/>
+              <w:bottom w:w="40" w:type="dxa"/>
+              <w:left w:w="60" w:type="dxa"/>
+              <w:right w:w="60" w:type="dxa"/>
+            </w:tcMar>
+          </w:tcPr>
           <w:p>
             <w:pPr>
               <w:pStyle w:val="Compact"/>
+              <w:spacing w:before="0" w:after="40" w:line="264" w:lineRule="auto"/>
               <w:jc w:val="left"/>
             </w:pPr>
             <w:r>
               <w:rPr>
                 <w:rStyle w:val="VerbatimChar"/>
+                <w:rFonts w:ascii="Calibri" w:hAnsi="Calibri"/>
+                <w:sz w:val="18"/>
               </w:rPr>
               <w:t xml:space="preserve">customer_id</w:t>
             </w:r>
           </w:p>
         </w:tc>
         <w:tc>
-          <w:tcPr/>
+          <w:tcPr>
+            <w:tcMar>
+              <w:top w:w="40" w:type="dxa"/>
+              <w:bottom w:w="40" w:type="dxa"/>
+              <w:left w:w="60" w:type="dxa"/>
+              <w:right w:w="60" w:type="dxa"/>
+            </w:tcMar>
+            <w:tcMar>
+              <w:top w:w="40" w:type="dxa"/>
+              <w:bottom w:w="40" w:type="dxa"/>
+              <w:left w:w="60" w:type="dxa"/>
+              <w:right w:w="60" w:type="dxa"/>
+            </w:tcMar>
+          </w:tcPr>
           <w:p>
             <w:pPr>
               <w:pStyle w:val="Compact"/>
+              <w:spacing w:before="0" w:after="40" w:line="264" w:lineRule="auto"/>
               <w:jc w:val="left"/>
             </w:pPr>
             <w:r>
+              <w:rPr>
+                <w:rFonts w:ascii="Calibri" w:hAnsi="Calibri"/>
+                <w:sz w:val="18"/>
+              </w:rPr>
               <w:t xml:space="preserve">PK, identity</w:t>
             </w:r>
           </w:p>
@@ -728,40 +1008,84 @@
       </w:tr>
       <w:tr>
         <w:tc>
-          <w:tcPr/>
+          <w:tcPr>
+            <w:tcMar>
+              <w:top w:w="40" w:type="dxa"/>
+              <w:bottom w:w="40" w:type="dxa"/>
+              <w:left w:w="60" w:type="dxa"/>
+              <w:right w:w="60" w:type="dxa"/>
+            </w:tcMar>
+            <w:tcMar>
+              <w:top w:w="40" w:type="dxa"/>
+              <w:bottom w:w="40" w:type="dxa"/>
+              <w:left w:w="60" w:type="dxa"/>
+              <w:right w:w="60" w:type="dxa"/>
+            </w:tcMar>
+          </w:tcPr>
           <w:p>
             <w:pPr>
               <w:pStyle w:val="Compact"/>
+              <w:spacing w:before="0" w:after="40" w:line="264" w:lineRule="auto"/>
               <w:jc w:val="left"/>
             </w:pPr>
             <w:r>
               <w:rPr>
                 <w:rStyle w:val="VerbatimChar"/>
+                <w:rFonts w:ascii="Calibri" w:hAnsi="Calibri"/>
+                <w:sz w:val="18"/>
               </w:rPr>
               <w:t xml:space="preserve">first_name</w:t>
             </w:r>
             <w:r>
+              <w:rPr>
+                <w:rFonts w:ascii="Calibri" w:hAnsi="Calibri"/>
+                <w:sz w:val="18"/>
+              </w:rPr>
               <w:t xml:space="preserve">,</w:t>
             </w:r>
             <w:r>
+              <w:rPr>
+                <w:rFonts w:ascii="Calibri" w:hAnsi="Calibri"/>
+                <w:sz w:val="18"/>
+              </w:rPr>
               <w:t xml:space="preserve"> </w:t>
             </w:r>
             <w:r>
               <w:rPr>
                 <w:rStyle w:val="VerbatimChar"/>
+                <w:rFonts w:ascii="Calibri" w:hAnsi="Calibri"/>
+                <w:sz w:val="18"/>
               </w:rPr>
               <w:t xml:space="preserve">last_name</w:t>
             </w:r>
           </w:p>
         </w:tc>
         <w:tc>
-          <w:tcPr/>
+          <w:tcPr>
+            <w:tcMar>
+              <w:top w:w="40" w:type="dxa"/>
+              <w:bottom w:w="40" w:type="dxa"/>
+              <w:left w:w="60" w:type="dxa"/>
+              <w:right w:w="60" w:type="dxa"/>
+            </w:tcMar>
+            <w:tcMar>
+              <w:top w:w="40" w:type="dxa"/>
+              <w:bottom w:w="40" w:type="dxa"/>
+              <w:left w:w="60" w:type="dxa"/>
+              <w:right w:w="60" w:type="dxa"/>
+            </w:tcMar>
+          </w:tcPr>
           <w:p>
             <w:pPr>
               <w:pStyle w:val="Compact"/>
+              <w:spacing w:before="0" w:after="40" w:line="264" w:lineRule="auto"/>
               <w:jc w:val="left"/>
             </w:pPr>
             <w:r>
+              <w:rPr>
+                <w:rFonts w:ascii="Calibri" w:hAnsi="Calibri"/>
+                <w:sz w:val="18"/>
+              </w:rPr>
               <w:t xml:space="preserve">Required</w:t>
             </w:r>
           </w:p>
@@ -769,40 +1093,84 @@
       </w:tr>
       <w:tr>
         <w:tc>
-          <w:tcPr/>
+          <w:tcPr>
+            <w:tcMar>
+              <w:top w:w="40" w:type="dxa"/>
+              <w:bottom w:w="40" w:type="dxa"/>
+              <w:left w:w="60" w:type="dxa"/>
+              <w:right w:w="60" w:type="dxa"/>
+            </w:tcMar>
+            <w:tcMar>
+              <w:top w:w="40" w:type="dxa"/>
+              <w:bottom w:w="40" w:type="dxa"/>
+              <w:left w:w="60" w:type="dxa"/>
+              <w:right w:w="60" w:type="dxa"/>
+            </w:tcMar>
+          </w:tcPr>
           <w:p>
             <w:pPr>
               <w:pStyle w:val="Compact"/>
+              <w:spacing w:before="0" w:after="40" w:line="264" w:lineRule="auto"/>
               <w:jc w:val="left"/>
             </w:pPr>
             <w:r>
               <w:rPr>
                 <w:rStyle w:val="VerbatimChar"/>
+                <w:rFonts w:ascii="Calibri" w:hAnsi="Calibri"/>
+                <w:sz w:val="18"/>
               </w:rPr>
               <w:t xml:space="preserve">email</w:t>
             </w:r>
             <w:r>
+              <w:rPr>
+                <w:rFonts w:ascii="Calibri" w:hAnsi="Calibri"/>
+                <w:sz w:val="18"/>
+              </w:rPr>
               <w:t xml:space="preserve">,</w:t>
             </w:r>
             <w:r>
+              <w:rPr>
+                <w:rFonts w:ascii="Calibri" w:hAnsi="Calibri"/>
+                <w:sz w:val="18"/>
+              </w:rPr>
               <w:t xml:space="preserve"> </w:t>
             </w:r>
             <w:r>
               <w:rPr>
                 <w:rStyle w:val="VerbatimChar"/>
+                <w:rFonts w:ascii="Calibri" w:hAnsi="Calibri"/>
+                <w:sz w:val="18"/>
               </w:rPr>
               <w:t xml:space="preserve">phone_number</w:t>
             </w:r>
           </w:p>
         </w:tc>
         <w:tc>
-          <w:tcPr/>
+          <w:tcPr>
+            <w:tcMar>
+              <w:top w:w="40" w:type="dxa"/>
+              <w:bottom w:w="40" w:type="dxa"/>
+              <w:left w:w="60" w:type="dxa"/>
+              <w:right w:w="60" w:type="dxa"/>
+            </w:tcMar>
+            <w:tcMar>
+              <w:top w:w="40" w:type="dxa"/>
+              <w:bottom w:w="40" w:type="dxa"/>
+              <w:left w:w="60" w:type="dxa"/>
+              <w:right w:w="60" w:type="dxa"/>
+            </w:tcMar>
+          </w:tcPr>
           <w:p>
             <w:pPr>
               <w:pStyle w:val="Compact"/>
+              <w:spacing w:before="0" w:after="40" w:line="264" w:lineRule="auto"/>
               <w:jc w:val="left"/>
             </w:pPr>
             <w:r>
+              <w:rPr>
+                <w:rFonts w:ascii="Calibri" w:hAnsi="Calibri"/>
+                <w:sz w:val="18"/>
+              </w:rPr>
               <w:t xml:space="preserve">Unique</w:t>
             </w:r>
           </w:p>
@@ -810,28 +1178,62 @@
       </w:tr>
       <w:tr>
         <w:tc>
-          <w:tcPr/>
+          <w:tcPr>
+            <w:tcMar>
+              <w:top w:w="40" w:type="dxa"/>
+              <w:bottom w:w="40" w:type="dxa"/>
+              <w:left w:w="60" w:type="dxa"/>
+              <w:right w:w="60" w:type="dxa"/>
+            </w:tcMar>
+            <w:tcMar>
+              <w:top w:w="40" w:type="dxa"/>
+              <w:bottom w:w="40" w:type="dxa"/>
+              <w:left w:w="60" w:type="dxa"/>
+              <w:right w:w="60" w:type="dxa"/>
+            </w:tcMar>
+          </w:tcPr>
           <w:p>
             <w:pPr>
               <w:pStyle w:val="Compact"/>
+              <w:spacing w:before="0" w:after="40" w:line="264" w:lineRule="auto"/>
               <w:jc w:val="left"/>
             </w:pPr>
             <w:r>
               <w:rPr>
                 <w:rStyle w:val="VerbatimChar"/>
+                <w:rFonts w:ascii="Calibri" w:hAnsi="Calibri"/>
+                <w:sz w:val="18"/>
               </w:rPr>
               <w:t xml:space="preserve">date_of_birth</w:t>
             </w:r>
           </w:p>
         </w:tc>
         <w:tc>
-          <w:tcPr/>
+          <w:tcPr>
+            <w:tcMar>
+              <w:top w:w="40" w:type="dxa"/>
+              <w:bottom w:w="40" w:type="dxa"/>
+              <w:left w:w="60" w:type="dxa"/>
+              <w:right w:w="60" w:type="dxa"/>
+            </w:tcMar>
+            <w:tcMar>
+              <w:top w:w="40" w:type="dxa"/>
+              <w:bottom w:w="40" w:type="dxa"/>
+              <w:left w:w="60" w:type="dxa"/>
+              <w:right w:w="60" w:type="dxa"/>
+            </w:tcMar>
+          </w:tcPr>
           <w:p>
             <w:pPr>
               <w:pStyle w:val="Compact"/>
+              <w:spacing w:before="0" w:after="40" w:line="264" w:lineRule="auto"/>
               <w:jc w:val="left"/>
             </w:pPr>
             <w:r>
+              <w:rPr>
+                <w:rFonts w:ascii="Calibri" w:hAnsi="Calibri"/>
+                <w:sz w:val="18"/>
+              </w:rPr>
               <w:t xml:space="preserve">Optional</w:t>
             </w:r>
           </w:p>
@@ -839,40 +1241,84 @@
       </w:tr>
       <w:tr>
         <w:tc>
-          <w:tcPr/>
+          <w:tcPr>
+            <w:tcMar>
+              <w:top w:w="40" w:type="dxa"/>
+              <w:bottom w:w="40" w:type="dxa"/>
+              <w:left w:w="60" w:type="dxa"/>
+              <w:right w:w="60" w:type="dxa"/>
+            </w:tcMar>
+            <w:tcMar>
+              <w:top w:w="40" w:type="dxa"/>
+              <w:bottom w:w="40" w:type="dxa"/>
+              <w:left w:w="60" w:type="dxa"/>
+              <w:right w:w="60" w:type="dxa"/>
+            </w:tcMar>
+          </w:tcPr>
           <w:p>
             <w:pPr>
               <w:pStyle w:val="Compact"/>
+              <w:spacing w:before="0" w:after="40" w:line="264" w:lineRule="auto"/>
               <w:jc w:val="left"/>
             </w:pPr>
             <w:r>
               <w:rPr>
                 <w:rStyle w:val="VerbatimChar"/>
+                <w:rFonts w:ascii="Calibri" w:hAnsi="Calibri"/>
+                <w:sz w:val="18"/>
               </w:rPr>
               <w:t xml:space="preserve">address</w:t>
             </w:r>
             <w:r>
+              <w:rPr>
+                <w:rFonts w:ascii="Calibri" w:hAnsi="Calibri"/>
+                <w:sz w:val="18"/>
+              </w:rPr>
               <w:t xml:space="preserve">,</w:t>
             </w:r>
             <w:r>
+              <w:rPr>
+                <w:rFonts w:ascii="Calibri" w:hAnsi="Calibri"/>
+                <w:sz w:val="18"/>
+              </w:rPr>
               <w:t xml:space="preserve"> </w:t>
             </w:r>
             <w:r>
               <w:rPr>
                 <w:rStyle w:val="VerbatimChar"/>
+                <w:rFonts w:ascii="Calibri" w:hAnsi="Calibri"/>
+                <w:sz w:val="18"/>
               </w:rPr>
               <w:t xml:space="preserve">status</w:t>
             </w:r>
           </w:p>
         </w:tc>
         <w:tc>
-          <w:tcPr/>
+          <w:tcPr>
+            <w:tcMar>
+              <w:top w:w="40" w:type="dxa"/>
+              <w:bottom w:w="40" w:type="dxa"/>
+              <w:left w:w="60" w:type="dxa"/>
+              <w:right w:w="60" w:type="dxa"/>
+            </w:tcMar>
+            <w:tcMar>
+              <w:top w:w="40" w:type="dxa"/>
+              <w:bottom w:w="40" w:type="dxa"/>
+              <w:left w:w="60" w:type="dxa"/>
+              <w:right w:w="60" w:type="dxa"/>
+            </w:tcMar>
+          </w:tcPr>
           <w:p>
             <w:pPr>
               <w:pStyle w:val="Compact"/>
+              <w:spacing w:before="0" w:after="40" w:line="264" w:lineRule="auto"/>
               <w:jc w:val="left"/>
             </w:pPr>
             <w:r>
+              <w:rPr>
+                <w:rFonts w:ascii="Calibri" w:hAnsi="Calibri"/>
+                <w:sz w:val="18"/>
+              </w:rPr>
               <w:t xml:space="preserve">Required</w:t>
             </w:r>
           </w:p>
@@ -880,28 +1326,62 @@
       </w:tr>
       <w:tr>
         <w:tc>
-          <w:tcPr/>
+          <w:tcPr>
+            <w:tcMar>
+              <w:top w:w="40" w:type="dxa"/>
+              <w:bottom w:w="40" w:type="dxa"/>
+              <w:left w:w="60" w:type="dxa"/>
+              <w:right w:w="60" w:type="dxa"/>
+            </w:tcMar>
+            <w:tcMar>
+              <w:top w:w="40" w:type="dxa"/>
+              <w:bottom w:w="40" w:type="dxa"/>
+              <w:left w:w="60" w:type="dxa"/>
+              <w:right w:w="60" w:type="dxa"/>
+            </w:tcMar>
+          </w:tcPr>
           <w:p>
             <w:pPr>
               <w:pStyle w:val="Compact"/>
+              <w:spacing w:before="0" w:after="40" w:line="264" w:lineRule="auto"/>
               <w:jc w:val="left"/>
             </w:pPr>
             <w:r>
               <w:rPr>
                 <w:rStyle w:val="VerbatimChar"/>
+                <w:rFonts w:ascii="Calibri" w:hAnsi="Calibri"/>
+                <w:sz w:val="18"/>
               </w:rPr>
               <w:t xml:space="preserve">transfer_approval_threshold</w:t>
             </w:r>
           </w:p>
         </w:tc>
         <w:tc>
-          <w:tcPr/>
+          <w:tcPr>
+            <w:tcMar>
+              <w:top w:w="40" w:type="dxa"/>
+              <w:bottom w:w="40" w:type="dxa"/>
+              <w:left w:w="60" w:type="dxa"/>
+              <w:right w:w="60" w:type="dxa"/>
+            </w:tcMar>
+            <w:tcMar>
+              <w:top w:w="40" w:type="dxa"/>
+              <w:bottom w:w="40" w:type="dxa"/>
+              <w:left w:w="60" w:type="dxa"/>
+              <w:right w:w="60" w:type="dxa"/>
+            </w:tcMar>
+          </w:tcPr>
           <w:p>
             <w:pPr>
               <w:pStyle w:val="Compact"/>
+              <w:spacing w:before="0" w:after="40" w:line="264" w:lineRule="auto"/>
               <w:jc w:val="left"/>
             </w:pPr>
             <w:r>
+              <w:rPr>
+                <w:rFonts w:ascii="Calibri" w:hAnsi="Calibri"/>
+                <w:sz w:val="18"/>
+              </w:rPr>
               <w:t xml:space="preserve">Optional; portal same-bank gate</w:t>
             </w:r>
           </w:p>
@@ -909,57 +1389,113 @@
       </w:tr>
       <w:tr>
         <w:tc>
-          <w:tcPr/>
+          <w:tcPr>
+            <w:tcMar>
+              <w:top w:w="40" w:type="dxa"/>
+              <w:bottom w:w="40" w:type="dxa"/>
+              <w:left w:w="60" w:type="dxa"/>
+              <w:right w:w="60" w:type="dxa"/>
+            </w:tcMar>
+            <w:tcMar>
+              <w:top w:w="40" w:type="dxa"/>
+              <w:bottom w:w="40" w:type="dxa"/>
+              <w:left w:w="60" w:type="dxa"/>
+              <w:right w:w="60" w:type="dxa"/>
+            </w:tcMar>
+          </w:tcPr>
           <w:p>
             <w:pPr>
               <w:pStyle w:val="Compact"/>
+              <w:spacing w:before="0" w:after="40" w:line="264" w:lineRule="auto"/>
               <w:jc w:val="left"/>
             </w:pPr>
             <w:r>
               <w:rPr>
                 <w:rStyle w:val="VerbatimChar"/>
+                <w:rFonts w:ascii="Calibri" w:hAnsi="Calibri"/>
+                <w:sz w:val="18"/>
               </w:rPr>
               <w:t xml:space="preserve">created_at</w:t>
             </w:r>
             <w:r>
+              <w:rPr>
+                <w:rFonts w:ascii="Calibri" w:hAnsi="Calibri"/>
+                <w:sz w:val="18"/>
+              </w:rPr>
               <w:t xml:space="preserve">,</w:t>
             </w:r>
             <w:r>
+              <w:rPr>
+                <w:rFonts w:ascii="Calibri" w:hAnsi="Calibri"/>
+                <w:sz w:val="18"/>
+              </w:rPr>
               <w:t xml:space="preserve"> </w:t>
             </w:r>
             <w:r>
               <w:rPr>
                 <w:rStyle w:val="VerbatimChar"/>
+                <w:rFonts w:ascii="Calibri" w:hAnsi="Calibri"/>
+                <w:sz w:val="18"/>
               </w:rPr>
               <w:t xml:space="preserve">updated_at</w:t>
             </w:r>
           </w:p>
         </w:tc>
         <w:tc>
-          <w:tcPr/>
+          <w:tcPr>
+            <w:tcMar>
+              <w:top w:w="40" w:type="dxa"/>
+              <w:bottom w:w="40" w:type="dxa"/>
+              <w:left w:w="60" w:type="dxa"/>
+              <w:right w:w="60" w:type="dxa"/>
+            </w:tcMar>
+            <w:tcMar>
+              <w:top w:w="40" w:type="dxa"/>
+              <w:bottom w:w="40" w:type="dxa"/>
+              <w:left w:w="60" w:type="dxa"/>
+              <w:right w:w="60" w:type="dxa"/>
+            </w:tcMar>
+          </w:tcPr>
           <w:p>
             <w:pPr>
               <w:pStyle w:val="Compact"/>
+              <w:spacing w:before="0" w:after="40" w:line="264" w:lineRule="auto"/>
               <w:jc w:val="left"/>
             </w:pPr>
             <w:r>
               <w:rPr>
                 <w:rStyle w:val="VerbatimChar"/>
+                <w:rFonts w:ascii="Calibri" w:hAnsi="Calibri"/>
+                <w:sz w:val="18"/>
               </w:rPr>
               <w:t xml:space="preserve">@PrePersist</w:t>
             </w:r>
             <w:r>
+              <w:rPr>
+                <w:rFonts w:ascii="Calibri" w:hAnsi="Calibri"/>
+                <w:sz w:val="18"/>
+              </w:rPr>
               <w:t xml:space="preserve"> </w:t>
             </w:r>
             <w:r>
+              <w:rPr>
+                <w:rFonts w:ascii="Calibri" w:hAnsi="Calibri"/>
+                <w:sz w:val="18"/>
+              </w:rPr>
               <w:t xml:space="preserve">/</w:t>
             </w:r>
             <w:r>
+              <w:rPr>
+                <w:rFonts w:ascii="Calibri" w:hAnsi="Calibri"/>
+                <w:sz w:val="18"/>
+              </w:rPr>
               <w:t xml:space="preserve"> </w:t>
             </w:r>
             <w:r>
               <w:rPr>
                 <w:rStyle w:val="VerbatimChar"/>
+                <w:rFonts w:ascii="Calibri" w:hAnsi="Calibri"/>
+                <w:sz w:val="18"/>
               </w:rPr>
               <w:t xml:space="preserve">@PreUpdate</w:t>
             </w:r>
@@ -1028,6 +1564,8 @@
     <w:p>
       <w:pPr>
         <w:pStyle w:val="FirstParagraph"/>
+        <w:spacing w:after="160" w:line="276" w:lineRule="auto"/>
+        <w:jc w:val="left"/>
       </w:pPr>
       <w:r>
         <w:t xml:space="preserve">Entity:</w:t>
@@ -1045,9 +1583,17 @@
     <w:tbl>
       <w:tblPr>
         <w:tblStyle w:val="Table"/>
-        <w:tblW w:type="pct" w:w="4306"/>
-        <w:tblLayout w:type="fixed"/>
+        <w:tblW w:type="pct" w:w="5000"/>
+        <w:tblLayout w:type="autofit"/>
         <w:tblLook w:firstRow="1" w:lastRow="0" w:firstColumn="0" w:lastColumn="0" w:noHBand="0" w:noVBand="0" w:val="0020"/>
+        <w:tblBorders>
+          <w:top w:val="single" w:sz="4" w:space="0" w:color="CBD5E0"/>
+          <w:left w:val="single" w:sz="4" w:space="0" w:color="CBD5E0"/>
+          <w:bottom w:val="single" w:sz="4" w:space="0" w:color="CBD5E0"/>
+          <w:right w:val="single" w:sz="4" w:space="0" w:color="CBD5E0"/>
+          <w:insideH w:val="single" w:sz="4" w:space="0" w:color="CBD5E0"/>
+          <w:insideV w:val="single" w:sz="4" w:space="0" w:color="CBD5E0"/>
+        </w:tblBorders>
       </w:tblPr>
       <w:tblGrid>
         <w:gridCol w:w="3630"/>
@@ -1058,25 +1604,67 @@
           <w:tblHeader w:val="on"/>
         </w:trPr>
         <w:tc>
-          <w:tcPr/>
+          <w:tcPr>
+            <w:tcMar>
+              <w:top w:w="40" w:type="dxa"/>
+              <w:bottom w:w="40" w:type="dxa"/>
+              <w:left w:w="60" w:type="dxa"/>
+              <w:right w:w="60" w:type="dxa"/>
+            </w:tcMar>
+            <w:shd w:fill="1A365D" w:val="clear"/>
+            <w:tcMar>
+              <w:top w:w="40" w:type="dxa"/>
+              <w:bottom w:w="40" w:type="dxa"/>
+              <w:left w:w="60" w:type="dxa"/>
+              <w:right w:w="60" w:type="dxa"/>
+            </w:tcMar>
+          </w:tcPr>
           <w:p>
             <w:pPr>
               <w:pStyle w:val="Compact"/>
+              <w:spacing w:before="0" w:after="40" w:line="264" w:lineRule="auto"/>
               <w:jc w:val="left"/>
             </w:pPr>
             <w:r>
+              <w:rPr>
+                <w:rFonts w:ascii="Calibri" w:hAnsi="Calibri"/>
+                <w:b/>
+                <w:color w:val="FFFFFF"/>
+                <w:sz w:val="18"/>
+              </w:rPr>
               <w:t xml:space="preserve">Column</w:t>
             </w:r>
           </w:p>
         </w:tc>
         <w:tc>
-          <w:tcPr/>
+          <w:tcPr>
+            <w:tcMar>
+              <w:top w:w="40" w:type="dxa"/>
+              <w:bottom w:w="40" w:type="dxa"/>
+              <w:left w:w="60" w:type="dxa"/>
+              <w:right w:w="60" w:type="dxa"/>
+            </w:tcMar>
+            <w:shd w:fill="1A365D" w:val="clear"/>
+            <w:tcMar>
+              <w:top w:w="40" w:type="dxa"/>
+              <w:bottom w:w="40" w:type="dxa"/>
+              <w:left w:w="60" w:type="dxa"/>
+              <w:right w:w="60" w:type="dxa"/>
+            </w:tcMar>
+          </w:tcPr>
           <w:p>
             <w:pPr>
               <w:pStyle w:val="Compact"/>
+              <w:spacing w:before="0" w:after="40" w:line="264" w:lineRule="auto"/>
               <w:jc w:val="left"/>
             </w:pPr>
             <w:r>
+              <w:rPr>
+                <w:rFonts w:ascii="Calibri" w:hAnsi="Calibri"/>
+                <w:b/>
+                <w:color w:val="FFFFFF"/>
+                <w:sz w:val="18"/>
+              </w:rPr>
               <w:t xml:space="preserve">Notes</w:t>
             </w:r>
           </w:p>
@@ -1084,28 +1672,62 @@
       </w:tr>
       <w:tr>
         <w:tc>
-          <w:tcPr/>
+          <w:tcPr>
+            <w:tcMar>
+              <w:top w:w="40" w:type="dxa"/>
+              <w:bottom w:w="40" w:type="dxa"/>
+              <w:left w:w="60" w:type="dxa"/>
+              <w:right w:w="60" w:type="dxa"/>
+            </w:tcMar>
+            <w:tcMar>
+              <w:top w:w="40" w:type="dxa"/>
+              <w:bottom w:w="40" w:type="dxa"/>
+              <w:left w:w="60" w:type="dxa"/>
+              <w:right w:w="60" w:type="dxa"/>
+            </w:tcMar>
+          </w:tcPr>
           <w:p>
             <w:pPr>
               <w:pStyle w:val="Compact"/>
+              <w:spacing w:before="0" w:after="40" w:line="264" w:lineRule="auto"/>
               <w:jc w:val="left"/>
             </w:pPr>
             <w:r>
               <w:rPr>
                 <w:rStyle w:val="VerbatimChar"/>
+                <w:rFonts w:ascii="Calibri" w:hAnsi="Calibri"/>
+                <w:sz w:val="18"/>
               </w:rPr>
               <w:t xml:space="preserve">account_id</w:t>
             </w:r>
           </w:p>
         </w:tc>
         <w:tc>
-          <w:tcPr/>
+          <w:tcPr>
+            <w:tcMar>
+              <w:top w:w="40" w:type="dxa"/>
+              <w:bottom w:w="40" w:type="dxa"/>
+              <w:left w:w="60" w:type="dxa"/>
+              <w:right w:w="60" w:type="dxa"/>
+            </w:tcMar>
+            <w:tcMar>
+              <w:top w:w="40" w:type="dxa"/>
+              <w:bottom w:w="40" w:type="dxa"/>
+              <w:left w:w="60" w:type="dxa"/>
+              <w:right w:w="60" w:type="dxa"/>
+            </w:tcMar>
+          </w:tcPr>
           <w:p>
             <w:pPr>
               <w:pStyle w:val="Compact"/>
+              <w:spacing w:before="0" w:after="40" w:line="264" w:lineRule="auto"/>
               <w:jc w:val="left"/>
             </w:pPr>
             <w:r>
+              <w:rPr>
+                <w:rFonts w:ascii="Calibri" w:hAnsi="Calibri"/>
+                <w:sz w:val="18"/>
+              </w:rPr>
               <w:t xml:space="preserve">PK</w:t>
             </w:r>
           </w:p>
@@ -1113,28 +1735,62 @@
       </w:tr>
       <w:tr>
         <w:tc>
-          <w:tcPr/>
+          <w:tcPr>
+            <w:tcMar>
+              <w:top w:w="40" w:type="dxa"/>
+              <w:bottom w:w="40" w:type="dxa"/>
+              <w:left w:w="60" w:type="dxa"/>
+              <w:right w:w="60" w:type="dxa"/>
+            </w:tcMar>
+            <w:tcMar>
+              <w:top w:w="40" w:type="dxa"/>
+              <w:bottom w:w="40" w:type="dxa"/>
+              <w:left w:w="60" w:type="dxa"/>
+              <w:right w:w="60" w:type="dxa"/>
+            </w:tcMar>
+          </w:tcPr>
           <w:p>
             <w:pPr>
               <w:pStyle w:val="Compact"/>
+              <w:spacing w:before="0" w:after="40" w:line="264" w:lineRule="auto"/>
               <w:jc w:val="left"/>
             </w:pPr>
             <w:r>
               <w:rPr>
                 <w:rStyle w:val="VerbatimChar"/>
+                <w:rFonts w:ascii="Calibri" w:hAnsi="Calibri"/>
+                <w:sz w:val="18"/>
               </w:rPr>
               <w:t xml:space="preserve">account_number</w:t>
             </w:r>
           </w:p>
         </w:tc>
         <w:tc>
-          <w:tcPr/>
+          <w:tcPr>
+            <w:tcMar>
+              <w:top w:w="40" w:type="dxa"/>
+              <w:bottom w:w="40" w:type="dxa"/>
+              <w:left w:w="60" w:type="dxa"/>
+              <w:right w:w="60" w:type="dxa"/>
+            </w:tcMar>
+            <w:tcMar>
+              <w:top w:w="40" w:type="dxa"/>
+              <w:bottom w:w="40" w:type="dxa"/>
+              <w:left w:w="60" w:type="dxa"/>
+              <w:right w:w="60" w:type="dxa"/>
+            </w:tcMar>
+          </w:tcPr>
           <w:p>
             <w:pPr>
               <w:pStyle w:val="Compact"/>
+              <w:spacing w:before="0" w:after="40" w:line="264" w:lineRule="auto"/>
               <w:jc w:val="left"/>
             </w:pPr>
             <w:r>
+              <w:rPr>
+                <w:rFonts w:ascii="Calibri" w:hAnsi="Calibri"/>
+                <w:sz w:val="18"/>
+              </w:rPr>
               <w:t xml:space="preserve">Unique, generated</w:t>
             </w:r>
           </w:p>
@@ -1142,28 +1798,62 @@
       </w:tr>
       <w:tr>
         <w:tc>
-          <w:tcPr/>
+          <w:tcPr>
+            <w:tcMar>
+              <w:top w:w="40" w:type="dxa"/>
+              <w:bottom w:w="40" w:type="dxa"/>
+              <w:left w:w="60" w:type="dxa"/>
+              <w:right w:w="60" w:type="dxa"/>
+            </w:tcMar>
+            <w:tcMar>
+              <w:top w:w="40" w:type="dxa"/>
+              <w:bottom w:w="40" w:type="dxa"/>
+              <w:left w:w="60" w:type="dxa"/>
+              <w:right w:w="60" w:type="dxa"/>
+            </w:tcMar>
+          </w:tcPr>
           <w:p>
             <w:pPr>
               <w:pStyle w:val="Compact"/>
+              <w:spacing w:before="0" w:after="40" w:line="264" w:lineRule="auto"/>
               <w:jc w:val="left"/>
             </w:pPr>
             <w:r>
               <w:rPr>
                 <w:rStyle w:val="VerbatimChar"/>
+                <w:rFonts w:ascii="Calibri" w:hAnsi="Calibri"/>
+                <w:sz w:val="18"/>
               </w:rPr>
               <w:t xml:space="preserve">branch_code</w:t>
             </w:r>
           </w:p>
         </w:tc>
         <w:tc>
-          <w:tcPr/>
+          <w:tcPr>
+            <w:tcMar>
+              <w:top w:w="40" w:type="dxa"/>
+              <w:bottom w:w="40" w:type="dxa"/>
+              <w:left w:w="60" w:type="dxa"/>
+              <w:right w:w="60" w:type="dxa"/>
+            </w:tcMar>
+            <w:tcMar>
+              <w:top w:w="40" w:type="dxa"/>
+              <w:bottom w:w="40" w:type="dxa"/>
+              <w:left w:w="60" w:type="dxa"/>
+              <w:right w:w="60" w:type="dxa"/>
+            </w:tcMar>
+          </w:tcPr>
           <w:p>
             <w:pPr>
               <w:pStyle w:val="Compact"/>
+              <w:spacing w:before="0" w:after="40" w:line="264" w:lineRule="auto"/>
               <w:jc w:val="left"/>
             </w:pPr>
             <w:r>
+              <w:rPr>
+                <w:rFonts w:ascii="Calibri" w:hAnsi="Calibri"/>
+                <w:sz w:val="18"/>
+              </w:rPr>
               <w:t xml:space="preserve">String (no branch table)</w:t>
             </w:r>
           </w:p>
@@ -1171,64 +1861,128 @@
       </w:tr>
       <w:tr>
         <w:tc>
-          <w:tcPr/>
+          <w:tcPr>
+            <w:tcMar>
+              <w:top w:w="40" w:type="dxa"/>
+              <w:bottom w:w="40" w:type="dxa"/>
+              <w:left w:w="60" w:type="dxa"/>
+              <w:right w:w="60" w:type="dxa"/>
+            </w:tcMar>
+            <w:tcMar>
+              <w:top w:w="40" w:type="dxa"/>
+              <w:bottom w:w="40" w:type="dxa"/>
+              <w:left w:w="60" w:type="dxa"/>
+              <w:right w:w="60" w:type="dxa"/>
+            </w:tcMar>
+          </w:tcPr>
           <w:p>
             <w:pPr>
               <w:pStyle w:val="Compact"/>
+              <w:spacing w:before="0" w:after="40" w:line="264" w:lineRule="auto"/>
               <w:jc w:val="left"/>
             </w:pPr>
             <w:r>
               <w:rPr>
                 <w:rStyle w:val="VerbatimChar"/>
+                <w:rFonts w:ascii="Calibri" w:hAnsi="Calibri"/>
+                <w:sz w:val="18"/>
               </w:rPr>
               <w:t xml:space="preserve">account_type</w:t>
             </w:r>
             <w:r>
+              <w:rPr>
+                <w:rFonts w:ascii="Calibri" w:hAnsi="Calibri"/>
+                <w:sz w:val="18"/>
+              </w:rPr>
               <w:t xml:space="preserve">,</w:t>
             </w:r>
             <w:r>
+              <w:rPr>
+                <w:rFonts w:ascii="Calibri" w:hAnsi="Calibri"/>
+                <w:sz w:val="18"/>
+              </w:rPr>
               <w:t xml:space="preserve"> </w:t>
             </w:r>
             <w:r>
               <w:rPr>
                 <w:rStyle w:val="VerbatimChar"/>
+                <w:rFonts w:ascii="Calibri" w:hAnsi="Calibri"/>
+                <w:sz w:val="18"/>
               </w:rPr>
               <w:t xml:space="preserve">currency_code</w:t>
             </w:r>
             <w:r>
+              <w:rPr>
+                <w:rFonts w:ascii="Calibri" w:hAnsi="Calibri"/>
+                <w:sz w:val="18"/>
+              </w:rPr>
               <w:t xml:space="preserve">,</w:t>
             </w:r>
             <w:r>
+              <w:rPr>
+                <w:rFonts w:ascii="Calibri" w:hAnsi="Calibri"/>
+                <w:sz w:val="18"/>
+              </w:rPr>
               <w:t xml:space="preserve"> </w:t>
             </w:r>
             <w:r>
               <w:rPr>
                 <w:rStyle w:val="VerbatimChar"/>
+                <w:rFonts w:ascii="Calibri" w:hAnsi="Calibri"/>
+                <w:sz w:val="18"/>
               </w:rPr>
               <w:t xml:space="preserve">ordinal</w:t>
             </w:r>
             <w:r>
+              <w:rPr>
+                <w:rFonts w:ascii="Calibri" w:hAnsi="Calibri"/>
+                <w:sz w:val="18"/>
+              </w:rPr>
               <w:t xml:space="preserve">,</w:t>
             </w:r>
             <w:r>
+              <w:rPr>
+                <w:rFonts w:ascii="Calibri" w:hAnsi="Calibri"/>
+                <w:sz w:val="18"/>
+              </w:rPr>
               <w:t xml:space="preserve"> </w:t>
             </w:r>
             <w:r>
               <w:rPr>
                 <w:rStyle w:val="VerbatimChar"/>
+                <w:rFonts w:ascii="Calibri" w:hAnsi="Calibri"/>
+                <w:sz w:val="18"/>
               </w:rPr>
               <w:t xml:space="preserve">check_digit</w:t>
             </w:r>
           </w:p>
         </w:tc>
         <w:tc>
-          <w:tcPr/>
+          <w:tcPr>
+            <w:tcMar>
+              <w:top w:w="40" w:type="dxa"/>
+              <w:bottom w:w="40" w:type="dxa"/>
+              <w:left w:w="60" w:type="dxa"/>
+              <w:right w:w="60" w:type="dxa"/>
+            </w:tcMar>
+            <w:tcMar>
+              <w:top w:w="40" w:type="dxa"/>
+              <w:bottom w:w="40" w:type="dxa"/>
+              <w:left w:w="60" w:type="dxa"/>
+              <w:right w:w="60" w:type="dxa"/>
+            </w:tcMar>
+          </w:tcPr>
           <w:p>
             <w:pPr>
               <w:pStyle w:val="Compact"/>
+              <w:spacing w:before="0" w:after="40" w:line="264" w:lineRule="auto"/>
               <w:jc w:val="left"/>
             </w:pPr>
             <w:r>
+              <w:rPr>
+                <w:rFonts w:ascii="Calibri" w:hAnsi="Calibri"/>
+                <w:sz w:val="18"/>
+              </w:rPr>
               <w:t xml:space="preserve">Number composition</w:t>
             </w:r>
           </w:p>
@@ -1236,40 +1990,84 @@
       </w:tr>
       <w:tr>
         <w:tc>
-          <w:tcPr/>
+          <w:tcPr>
+            <w:tcMar>
+              <w:top w:w="40" w:type="dxa"/>
+              <w:bottom w:w="40" w:type="dxa"/>
+              <w:left w:w="60" w:type="dxa"/>
+              <w:right w:w="60" w:type="dxa"/>
+            </w:tcMar>
+            <w:tcMar>
+              <w:top w:w="40" w:type="dxa"/>
+              <w:bottom w:w="40" w:type="dxa"/>
+              <w:left w:w="60" w:type="dxa"/>
+              <w:right w:w="60" w:type="dxa"/>
+            </w:tcMar>
+          </w:tcPr>
           <w:p>
             <w:pPr>
               <w:pStyle w:val="Compact"/>
+              <w:spacing w:before="0" w:after="40" w:line="264" w:lineRule="auto"/>
               <w:jc w:val="left"/>
             </w:pPr>
             <w:r>
               <w:rPr>
                 <w:rStyle w:val="VerbatimChar"/>
+                <w:rFonts w:ascii="Calibri" w:hAnsi="Calibri"/>
+                <w:sz w:val="18"/>
               </w:rPr>
               <w:t xml:space="preserve">available_balance</w:t>
             </w:r>
             <w:r>
+              <w:rPr>
+                <w:rFonts w:ascii="Calibri" w:hAnsi="Calibri"/>
+                <w:sz w:val="18"/>
+              </w:rPr>
               <w:t xml:space="preserve">,</w:t>
             </w:r>
             <w:r>
+              <w:rPr>
+                <w:rFonts w:ascii="Calibri" w:hAnsi="Calibri"/>
+                <w:sz w:val="18"/>
+              </w:rPr>
               <w:t xml:space="preserve"> </w:t>
             </w:r>
             <w:r>
               <w:rPr>
                 <w:rStyle w:val="VerbatimChar"/>
+                <w:rFonts w:ascii="Calibri" w:hAnsi="Calibri"/>
+                <w:sz w:val="18"/>
               </w:rPr>
               <w:t xml:space="preserve">ledger_balance</w:t>
             </w:r>
           </w:p>
         </w:tc>
         <w:tc>
-          <w:tcPr/>
+          <w:tcPr>
+            <w:tcMar>
+              <w:top w:w="40" w:type="dxa"/>
+              <w:bottom w:w="40" w:type="dxa"/>
+              <w:left w:w="60" w:type="dxa"/>
+              <w:right w:w="60" w:type="dxa"/>
+            </w:tcMar>
+            <w:tcMar>
+              <w:top w:w="40" w:type="dxa"/>
+              <w:bottom w:w="40" w:type="dxa"/>
+              <w:left w:w="60" w:type="dxa"/>
+              <w:right w:w="60" w:type="dxa"/>
+            </w:tcMar>
+          </w:tcPr>
           <w:p>
             <w:pPr>
               <w:pStyle w:val="Compact"/>
+              <w:spacing w:before="0" w:after="40" w:line="264" w:lineRule="auto"/>
               <w:jc w:val="left"/>
             </w:pPr>
             <w:r>
+              <w:rPr>
+                <w:rFonts w:ascii="Calibri" w:hAnsi="Calibri"/>
+                <w:sz w:val="18"/>
+              </w:rPr>
               <w:t xml:space="preserve">Updated on open/deposit</w:t>
             </w:r>
           </w:p>
@@ -1277,52 +2075,106 @@
       </w:tr>
       <w:tr>
         <w:tc>
-          <w:tcPr/>
+          <w:tcPr>
+            <w:tcMar>
+              <w:top w:w="40" w:type="dxa"/>
+              <w:bottom w:w="40" w:type="dxa"/>
+              <w:left w:w="60" w:type="dxa"/>
+              <w:right w:w="60" w:type="dxa"/>
+            </w:tcMar>
+            <w:tcMar>
+              <w:top w:w="40" w:type="dxa"/>
+              <w:bottom w:w="40" w:type="dxa"/>
+              <w:left w:w="60" w:type="dxa"/>
+              <w:right w:w="60" w:type="dxa"/>
+            </w:tcMar>
+          </w:tcPr>
           <w:p>
             <w:pPr>
               <w:pStyle w:val="Compact"/>
+              <w:spacing w:before="0" w:after="40" w:line="264" w:lineRule="auto"/>
               <w:jc w:val="left"/>
             </w:pPr>
             <w:r>
               <w:rPr>
                 <w:rStyle w:val="VerbatimChar"/>
+                <w:rFonts w:ascii="Calibri" w:hAnsi="Calibri"/>
+                <w:sz w:val="18"/>
               </w:rPr>
               <w:t xml:space="preserve">debit_count</w:t>
             </w:r>
             <w:r>
+              <w:rPr>
+                <w:rFonts w:ascii="Calibri" w:hAnsi="Calibri"/>
+                <w:sz w:val="18"/>
+              </w:rPr>
               <w:t xml:space="preserve">,</w:t>
             </w:r>
             <w:r>
+              <w:rPr>
+                <w:rFonts w:ascii="Calibri" w:hAnsi="Calibri"/>
+                <w:sz w:val="18"/>
+              </w:rPr>
               <w:t xml:space="preserve"> </w:t>
             </w:r>
             <w:r>
               <w:rPr>
                 <w:rStyle w:val="VerbatimChar"/>
+                <w:rFonts w:ascii="Calibri" w:hAnsi="Calibri"/>
+                <w:sz w:val="18"/>
               </w:rPr>
               <w:t xml:space="preserve">credit_count</w:t>
             </w:r>
             <w:r>
+              <w:rPr>
+                <w:rFonts w:ascii="Calibri" w:hAnsi="Calibri"/>
+                <w:sz w:val="18"/>
+              </w:rPr>
               <w:t xml:space="preserve">,</w:t>
             </w:r>
             <w:r>
+              <w:rPr>
+                <w:rFonts w:ascii="Calibri" w:hAnsi="Calibri"/>
+                <w:sz w:val="18"/>
+              </w:rPr>
               <w:t xml:space="preserve"> </w:t>
             </w:r>
             <w:r>
               <w:rPr>
                 <w:rStyle w:val="VerbatimChar"/>
+                <w:rFonts w:ascii="Calibri" w:hAnsi="Calibri"/>
+                <w:sz w:val="18"/>
               </w:rPr>
               <w:t xml:space="preserve">last_*_at</w:t>
             </w:r>
           </w:p>
         </w:tc>
         <w:tc>
-          <w:tcPr/>
+          <w:tcPr>
+            <w:tcMar>
+              <w:top w:w="40" w:type="dxa"/>
+              <w:bottom w:w="40" w:type="dxa"/>
+              <w:left w:w="60" w:type="dxa"/>
+              <w:right w:w="60" w:type="dxa"/>
+            </w:tcMar>
+            <w:tcMar>
+              <w:top w:w="40" w:type="dxa"/>
+              <w:bottom w:w="40" w:type="dxa"/>
+              <w:left w:w="60" w:type="dxa"/>
+              <w:right w:w="60" w:type="dxa"/>
+            </w:tcMar>
+          </w:tcPr>
           <w:p>
             <w:pPr>
               <w:pStyle w:val="Compact"/>
+              <w:spacing w:before="0" w:after="40" w:line="264" w:lineRule="auto"/>
               <w:jc w:val="left"/>
             </w:pPr>
             <w:r>
+              <w:rPr>
+                <w:rFonts w:ascii="Calibri" w:hAnsi="Calibri"/>
+                <w:sz w:val="18"/>
+              </w:rPr>
               <w:t xml:space="preserve">Counters / stamps</w:t>
             </w:r>
           </w:p>
@@ -1330,34 +2182,76 @@
       </w:tr>
       <w:tr>
         <w:tc>
-          <w:tcPr/>
+          <w:tcPr>
+            <w:tcMar>
+              <w:top w:w="40" w:type="dxa"/>
+              <w:bottom w:w="40" w:type="dxa"/>
+              <w:left w:w="60" w:type="dxa"/>
+              <w:right w:w="60" w:type="dxa"/>
+            </w:tcMar>
+            <w:tcMar>
+              <w:top w:w="40" w:type="dxa"/>
+              <w:bottom w:w="40" w:type="dxa"/>
+              <w:left w:w="60" w:type="dxa"/>
+              <w:right w:w="60" w:type="dxa"/>
+            </w:tcMar>
+          </w:tcPr>
           <w:p>
             <w:pPr>
               <w:pStyle w:val="Compact"/>
+              <w:spacing w:before="0" w:after="40" w:line="264" w:lineRule="auto"/>
               <w:jc w:val="left"/>
             </w:pPr>
             <w:r>
               <w:rPr>
                 <w:rStyle w:val="VerbatimChar"/>
+                <w:rFonts w:ascii="Calibri" w:hAnsi="Calibri"/>
+                <w:sz w:val="18"/>
               </w:rPr>
               <w:t xml:space="preserve">status</w:t>
             </w:r>
           </w:p>
         </w:tc>
         <w:tc>
-          <w:tcPr/>
+          <w:tcPr>
+            <w:tcMar>
+              <w:top w:w="40" w:type="dxa"/>
+              <w:bottom w:w="40" w:type="dxa"/>
+              <w:left w:w="60" w:type="dxa"/>
+              <w:right w:w="60" w:type="dxa"/>
+            </w:tcMar>
+            <w:tcMar>
+              <w:top w:w="40" w:type="dxa"/>
+              <w:bottom w:w="40" w:type="dxa"/>
+              <w:left w:w="60" w:type="dxa"/>
+              <w:right w:w="60" w:type="dxa"/>
+            </w:tcMar>
+          </w:tcPr>
           <w:p>
             <w:pPr>
               <w:pStyle w:val="Compact"/>
+              <w:spacing w:before="0" w:after="40" w:line="264" w:lineRule="auto"/>
               <w:jc w:val="left"/>
             </w:pPr>
             <w:r>
+              <w:rPr>
+                <w:rFonts w:ascii="Calibri" w:hAnsi="Calibri"/>
+                <w:sz w:val="18"/>
+              </w:rPr>
               <w:t xml:space="preserve">ACTIVE, FROZEN, DORMANT,</w:t>
             </w:r>
             <w:r>
+              <w:rPr>
+                <w:rFonts w:ascii="Calibri" w:hAnsi="Calibri"/>
+                <w:sz w:val="18"/>
+              </w:rPr>
               <w:t xml:space="preserve"> </w:t>
             </w:r>
             <w:r>
+              <w:rPr>
+                <w:rFonts w:ascii="Calibri" w:hAnsi="Calibri"/>
+                <w:sz w:val="18"/>
+              </w:rPr>
               <w:t xml:space="preserve">SUSPENDED, CLOSED</w:t>
             </w:r>
           </w:p>
@@ -1365,36 +2259,76 @@
       </w:tr>
       <w:tr>
         <w:tc>
-          <w:tcPr/>
+          <w:tcPr>
+            <w:tcMar>
+              <w:top w:w="40" w:type="dxa"/>
+              <w:bottom w:w="40" w:type="dxa"/>
+              <w:left w:w="60" w:type="dxa"/>
+              <w:right w:w="60" w:type="dxa"/>
+            </w:tcMar>
+            <w:tcMar>
+              <w:top w:w="40" w:type="dxa"/>
+              <w:bottom w:w="40" w:type="dxa"/>
+              <w:left w:w="60" w:type="dxa"/>
+              <w:right w:w="60" w:type="dxa"/>
+            </w:tcMar>
+          </w:tcPr>
           <w:p>
             <w:pPr>
               <w:pStyle w:val="Compact"/>
+              <w:spacing w:before="0" w:after="40" w:line="264" w:lineRule="auto"/>
               <w:jc w:val="left"/>
             </w:pPr>
             <w:r>
               <w:rPr>
                 <w:rStyle w:val="VerbatimChar"/>
+                <w:rFonts w:ascii="Calibri" w:hAnsi="Calibri"/>
+                <w:sz w:val="18"/>
               </w:rPr>
               <w:t xml:space="preserve">customer_id</w:t>
             </w:r>
           </w:p>
         </w:tc>
         <w:tc>
-          <w:tcPr/>
+          <w:tcPr>
+            <w:tcMar>
+              <w:top w:w="40" w:type="dxa"/>
+              <w:bottom w:w="40" w:type="dxa"/>
+              <w:left w:w="60" w:type="dxa"/>
+              <w:right w:w="60" w:type="dxa"/>
+            </w:tcMar>
+            <w:tcMar>
+              <w:top w:w="40" w:type="dxa"/>
+              <w:bottom w:w="40" w:type="dxa"/>
+              <w:left w:w="60" w:type="dxa"/>
+              <w:right w:w="60" w:type="dxa"/>
+            </w:tcMar>
+          </w:tcPr>
           <w:p>
             <w:pPr>
               <w:pStyle w:val="Compact"/>
+              <w:spacing w:before="0" w:after="40" w:line="264" w:lineRule="auto"/>
               <w:jc w:val="left"/>
             </w:pPr>
             <w:r>
+              <w:rPr>
+                <w:rFonts w:ascii="Calibri" w:hAnsi="Calibri"/>
+                <w:sz w:val="18"/>
+              </w:rPr>
               <w:t xml:space="preserve">FK →</w:t>
             </w:r>
             <w:r>
+              <w:rPr>
+                <w:rFonts w:ascii="Calibri" w:hAnsi="Calibri"/>
+                <w:sz w:val="18"/>
+              </w:rPr>
               <w:t xml:space="preserve"> </w:t>
             </w:r>
             <w:r>
               <w:rPr>
                 <w:rStyle w:val="VerbatimChar"/>
+                <w:rFonts w:ascii="Calibri" w:hAnsi="Calibri"/>
+                <w:sz w:val="18"/>
               </w:rPr>
               <w:t xml:space="preserve">customers</w:t>
             </w:r>
@@ -1403,75 +2337,149 @@
       </w:tr>
       <w:tr>
         <w:tc>
-          <w:tcPr/>
+          <w:tcPr>
+            <w:tcMar>
+              <w:top w:w="40" w:type="dxa"/>
+              <w:bottom w:w="40" w:type="dxa"/>
+              <w:left w:w="60" w:type="dxa"/>
+              <w:right w:w="60" w:type="dxa"/>
+            </w:tcMar>
+            <w:tcMar>
+              <w:top w:w="40" w:type="dxa"/>
+              <w:bottom w:w="40" w:type="dxa"/>
+              <w:left w:w="60" w:type="dxa"/>
+              <w:right w:w="60" w:type="dxa"/>
+            </w:tcMar>
+          </w:tcPr>
           <w:p>
             <w:pPr>
               <w:pStyle w:val="Compact"/>
+              <w:spacing w:before="0" w:after="40" w:line="264" w:lineRule="auto"/>
               <w:jc w:val="left"/>
             </w:pPr>
             <w:r>
+              <w:rPr>
+                <w:rFonts w:ascii="Calibri" w:hAnsi="Calibri"/>
+                <w:sz w:val="18"/>
+              </w:rPr>
               <w:t xml:space="preserve">Audit-ish</w:t>
             </w:r>
           </w:p>
         </w:tc>
         <w:tc>
-          <w:tcPr/>
+          <w:tcPr>
+            <w:tcMar>
+              <w:top w:w="40" w:type="dxa"/>
+              <w:bottom w:w="40" w:type="dxa"/>
+              <w:left w:w="60" w:type="dxa"/>
+              <w:right w:w="60" w:type="dxa"/>
+            </w:tcMar>
+            <w:tcMar>
+              <w:top w:w="40" w:type="dxa"/>
+              <w:bottom w:w="40" w:type="dxa"/>
+              <w:left w:w="60" w:type="dxa"/>
+              <w:right w:w="60" w:type="dxa"/>
+            </w:tcMar>
+          </w:tcPr>
           <w:p>
             <w:pPr>
               <w:pStyle w:val="Compact"/>
+              <w:spacing w:before="0" w:after="40" w:line="264" w:lineRule="auto"/>
               <w:jc w:val="left"/>
             </w:pPr>
             <w:r>
               <w:rPr>
                 <w:rStyle w:val="VerbatimChar"/>
+                <w:rFonts w:ascii="Calibri" w:hAnsi="Calibri"/>
+                <w:sz w:val="18"/>
               </w:rPr>
               <w:t xml:space="preserve">created_at</w:t>
             </w:r>
             <w:r>
+              <w:rPr>
+                <w:rFonts w:ascii="Calibri" w:hAnsi="Calibri"/>
+                <w:sz w:val="18"/>
+              </w:rPr>
               <w:t xml:space="preserve">,</w:t>
             </w:r>
             <w:r>
+              <w:rPr>
+                <w:rFonts w:ascii="Calibri" w:hAnsi="Calibri"/>
+                <w:sz w:val="18"/>
+              </w:rPr>
               <w:t xml:space="preserve"> </w:t>
             </w:r>
             <w:r>
               <w:rPr>
                 <w:rStyle w:val="VerbatimChar"/>
+                <w:rFonts w:ascii="Calibri" w:hAnsi="Calibri"/>
+                <w:sz w:val="18"/>
               </w:rPr>
               <w:t xml:space="preserve">activated_at</w:t>
             </w:r>
             <w:r>
+              <w:rPr>
+                <w:rFonts w:ascii="Calibri" w:hAnsi="Calibri"/>
+                <w:sz w:val="18"/>
+              </w:rPr>
               <w:t xml:space="preserve">,</w:t>
             </w:r>
             <w:r>
+              <w:rPr>
+                <w:rFonts w:ascii="Calibri" w:hAnsi="Calibri"/>
+                <w:sz w:val="18"/>
+              </w:rPr>
               <w:t xml:space="preserve"> </w:t>
             </w:r>
             <w:r>
               <w:rPr>
                 <w:rStyle w:val="VerbatimChar"/>
+                <w:rFonts w:ascii="Calibri" w:hAnsi="Calibri"/>
+                <w:sz w:val="18"/>
               </w:rPr>
               <w:t xml:space="preserve">closed_at</w:t>
             </w:r>
             <w:r>
+              <w:rPr>
+                <w:rFonts w:ascii="Calibri" w:hAnsi="Calibri"/>
+                <w:sz w:val="18"/>
+              </w:rPr>
               <w:t xml:space="preserve">,</w:t>
             </w:r>
             <w:r>
+              <w:rPr>
+                <w:rFonts w:ascii="Calibri" w:hAnsi="Calibri"/>
+                <w:sz w:val="18"/>
+              </w:rPr>
               <w:t xml:space="preserve"> </w:t>
             </w:r>
             <w:r>
               <w:rPr>
                 <w:rStyle w:val="VerbatimChar"/>
+                <w:rFonts w:ascii="Calibri" w:hAnsi="Calibri"/>
+                <w:sz w:val="18"/>
               </w:rPr>
               <w:t xml:space="preserve">created_by</w:t>
             </w:r>
             <w:r>
+              <w:rPr>
+                <w:rFonts w:ascii="Calibri" w:hAnsi="Calibri"/>
+                <w:sz w:val="18"/>
+              </w:rPr>
               <w:t xml:space="preserve">,</w:t>
             </w:r>
             <w:r>
+              <w:rPr>
+                <w:rFonts w:ascii="Calibri" w:hAnsi="Calibri"/>
+                <w:sz w:val="18"/>
+              </w:rPr>
               <w:t xml:space="preserve"> </w:t>
             </w:r>
             <w:r>
               <w:rPr>
                 <w:rStyle w:val="VerbatimChar"/>
+                <w:rFonts w:ascii="Calibri" w:hAnsi="Calibri"/>
+                <w:sz w:val="18"/>
               </w:rPr>
               <w:t xml:space="preserve">closed_by</w:t>
             </w:r>
@@ -1495,6 +2503,8 @@
     <w:p>
       <w:pPr>
         <w:pStyle w:val="FirstParagraph"/>
+        <w:spacing w:after="160" w:line="276" w:lineRule="auto"/>
+        <w:jc w:val="left"/>
       </w:pPr>
       <w:r>
         <w:t xml:space="preserve">Entity:</w:t>
@@ -1620,6 +2630,8 @@
     <w:p>
       <w:pPr>
         <w:pStyle w:val="FirstParagraph"/>
+        <w:spacing w:after="160" w:line="276" w:lineRule="auto"/>
+        <w:jc w:val="left"/>
       </w:pPr>
       <w:r>
         <w:t xml:space="preserve">Entities under</w:t>
@@ -1824,6 +2836,8 @@
     <w:p>
       <w:pPr>
         <w:pStyle w:val="FirstParagraph"/>
+        <w:spacing w:after="160" w:line="276" w:lineRule="auto"/>
+        <w:jc w:val="left"/>
       </w:pPr>
       <w:r>
         <w:t xml:space="preserve">Entity:</w:t>
@@ -1876,9 +2890,17 @@
     <w:tbl>
       <w:tblPr>
         <w:tblStyle w:val="Table"/>
-        <w:tblW w:type="pct" w:w="4306"/>
-        <w:tblLayout w:type="fixed"/>
+        <w:tblW w:type="pct" w:w="5000"/>
+        <w:tblLayout w:type="autofit"/>
         <w:tblLook w:firstRow="1" w:lastRow="0" w:firstColumn="0" w:lastColumn="0" w:noHBand="0" w:noVBand="0" w:val="0020"/>
+        <w:tblBorders>
+          <w:top w:val="single" w:sz="4" w:space="0" w:color="CBD5E0"/>
+          <w:left w:val="single" w:sz="4" w:space="0" w:color="CBD5E0"/>
+          <w:bottom w:val="single" w:sz="4" w:space="0" w:color="CBD5E0"/>
+          <w:right w:val="single" w:sz="4" w:space="0" w:color="CBD5E0"/>
+          <w:insideH w:val="single" w:sz="4" w:space="0" w:color="CBD5E0"/>
+          <w:insideV w:val="single" w:sz="4" w:space="0" w:color="CBD5E0"/>
+        </w:tblBorders>
       </w:tblPr>
       <w:tblGrid>
         <w:gridCol w:w="3630"/>
@@ -1889,25 +2911,67 @@
           <w:tblHeader w:val="on"/>
         </w:trPr>
         <w:tc>
-          <w:tcPr/>
+          <w:tcPr>
+            <w:tcMar>
+              <w:top w:w="40" w:type="dxa"/>
+              <w:bottom w:w="40" w:type="dxa"/>
+              <w:left w:w="60" w:type="dxa"/>
+              <w:right w:w="60" w:type="dxa"/>
+            </w:tcMar>
+            <w:shd w:fill="1A365D" w:val="clear"/>
+            <w:tcMar>
+              <w:top w:w="40" w:type="dxa"/>
+              <w:bottom w:w="40" w:type="dxa"/>
+              <w:left w:w="60" w:type="dxa"/>
+              <w:right w:w="60" w:type="dxa"/>
+            </w:tcMar>
+          </w:tcPr>
           <w:p>
             <w:pPr>
               <w:pStyle w:val="Compact"/>
+              <w:spacing w:before="0" w:after="40" w:line="264" w:lineRule="auto"/>
               <w:jc w:val="left"/>
             </w:pPr>
             <w:r>
+              <w:rPr>
+                <w:rFonts w:ascii="Calibri" w:hAnsi="Calibri"/>
+                <w:b/>
+                <w:color w:val="FFFFFF"/>
+                <w:sz w:val="18"/>
+              </w:rPr>
               <w:t xml:space="preserve">Column</w:t>
             </w:r>
           </w:p>
         </w:tc>
         <w:tc>
-          <w:tcPr/>
+          <w:tcPr>
+            <w:tcMar>
+              <w:top w:w="40" w:type="dxa"/>
+              <w:bottom w:w="40" w:type="dxa"/>
+              <w:left w:w="60" w:type="dxa"/>
+              <w:right w:w="60" w:type="dxa"/>
+            </w:tcMar>
+            <w:shd w:fill="1A365D" w:val="clear"/>
+            <w:tcMar>
+              <w:top w:w="40" w:type="dxa"/>
+              <w:bottom w:w="40" w:type="dxa"/>
+              <w:left w:w="60" w:type="dxa"/>
+              <w:right w:w="60" w:type="dxa"/>
+            </w:tcMar>
+          </w:tcPr>
           <w:p>
             <w:pPr>
               <w:pStyle w:val="Compact"/>
+              <w:spacing w:before="0" w:after="40" w:line="264" w:lineRule="auto"/>
               <w:jc w:val="left"/>
             </w:pPr>
             <w:r>
+              <w:rPr>
+                <w:rFonts w:ascii="Calibri" w:hAnsi="Calibri"/>
+                <w:b/>
+                <w:color w:val="FFFFFF"/>
+                <w:sz w:val="18"/>
+              </w:rPr>
               <w:t xml:space="preserve">Notes</w:t>
             </w:r>
           </w:p>
@@ -1915,28 +2979,62 @@
       </w:tr>
       <w:tr>
         <w:tc>
-          <w:tcPr/>
+          <w:tcPr>
+            <w:tcMar>
+              <w:top w:w="40" w:type="dxa"/>
+              <w:bottom w:w="40" w:type="dxa"/>
+              <w:left w:w="60" w:type="dxa"/>
+              <w:right w:w="60" w:type="dxa"/>
+            </w:tcMar>
+            <w:tcMar>
+              <w:top w:w="40" w:type="dxa"/>
+              <w:bottom w:w="40" w:type="dxa"/>
+              <w:left w:w="60" w:type="dxa"/>
+              <w:right w:w="60" w:type="dxa"/>
+            </w:tcMar>
+          </w:tcPr>
           <w:p>
             <w:pPr>
               <w:pStyle w:val="Compact"/>
+              <w:spacing w:before="0" w:after="40" w:line="264" w:lineRule="auto"/>
               <w:jc w:val="left"/>
             </w:pPr>
             <w:r>
               <w:rPr>
                 <w:rStyle w:val="VerbatimChar"/>
+                <w:rFonts w:ascii="Calibri" w:hAnsi="Calibri"/>
+                <w:sz w:val="18"/>
               </w:rPr>
               <w:t xml:space="preserve">transaction_id</w:t>
             </w:r>
           </w:p>
         </w:tc>
         <w:tc>
-          <w:tcPr/>
+          <w:tcPr>
+            <w:tcMar>
+              <w:top w:w="40" w:type="dxa"/>
+              <w:bottom w:w="40" w:type="dxa"/>
+              <w:left w:w="60" w:type="dxa"/>
+              <w:right w:w="60" w:type="dxa"/>
+            </w:tcMar>
+            <w:tcMar>
+              <w:top w:w="40" w:type="dxa"/>
+              <w:bottom w:w="40" w:type="dxa"/>
+              <w:left w:w="60" w:type="dxa"/>
+              <w:right w:w="60" w:type="dxa"/>
+            </w:tcMar>
+          </w:tcPr>
           <w:p>
             <w:pPr>
               <w:pStyle w:val="Compact"/>
+              <w:spacing w:before="0" w:after="40" w:line="264" w:lineRule="auto"/>
               <w:jc w:val="left"/>
             </w:pPr>
             <w:r>
+              <w:rPr>
+                <w:rFonts w:ascii="Calibri" w:hAnsi="Calibri"/>
+                <w:sz w:val="18"/>
+              </w:rPr>
               <w:t xml:space="preserve">PK (identity)</w:t>
             </w:r>
           </w:p>
@@ -1944,43 +3042,91 @@
       </w:tr>
       <w:tr>
         <w:tc>
-          <w:tcPr/>
+          <w:tcPr>
+            <w:tcMar>
+              <w:top w:w="40" w:type="dxa"/>
+              <w:bottom w:w="40" w:type="dxa"/>
+              <w:left w:w="60" w:type="dxa"/>
+              <w:right w:w="60" w:type="dxa"/>
+            </w:tcMar>
+            <w:tcMar>
+              <w:top w:w="40" w:type="dxa"/>
+              <w:bottom w:w="40" w:type="dxa"/>
+              <w:left w:w="60" w:type="dxa"/>
+              <w:right w:w="60" w:type="dxa"/>
+            </w:tcMar>
+          </w:tcPr>
           <w:p>
             <w:pPr>
               <w:pStyle w:val="Compact"/>
+              <w:spacing w:before="0" w:after="40" w:line="264" w:lineRule="auto"/>
               <w:jc w:val="left"/>
             </w:pPr>
             <w:r>
               <w:rPr>
                 <w:rStyle w:val="VerbatimChar"/>
+                <w:rFonts w:ascii="Calibri" w:hAnsi="Calibri"/>
+                <w:sz w:val="18"/>
               </w:rPr>
               <w:t xml:space="preserve">account_id</w:t>
             </w:r>
           </w:p>
         </w:tc>
         <w:tc>
-          <w:tcPr/>
+          <w:tcPr>
+            <w:tcMar>
+              <w:top w:w="40" w:type="dxa"/>
+              <w:bottom w:w="40" w:type="dxa"/>
+              <w:left w:w="60" w:type="dxa"/>
+              <w:right w:w="60" w:type="dxa"/>
+            </w:tcMar>
+            <w:tcMar>
+              <w:top w:w="40" w:type="dxa"/>
+              <w:bottom w:w="40" w:type="dxa"/>
+              <w:left w:w="60" w:type="dxa"/>
+              <w:right w:w="60" w:type="dxa"/>
+            </w:tcMar>
+          </w:tcPr>
           <w:p>
             <w:pPr>
               <w:pStyle w:val="Compact"/>
+              <w:spacing w:before="0" w:after="40" w:line="264" w:lineRule="auto"/>
               <w:jc w:val="left"/>
             </w:pPr>
             <w:r>
+              <w:rPr>
+                <w:rFonts w:ascii="Calibri" w:hAnsi="Calibri"/>
+                <w:sz w:val="18"/>
+              </w:rPr>
               <w:t xml:space="preserve">FK →</w:t>
             </w:r>
             <w:r>
+              <w:rPr>
+                <w:rFonts w:ascii="Calibri" w:hAnsi="Calibri"/>
+                <w:sz w:val="18"/>
+              </w:rPr>
               <w:t xml:space="preserve"> </w:t>
             </w:r>
             <w:r>
               <w:rPr>
                 <w:rStyle w:val="VerbatimChar"/>
+                <w:rFonts w:ascii="Calibri" w:hAnsi="Calibri"/>
+                <w:sz w:val="18"/>
               </w:rPr>
               <w:t xml:space="preserve">account</w:t>
             </w:r>
             <w:r>
+              <w:rPr>
+                <w:rFonts w:ascii="Calibri" w:hAnsi="Calibri"/>
+                <w:sz w:val="18"/>
+              </w:rPr>
               <w:t xml:space="preserve"> </w:t>
             </w:r>
             <w:r>
+              <w:rPr>
+                <w:rFonts w:ascii="Calibri" w:hAnsi="Calibri"/>
+                <w:sz w:val="18"/>
+              </w:rPr>
               <w:t xml:space="preserve">(required)</w:t>
             </w:r>
           </w:p>
@@ -1988,28 +3134,62 @@
       </w:tr>
       <w:tr>
         <w:tc>
-          <w:tcPr/>
+          <w:tcPr>
+            <w:tcMar>
+              <w:top w:w="40" w:type="dxa"/>
+              <w:bottom w:w="40" w:type="dxa"/>
+              <w:left w:w="60" w:type="dxa"/>
+              <w:right w:w="60" w:type="dxa"/>
+            </w:tcMar>
+            <w:tcMar>
+              <w:top w:w="40" w:type="dxa"/>
+              <w:bottom w:w="40" w:type="dxa"/>
+              <w:left w:w="60" w:type="dxa"/>
+              <w:right w:w="60" w:type="dxa"/>
+            </w:tcMar>
+          </w:tcPr>
           <w:p>
             <w:pPr>
               <w:pStyle w:val="Compact"/>
+              <w:spacing w:before="0" w:after="40" w:line="264" w:lineRule="auto"/>
               <w:jc w:val="left"/>
             </w:pPr>
             <w:r>
               <w:rPr>
                 <w:rStyle w:val="VerbatimChar"/>
+                <w:rFonts w:ascii="Calibri" w:hAnsi="Calibri"/>
+                <w:sz w:val="18"/>
               </w:rPr>
               <w:t xml:space="preserve">transaction_type</w:t>
             </w:r>
           </w:p>
         </w:tc>
         <w:tc>
-          <w:tcPr/>
+          <w:tcPr>
+            <w:tcMar>
+              <w:top w:w="40" w:type="dxa"/>
+              <w:bottom w:w="40" w:type="dxa"/>
+              <w:left w:w="60" w:type="dxa"/>
+              <w:right w:w="60" w:type="dxa"/>
+            </w:tcMar>
+            <w:tcMar>
+              <w:top w:w="40" w:type="dxa"/>
+              <w:bottom w:w="40" w:type="dxa"/>
+              <w:left w:w="60" w:type="dxa"/>
+              <w:right w:w="60" w:type="dxa"/>
+            </w:tcMar>
+          </w:tcPr>
           <w:p>
             <w:pPr>
               <w:pStyle w:val="Compact"/>
+              <w:spacing w:before="0" w:after="40" w:line="264" w:lineRule="auto"/>
               <w:jc w:val="left"/>
             </w:pPr>
             <w:r>
+              <w:rPr>
+                <w:rFonts w:ascii="Calibri" w:hAnsi="Calibri"/>
+                <w:sz w:val="18"/>
+              </w:rPr>
               <w:t xml:space="preserve">Enum string: CREDIT, DEBIT</w:t>
             </w:r>
           </w:p>
@@ -2017,28 +3197,62 @@
       </w:tr>
       <w:tr>
         <w:tc>
-          <w:tcPr/>
+          <w:tcPr>
+            <w:tcMar>
+              <w:top w:w="40" w:type="dxa"/>
+              <w:bottom w:w="40" w:type="dxa"/>
+              <w:left w:w="60" w:type="dxa"/>
+              <w:right w:w="60" w:type="dxa"/>
+            </w:tcMar>
+            <w:tcMar>
+              <w:top w:w="40" w:type="dxa"/>
+              <w:bottom w:w="40" w:type="dxa"/>
+              <w:left w:w="60" w:type="dxa"/>
+              <w:right w:w="60" w:type="dxa"/>
+            </w:tcMar>
+          </w:tcPr>
           <w:p>
             <w:pPr>
               <w:pStyle w:val="Compact"/>
+              <w:spacing w:before="0" w:after="40" w:line="264" w:lineRule="auto"/>
               <w:jc w:val="left"/>
             </w:pPr>
             <w:r>
               <w:rPr>
                 <w:rStyle w:val="VerbatimChar"/>
+                <w:rFonts w:ascii="Calibri" w:hAnsi="Calibri"/>
+                <w:sz w:val="18"/>
               </w:rPr>
               <w:t xml:space="preserve">amount</w:t>
             </w:r>
           </w:p>
         </w:tc>
         <w:tc>
-          <w:tcPr/>
+          <w:tcPr>
+            <w:tcMar>
+              <w:top w:w="40" w:type="dxa"/>
+              <w:bottom w:w="40" w:type="dxa"/>
+              <w:left w:w="60" w:type="dxa"/>
+              <w:right w:w="60" w:type="dxa"/>
+            </w:tcMar>
+            <w:tcMar>
+              <w:top w:w="40" w:type="dxa"/>
+              <w:bottom w:w="40" w:type="dxa"/>
+              <w:left w:w="60" w:type="dxa"/>
+              <w:right w:w="60" w:type="dxa"/>
+            </w:tcMar>
+          </w:tcPr>
           <w:p>
             <w:pPr>
               <w:pStyle w:val="Compact"/>
+              <w:spacing w:before="0" w:after="40" w:line="264" w:lineRule="auto"/>
               <w:jc w:val="left"/>
             </w:pPr>
             <w:r>
+              <w:rPr>
+                <w:rFonts w:ascii="Calibri" w:hAnsi="Calibri"/>
+                <w:sz w:val="18"/>
+              </w:rPr>
               <w:t xml:space="preserve">&gt; 0; precision 19,2</w:t>
             </w:r>
           </w:p>
@@ -2046,34 +3260,76 @@
       </w:tr>
       <w:tr>
         <w:tc>
-          <w:tcPr/>
+          <w:tcPr>
+            <w:tcMar>
+              <w:top w:w="40" w:type="dxa"/>
+              <w:bottom w:w="40" w:type="dxa"/>
+              <w:left w:w="60" w:type="dxa"/>
+              <w:right w:w="60" w:type="dxa"/>
+            </w:tcMar>
+            <w:tcMar>
+              <w:top w:w="40" w:type="dxa"/>
+              <w:bottom w:w="40" w:type="dxa"/>
+              <w:left w:w="60" w:type="dxa"/>
+              <w:right w:w="60" w:type="dxa"/>
+            </w:tcMar>
+          </w:tcPr>
           <w:p>
             <w:pPr>
               <w:pStyle w:val="Compact"/>
+              <w:spacing w:before="0" w:after="40" w:line="264" w:lineRule="auto"/>
               <w:jc w:val="left"/>
             </w:pPr>
             <w:r>
               <w:rPr>
                 <w:rStyle w:val="VerbatimChar"/>
+                <w:rFonts w:ascii="Calibri" w:hAnsi="Calibri"/>
+                <w:sz w:val="18"/>
               </w:rPr>
               <w:t xml:space="preserve">balance_after</w:t>
             </w:r>
           </w:p>
         </w:tc>
         <w:tc>
-          <w:tcPr/>
+          <w:tcPr>
+            <w:tcMar>
+              <w:top w:w="40" w:type="dxa"/>
+              <w:bottom w:w="40" w:type="dxa"/>
+              <w:left w:w="60" w:type="dxa"/>
+              <w:right w:w="60" w:type="dxa"/>
+            </w:tcMar>
+            <w:tcMar>
+              <w:top w:w="40" w:type="dxa"/>
+              <w:bottom w:w="40" w:type="dxa"/>
+              <w:left w:w="60" w:type="dxa"/>
+              <w:right w:w="60" w:type="dxa"/>
+            </w:tcMar>
+          </w:tcPr>
           <w:p>
             <w:pPr>
               <w:pStyle w:val="Compact"/>
+              <w:spacing w:before="0" w:after="40" w:line="264" w:lineRule="auto"/>
               <w:jc w:val="left"/>
             </w:pPr>
             <w:r>
+              <w:rPr>
+                <w:rFonts w:ascii="Calibri" w:hAnsi="Calibri"/>
+                <w:sz w:val="18"/>
+              </w:rPr>
               <w:t xml:space="preserve">Account ledger balance after</w:t>
             </w:r>
             <w:r>
+              <w:rPr>
+                <w:rFonts w:ascii="Calibri" w:hAnsi="Calibri"/>
+                <w:sz w:val="18"/>
+              </w:rPr>
               <w:t xml:space="preserve"> </w:t>
             </w:r>
             <w:r>
+              <w:rPr>
+                <w:rFonts w:ascii="Calibri" w:hAnsi="Calibri"/>
+                <w:sz w:val="18"/>
+              </w:rPr>
               <w:t xml:space="preserve">posting</w:t>
             </w:r>
           </w:p>
@@ -2081,28 +3337,62 @@
       </w:tr>
       <w:tr>
         <w:tc>
-          <w:tcPr/>
+          <w:tcPr>
+            <w:tcMar>
+              <w:top w:w="40" w:type="dxa"/>
+              <w:bottom w:w="40" w:type="dxa"/>
+              <w:left w:w="60" w:type="dxa"/>
+              <w:right w:w="60" w:type="dxa"/>
+            </w:tcMar>
+            <w:tcMar>
+              <w:top w:w="40" w:type="dxa"/>
+              <w:bottom w:w="40" w:type="dxa"/>
+              <w:left w:w="60" w:type="dxa"/>
+              <w:right w:w="60" w:type="dxa"/>
+            </w:tcMar>
+          </w:tcPr>
           <w:p>
             <w:pPr>
               <w:pStyle w:val="Compact"/>
+              <w:spacing w:before="0" w:after="40" w:line="264" w:lineRule="auto"/>
               <w:jc w:val="left"/>
             </w:pPr>
             <w:r>
               <w:rPr>
                 <w:rStyle w:val="VerbatimChar"/>
+                <w:rFonts w:ascii="Calibri" w:hAnsi="Calibri"/>
+                <w:sz w:val="18"/>
               </w:rPr>
               <w:t xml:space="preserve">currency_code</w:t>
             </w:r>
           </w:p>
         </w:tc>
         <w:tc>
-          <w:tcPr/>
+          <w:tcPr>
+            <w:tcMar>
+              <w:top w:w="40" w:type="dxa"/>
+              <w:bottom w:w="40" w:type="dxa"/>
+              <w:left w:w="60" w:type="dxa"/>
+              <w:right w:w="60" w:type="dxa"/>
+            </w:tcMar>
+            <w:tcMar>
+              <w:top w:w="40" w:type="dxa"/>
+              <w:bottom w:w="40" w:type="dxa"/>
+              <w:left w:w="60" w:type="dxa"/>
+              <w:right w:w="60" w:type="dxa"/>
+            </w:tcMar>
+          </w:tcPr>
           <w:p>
             <w:pPr>
               <w:pStyle w:val="Compact"/>
+              <w:spacing w:before="0" w:after="40" w:line="264" w:lineRule="auto"/>
               <w:jc w:val="left"/>
             </w:pPr>
             <w:r>
+              <w:rPr>
+                <w:rFonts w:ascii="Calibri" w:hAnsi="Calibri"/>
+                <w:sz w:val="18"/>
+              </w:rPr>
               <w:t xml:space="preserve">Copied from account (length 3)</w:t>
             </w:r>
           </w:p>
@@ -2110,28 +3400,62 @@
       </w:tr>
       <w:tr>
         <w:tc>
-          <w:tcPr/>
+          <w:tcPr>
+            <w:tcMar>
+              <w:top w:w="40" w:type="dxa"/>
+              <w:bottom w:w="40" w:type="dxa"/>
+              <w:left w:w="60" w:type="dxa"/>
+              <w:right w:w="60" w:type="dxa"/>
+            </w:tcMar>
+            <w:tcMar>
+              <w:top w:w="40" w:type="dxa"/>
+              <w:bottom w:w="40" w:type="dxa"/>
+              <w:left w:w="60" w:type="dxa"/>
+              <w:right w:w="60" w:type="dxa"/>
+            </w:tcMar>
+          </w:tcPr>
           <w:p>
             <w:pPr>
               <w:pStyle w:val="Compact"/>
+              <w:spacing w:before="0" w:after="40" w:line="264" w:lineRule="auto"/>
               <w:jc w:val="left"/>
             </w:pPr>
             <w:r>
               <w:rPr>
                 <w:rStyle w:val="VerbatimChar"/>
+                <w:rFonts w:ascii="Calibri" w:hAnsi="Calibri"/>
+                <w:sz w:val="18"/>
               </w:rPr>
               <w:t xml:space="preserve">narration</w:t>
             </w:r>
           </w:p>
         </w:tc>
         <w:tc>
-          <w:tcPr/>
+          <w:tcPr>
+            <w:tcMar>
+              <w:top w:w="40" w:type="dxa"/>
+              <w:bottom w:w="40" w:type="dxa"/>
+              <w:left w:w="60" w:type="dxa"/>
+              <w:right w:w="60" w:type="dxa"/>
+            </w:tcMar>
+            <w:tcMar>
+              <w:top w:w="40" w:type="dxa"/>
+              <w:bottom w:w="40" w:type="dxa"/>
+              <w:left w:w="60" w:type="dxa"/>
+              <w:right w:w="60" w:type="dxa"/>
+            </w:tcMar>
+          </w:tcPr>
           <w:p>
             <w:pPr>
               <w:pStyle w:val="Compact"/>
+              <w:spacing w:before="0" w:after="40" w:line="264" w:lineRule="auto"/>
               <w:jc w:val="left"/>
             </w:pPr>
             <w:r>
+              <w:rPr>
+                <w:rFonts w:ascii="Calibri" w:hAnsi="Calibri"/>
+                <w:sz w:val="18"/>
+              </w:rPr>
               <w:t xml:space="preserve">Optional text</w:t>
             </w:r>
           </w:p>
@@ -2139,36 +3463,76 @@
       </w:tr>
       <w:tr>
         <w:tc>
-          <w:tcPr/>
+          <w:tcPr>
+            <w:tcMar>
+              <w:top w:w="40" w:type="dxa"/>
+              <w:bottom w:w="40" w:type="dxa"/>
+              <w:left w:w="60" w:type="dxa"/>
+              <w:right w:w="60" w:type="dxa"/>
+            </w:tcMar>
+            <w:tcMar>
+              <w:top w:w="40" w:type="dxa"/>
+              <w:bottom w:w="40" w:type="dxa"/>
+              <w:left w:w="60" w:type="dxa"/>
+              <w:right w:w="60" w:type="dxa"/>
+            </w:tcMar>
+          </w:tcPr>
           <w:p>
             <w:pPr>
               <w:pStyle w:val="Compact"/>
+              <w:spacing w:before="0" w:after="40" w:line="264" w:lineRule="auto"/>
               <w:jc w:val="left"/>
             </w:pPr>
             <w:r>
               <w:rPr>
                 <w:rStyle w:val="VerbatimChar"/>
+                <w:rFonts w:ascii="Calibri" w:hAnsi="Calibri"/>
+                <w:sz w:val="18"/>
               </w:rPr>
               <w:t xml:space="preserve">created_at</w:t>
             </w:r>
           </w:p>
         </w:tc>
         <w:tc>
-          <w:tcPr/>
+          <w:tcPr>
+            <w:tcMar>
+              <w:top w:w="40" w:type="dxa"/>
+              <w:bottom w:w="40" w:type="dxa"/>
+              <w:left w:w="60" w:type="dxa"/>
+              <w:right w:w="60" w:type="dxa"/>
+            </w:tcMar>
+            <w:tcMar>
+              <w:top w:w="40" w:type="dxa"/>
+              <w:bottom w:w="40" w:type="dxa"/>
+              <w:left w:w="60" w:type="dxa"/>
+              <w:right w:w="60" w:type="dxa"/>
+            </w:tcMar>
+          </w:tcPr>
           <w:p>
             <w:pPr>
               <w:pStyle w:val="Compact"/>
+              <w:spacing w:before="0" w:after="40" w:line="264" w:lineRule="auto"/>
               <w:jc w:val="left"/>
             </w:pPr>
             <w:r>
+              <w:rPr>
+                <w:rFonts w:ascii="Calibri" w:hAnsi="Calibri"/>
+                <w:sz w:val="18"/>
+              </w:rPr>
               <w:t xml:space="preserve">Set in</w:t>
             </w:r>
             <w:r>
+              <w:rPr>
+                <w:rFonts w:ascii="Calibri" w:hAnsi="Calibri"/>
+                <w:sz w:val="18"/>
+              </w:rPr>
               <w:t xml:space="preserve"> </w:t>
             </w:r>
             <w:r>
               <w:rPr>
                 <w:rStyle w:val="VerbatimChar"/>
+                <w:rFonts w:ascii="Calibri" w:hAnsi="Calibri"/>
+                <w:sz w:val="18"/>
               </w:rPr>
               <w:t xml:space="preserve">@PrePersist</w:t>
             </w:r>
@@ -2177,28 +3541,62 @@
       </w:tr>
       <w:tr>
         <w:tc>
-          <w:tcPr/>
+          <w:tcPr>
+            <w:tcMar>
+              <w:top w:w="40" w:type="dxa"/>
+              <w:bottom w:w="40" w:type="dxa"/>
+              <w:left w:w="60" w:type="dxa"/>
+              <w:right w:w="60" w:type="dxa"/>
+            </w:tcMar>
+            <w:tcMar>
+              <w:top w:w="40" w:type="dxa"/>
+              <w:bottom w:w="40" w:type="dxa"/>
+              <w:left w:w="60" w:type="dxa"/>
+              <w:right w:w="60" w:type="dxa"/>
+            </w:tcMar>
+          </w:tcPr>
           <w:p>
             <w:pPr>
               <w:pStyle w:val="Compact"/>
+              <w:spacing w:before="0" w:after="40" w:line="264" w:lineRule="auto"/>
               <w:jc w:val="left"/>
             </w:pPr>
             <w:r>
               <w:rPr>
                 <w:rStyle w:val="VerbatimChar"/>
+                <w:rFonts w:ascii="Calibri" w:hAnsi="Calibri"/>
+                <w:sz w:val="18"/>
               </w:rPr>
               <w:t xml:space="preserve">created_by</w:t>
             </w:r>
           </w:p>
         </w:tc>
         <w:tc>
-          <w:tcPr/>
+          <w:tcPr>
+            <w:tcMar>
+              <w:top w:w="40" w:type="dxa"/>
+              <w:bottom w:w="40" w:type="dxa"/>
+              <w:left w:w="60" w:type="dxa"/>
+              <w:right w:w="60" w:type="dxa"/>
+            </w:tcMar>
+            <w:tcMar>
+              <w:top w:w="40" w:type="dxa"/>
+              <w:bottom w:w="40" w:type="dxa"/>
+              <w:left w:w="60" w:type="dxa"/>
+              <w:right w:w="60" w:type="dxa"/>
+            </w:tcMar>
+          </w:tcPr>
           <w:p>
             <w:pPr>
               <w:pStyle w:val="Compact"/>
+              <w:spacing w:before="0" w:after="40" w:line="264" w:lineRule="auto"/>
               <w:jc w:val="left"/>
             </w:pPr>
             <w:r>
+              <w:rPr>
+                <w:rFonts w:ascii="Calibri" w:hAnsi="Calibri"/>
+                <w:sz w:val="18"/>
+              </w:rPr>
               <w:t xml:space="preserve">Staff username when provided</w:t>
             </w:r>
           </w:p>
@@ -2253,6 +3651,8 @@
     <w:p>
       <w:pPr>
         <w:pStyle w:val="FirstParagraph"/>
+        <w:spacing w:after="160" w:line="276" w:lineRule="auto"/>
+        <w:jc w:val="left"/>
       </w:pPr>
       <w:r>
         <w:t xml:space="preserve">Portal payees (</w:t>
@@ -2310,6 +3710,8 @@
     <w:p>
       <w:pPr>
         <w:pStyle w:val="FirstParagraph"/>
+        <w:spacing w:after="160" w:line="276" w:lineRule="auto"/>
+        <w:jc w:val="left"/>
       </w:pPr>
       <w:r>
         <w:t xml:space="preserve">Portal transfers awaiting or after staff resolution (</w:t>
@@ -2376,6 +3778,8 @@
     <w:p>
       <w:pPr>
         <w:pStyle w:val="FirstParagraph"/>
+        <w:spacing w:after="160" w:line="276" w:lineRule="auto"/>
+        <w:jc w:val="left"/>
       </w:pPr>
       <w:r>
         <w:t xml:space="preserve">Activity trail — see</w:t>
@@ -2438,6 +3842,8 @@
     <w:p>
       <w:pPr>
         <w:pStyle w:val="FirstParagraph"/>
+        <w:spacing w:after="160" w:line="276" w:lineRule="auto"/>
+        <w:jc w:val="left"/>
       </w:pPr>
       <w:r>
         <w:t xml:space="preserve">Used by</w:t>
@@ -2462,7 +3868,7 @@
       </w:r>
     </w:p>
     <w:bookmarkEnd w:id="21"/>
-    <w:bookmarkStart w:id="22" w:name="not-present-planned"/>
+    <w:bookmarkStart w:id="23" w:name="not-present-planned"/>
     <w:p>
       <w:pPr>
         <w:pStyle w:val="Heading2"/>
@@ -2474,6 +3880,8 @@
     <w:p>
       <w:pPr>
         <w:pStyle w:val="FirstParagraph"/>
+        <w:spacing w:after="160" w:line="276" w:lineRule="auto"/>
+        <w:jc w:val="left"/>
       </w:pPr>
       <w:r>
         <w:t xml:space="preserve">No tables yet for:</w:t>
@@ -2512,11 +3920,96 @@
         <w:t xml:space="preserve"> </w:t>
       </w:r>
       <w:r>
-        <w:t xml:space="preserve">plan), rate-limit store (Redis), shard metadata.</w:t>
+        <w:t xml:space="preserve">plan), shard metadata tables.</w:t>
       </w:r>
     </w:p>
-    <w:bookmarkEnd w:id="22"/>
-    <w:bookmarkStart w:id="23" w:name="migration-notes"/>
+    <w:p>
+      <w:pPr>
+        <w:pStyle w:val="BodyText"/>
+      </w:pPr>
+      <w:r>
+        <w:rPr>
+          <w:b/>
+          <w:bCs/>
+        </w:rPr>
+        <w:t xml:space="preserve">Note:</w:t>
+      </w:r>
+      <w:r>
+        <w:t xml:space="preserve"> </w:t>
+      </w:r>
+      <w:r>
+        <w:t xml:space="preserve">Rate-limit and entity</w:t>
+      </w:r>
+      <w:r>
+        <w:t xml:space="preserve"> </w:t>
+      </w:r>
+      <w:r>
+        <w:rPr>
+          <w:b/>
+          <w:bCs/>
+        </w:rPr>
+        <w:t xml:space="preserve">cache</w:t>
+      </w:r>
+      <w:r>
+        <w:t xml:space="preserve"> </w:t>
+      </w:r>
+      <w:r>
+        <w:t xml:space="preserve">use</w:t>
+      </w:r>
+      <w:r>
+        <w:t xml:space="preserve"> </w:t>
+      </w:r>
+      <w:r>
+        <w:rPr>
+          <w:b/>
+          <w:bCs/>
+        </w:rPr>
+        <w:t xml:space="preserve">Redis</w:t>
+      </w:r>
+      <w:r>
+        <w:t xml:space="preserve"> </w:t>
+      </w:r>
+      <w:r>
+        <w:t xml:space="preserve">(not Postgres</w:t>
+      </w:r>
+      <w:r>
+        <w:t xml:space="preserve"> </w:t>
+      </w:r>
+      <w:r>
+        <w:t xml:space="preserve">tables). Read-replica lab uses a second database</w:t>
+      </w:r>
+      <w:r>
+        <w:t xml:space="preserve"> </w:t>
+      </w:r>
+      <w:r>
+        <w:rPr>
+          <w:rStyle w:val="VerbatimChar"/>
+        </w:rPr>
+        <w:t xml:space="preserve">bankone_read</w:t>
+      </w:r>
+      <w:r>
+        <w:t xml:space="preserve">. See</w:t>
+      </w:r>
+      <w:r>
+        <w:t xml:space="preserve"> </w:t>
+      </w:r>
+      <w:hyperlink r:id="rId22">
+        <w:r>
+          <w:rPr>
+            <w:rStyle w:val="Hyperlink"/>
+          </w:rPr>
+          <w:t xml:space="preserve">MODULES/Caching.md</w:t>
+        </w:r>
+      </w:hyperlink>
+      <w:r>
+        <w:t xml:space="preserve"> </w:t>
+      </w:r>
+      <w:r>
+        <w:t xml:space="preserve">and ARCHITECTURE.</w:t>
+      </w:r>
+    </w:p>
+    <w:bookmarkEnd w:id="23"/>
+    <w:bookmarkStart w:id="24" w:name="migration-notes"/>
     <w:p>
       <w:pPr>
         <w:pStyle w:val="Heading2"/>
@@ -2528,6 +4021,8 @@
     <w:p>
       <w:pPr>
         <w:pStyle w:val="FirstParagraph"/>
+        <w:spacing w:after="160" w:line="276" w:lineRule="auto"/>
+        <w:jc w:val="left"/>
       </w:pPr>
       <w:r>
         <w:t xml:space="preserve">Changing entity fields with</w:t>
@@ -2560,8 +4055,8 @@
         <w:t xml:space="preserve">EXTENSION_GUIDE and TECH_LEARNING_PLAN).</w:t>
       </w:r>
     </w:p>
-    <w:bookmarkEnd w:id="23"/>
     <w:bookmarkEnd w:id="24"/>
+    <w:bookmarkEnd w:id="25"/>
     <w:sectPr>
       <w:pgSz w:h="16838" w:w="11906"/>
       <w:pgMar w:bottom="1134" w:footer="720" w:gutter="0" w:header="720" w:left="1247" w:right="1247" w:top="1134"/>
